--- a/Doc1.docx
+++ b/Doc1.docx
@@ -412,123 +412,1047 @@
           <w:rFonts w:hint="cs"/>
           <w:rtl/>
         </w:rPr>
-        <w:t>قابل تنظیم باشد و کاربر فقط بتواند تعداد سطوح تفضیلی را مشخص کند که تعداد سطوح تفضیلی ، یک سطح باشد و فقط شامل تفضیلی 1 بش</w:t>
-      </w:r>
+        <w:t xml:space="preserve">قابل تنظیم باشد و کاربر فقط بتواند تعداد سطوح تفضیلی را مشخص کند که تعداد سطوح تفضیلی ، یک سطح باشد و فقط شامل تفضیلی 1 </w:t>
+      </w:r>
+      <w:r>
+        <w:rPr>
+          <w:rFonts w:hint="cs"/>
+          <w:rtl/>
+        </w:rPr>
+        <w:t>(</w:t>
+      </w:r>
+      <w:r>
+        <w:rPr>
+          <w:rFonts w:hint="cs"/>
+          <w:rtl/>
+        </w:rPr>
+        <w:t>با طول کد</w:t>
+      </w:r>
+      <w:r>
+        <w:rPr>
+          <w:rFonts w:hint="cs"/>
+          <w:rtl/>
+        </w:rPr>
+        <w:t xml:space="preserve"> حداکثر 6 رقم ) </w:t>
+      </w:r>
+      <w:r>
+        <w:rPr>
+          <w:rFonts w:hint="cs"/>
+          <w:rtl/>
+        </w:rPr>
+        <w:t xml:space="preserve"> و یا </w:t>
+      </w:r>
+      <w:r>
+        <w:rPr>
+          <w:rFonts w:hint="cs"/>
+          <w:rtl/>
+        </w:rPr>
+        <w:t>تعداد سطوح تفضیلی</w:t>
+      </w:r>
+      <w:r>
+        <w:rPr>
+          <w:rFonts w:hint="cs"/>
+          <w:rtl/>
+        </w:rPr>
+        <w:t xml:space="preserve"> ، دو سطح باشد و شامل تفضیلی 1 </w:t>
+      </w:r>
+      <w:r>
+        <w:rPr>
+          <w:rFonts w:hint="cs"/>
+          <w:rtl/>
+        </w:rPr>
+        <w:t xml:space="preserve">(با طول کد حداکثر 6 رقم )  </w:t>
+      </w:r>
+      <w:r>
+        <w:rPr>
+          <w:rFonts w:hint="cs"/>
+          <w:rtl/>
+        </w:rPr>
+        <w:t xml:space="preserve">و تفضیلی 2 </w:t>
+      </w:r>
+      <w:r>
+        <w:rPr>
+          <w:rFonts w:hint="cs"/>
+          <w:rtl/>
+        </w:rPr>
+        <w:t xml:space="preserve">(با طول کد حداکثر 6 رقم )  </w:t>
+      </w:r>
+      <w:r>
+        <w:rPr>
+          <w:rFonts w:hint="cs"/>
+          <w:rtl/>
+        </w:rPr>
+        <w:t xml:space="preserve">بشود و یا </w:t>
+      </w:r>
+      <w:r>
+        <w:rPr>
+          <w:rFonts w:hint="cs"/>
+          <w:rtl/>
+        </w:rPr>
+        <w:t>تعداد سطوح تفضیلی</w:t>
+      </w:r>
+      <w:r>
+        <w:rPr>
+          <w:rFonts w:hint="cs"/>
+          <w:rtl/>
+        </w:rPr>
+        <w:t xml:space="preserve"> سه سطح باشد و شامل </w:t>
+      </w:r>
+      <w:r>
+        <w:rPr>
+          <w:rFonts w:hint="cs"/>
+          <w:rtl/>
+        </w:rPr>
+        <w:t xml:space="preserve">تفضیلی 1 </w:t>
+      </w:r>
+      <w:r>
+        <w:rPr>
+          <w:rFonts w:hint="cs"/>
+          <w:rtl/>
+        </w:rPr>
+        <w:t xml:space="preserve">(با طول کد حداکثر 6 رقم )  </w:t>
+      </w:r>
+      <w:r>
+        <w:rPr>
+          <w:rFonts w:hint="cs"/>
+          <w:rtl/>
+        </w:rPr>
+        <w:t>و تفضیلی 2</w:t>
+      </w:r>
+      <w:r>
+        <w:rPr>
+          <w:rFonts w:hint="cs"/>
+          <w:rtl/>
+        </w:rPr>
+        <w:t xml:space="preserve"> </w:t>
+      </w:r>
+      <w:r>
+        <w:rPr>
+          <w:rFonts w:hint="cs"/>
+          <w:rtl/>
+        </w:rPr>
+        <w:t xml:space="preserve">(با طول کد حداکثر 6 رقم )  </w:t>
+      </w:r>
+      <w:r>
+        <w:rPr>
+          <w:rFonts w:hint="cs"/>
+          <w:rtl/>
+        </w:rPr>
+        <w:t xml:space="preserve">و تفضیلی 3 </w:t>
+      </w:r>
+      <w:r>
+        <w:rPr>
+          <w:rFonts w:hint="cs"/>
+          <w:rtl/>
+        </w:rPr>
+        <w:t xml:space="preserve">(با طول کد حداکثر 6 رقم )  </w:t>
+      </w:r>
+      <w:r>
+        <w:rPr>
+          <w:rFonts w:hint="cs"/>
+          <w:rtl/>
+        </w:rPr>
+        <w:t xml:space="preserve">بشود </w:t>
+      </w:r>
+      <w:r>
+        <w:rPr>
+          <w:rFonts w:hint="cs"/>
+          <w:rtl/>
+        </w:rPr>
+        <w:t>و کامبوباکس نوع سرفصل های مورد استفاده رو هم دیگر بردار ، و همه شرکتها از سرفصل های پیش فرض که تحت شرایطی قابل ویرایش هم خواهند بود ، استفاده خواهند کرد و فیلدهای کد اقتصادی و شناسه ملی رو هم از اینجا بردار ، چون در بخش تعریف شرکتها همین فیلدها رو داریم</w:t>
+      </w:r>
+    </w:p>
+    <w:p>
+      <w:pPr>
+        <w:tabs>
+          <w:tab w:val="left" w:pos="3646"/>
+        </w:tabs>
+        <w:bidi/>
+        <w:rPr>
+          <w:rtl/>
+        </w:rPr>
+      </w:pPr>
+      <w:r>
+        <w:rPr>
+          <w:rFonts w:hint="cs"/>
+          <w:rtl/>
+        </w:rPr>
+        <w:t>99999999999999999999999999999</w:t>
+      </w:r>
+      <w:r>
+        <w:rPr>
+          <w:rtl/>
+        </w:rPr>
+        <w:tab/>
+      </w:r>
+    </w:p>
+    <w:p>
+      <w:pPr>
+        <w:tabs>
+          <w:tab w:val="left" w:pos="3646"/>
+        </w:tabs>
+        <w:bidi/>
+        <w:rPr>
+          <w:rFonts w:hint="cs"/>
+          <w:rtl/>
+        </w:rPr>
+      </w:pPr>
+      <w:r>
+        <w:rPr>
+          <w:rFonts w:hint="cs"/>
+          <w:rtl/>
+        </w:rPr>
+        <w:t>در این صفحه تصویر اول</w:t>
+      </w:r>
+    </w:p>
+    <w:p>
+      <w:pPr>
+        <w:tabs>
+          <w:tab w:val="left" w:pos="3646"/>
+        </w:tabs>
+        <w:bidi/>
+        <w:rPr>
+          <w:rtl/>
+        </w:rPr>
+      </w:pPr>
+      <w:r>
+        <w:rPr>
+          <w:noProof/>
+        </w:rPr>
+        <w:lastRenderedPageBreak/>
+        <w:drawing>
+          <wp:inline distT="0" distB="0" distL="0" distR="0" wp14:anchorId="4E794F7D" wp14:editId="24139AEC">
+            <wp:extent cx="5943600" cy="3341370"/>
+            <wp:effectExtent l="0" t="0" r="0" b="0"/>
+            <wp:docPr id="3" name="Picture 3"/>
+            <wp:cNvGraphicFramePr>
+              <a:graphicFrameLocks xmlns:a="http://schemas.openxmlformats.org/drawingml/2006/main" noChangeAspect="1"/>
+            </wp:cNvGraphicFramePr>
+            <a:graphic xmlns:a="http://schemas.openxmlformats.org/drawingml/2006/main">
+              <a:graphicData uri="http://schemas.openxmlformats.org/drawingml/2006/picture">
+                <pic:pic xmlns:pic="http://schemas.openxmlformats.org/drawingml/2006/picture">
+                  <pic:nvPicPr>
+                    <pic:cNvPr id="1" name=""/>
+                    <pic:cNvPicPr/>
+                  </pic:nvPicPr>
+                  <pic:blipFill>
+                    <a:blip r:embed="rId8"/>
+                    <a:stretch>
+                      <a:fillRect/>
+                    </a:stretch>
+                  </pic:blipFill>
+                  <pic:spPr>
+                    <a:xfrm>
+                      <a:off x="0" y="0"/>
+                      <a:ext cx="5943600" cy="3341370"/>
+                    </a:xfrm>
+                    <a:prstGeom prst="rect">
+                      <a:avLst/>
+                    </a:prstGeom>
+                  </pic:spPr>
+                </pic:pic>
+              </a:graphicData>
+            </a:graphic>
+          </wp:inline>
+        </w:drawing>
+      </w:r>
+    </w:p>
+    <w:p>
+      <w:pPr>
+        <w:tabs>
+          <w:tab w:val="left" w:pos="3646"/>
+        </w:tabs>
+        <w:bidi/>
+        <w:rPr>
+          <w:rtl/>
+        </w:rPr>
+      </w:pPr>
+      <w:r>
+        <w:rPr>
+          <w:rFonts w:hint="cs"/>
+          <w:rtl/>
+        </w:rPr>
+        <w:t>می خوام که اگر</w:t>
+      </w:r>
+      <w:r>
+        <w:rPr>
+          <w:rFonts w:hint="cs"/>
+          <w:rtl/>
+        </w:rPr>
+        <w:t xml:space="preserve"> در یک سطح سرفصل حسابها ، تعداد ارقام</w:t>
+      </w:r>
+      <w:r>
+        <w:rPr>
+          <w:rFonts w:hint="cs"/>
+          <w:rtl/>
+        </w:rPr>
+        <w:t xml:space="preserve"> کد وارد شده </w:t>
+      </w:r>
+      <w:r>
+        <w:rPr>
+          <w:rFonts w:hint="cs"/>
+          <w:rtl/>
+        </w:rPr>
+        <w:t>برای یک سطح ، کمتر از تعداد ارقام مشخص شده در طول کد برای این سطح بود ، سمت چپ ارقام وارد شده توسط کاربر با تعداد مناسبی از کاراکتر "0" پر بشه تا تعداد ارقام کد به تعداد تنظیم شده در قسمت طول کد برسه</w:t>
+      </w:r>
+    </w:p>
+    <w:p>
+      <w:pPr>
+        <w:tabs>
+          <w:tab w:val="left" w:pos="3646"/>
+        </w:tabs>
+        <w:bidi/>
+        <w:rPr>
+          <w:rtl/>
+        </w:rPr>
+      </w:pPr>
+      <w:r>
+        <w:rPr>
+          <w:rFonts w:hint="cs"/>
+          <w:rtl/>
+        </w:rPr>
+        <w:t>999999999999999999999999999</w:t>
+      </w:r>
+    </w:p>
+    <w:p>
+      <w:pPr>
+        <w:tabs>
+          <w:tab w:val="left" w:pos="3646"/>
+        </w:tabs>
+        <w:bidi/>
+        <w:rPr>
+          <w:rFonts w:hint="cs"/>
+          <w:rtl/>
+        </w:rPr>
+      </w:pPr>
+      <w:r>
+        <w:rPr>
+          <w:rFonts w:hint="cs"/>
+          <w:rtl/>
+        </w:rPr>
+        <w:t>الان من در سطح تفضیلی 1 ، یک سرفصل با کد "000001" ذخیره کرده ام و بعد بعنوان سطح فرزند برای این سرفصل در سطح تفضیلی 2 اقدام به ایجاد یک سرفصل جدید کرده ام و کد آن را هم "000001" گذارده ام ، ولی برنامه تحت وب نگار این پیام خطا را ، تصویر اول</w:t>
+      </w:r>
+    </w:p>
+    <w:p>
+      <w:pPr>
+        <w:tabs>
+          <w:tab w:val="left" w:pos="3646"/>
+        </w:tabs>
+        <w:bidi/>
+        <w:rPr>
+          <w:rtl/>
+        </w:rPr>
+      </w:pPr>
+      <w:r>
+        <w:rPr>
+          <w:noProof/>
+        </w:rPr>
+        <w:lastRenderedPageBreak/>
+        <w:drawing>
+          <wp:inline distT="0" distB="0" distL="0" distR="0" wp14:anchorId="5ED074B3" wp14:editId="5D655787">
+            <wp:extent cx="5943600" cy="3341370"/>
+            <wp:effectExtent l="0" t="0" r="0" b="0"/>
+            <wp:docPr id="5" name="Picture 5"/>
+            <wp:cNvGraphicFramePr>
+              <a:graphicFrameLocks xmlns:a="http://schemas.openxmlformats.org/drawingml/2006/main" noChangeAspect="1"/>
+            </wp:cNvGraphicFramePr>
+            <a:graphic xmlns:a="http://schemas.openxmlformats.org/drawingml/2006/main">
+              <a:graphicData uri="http://schemas.openxmlformats.org/drawingml/2006/picture">
+                <pic:pic xmlns:pic="http://schemas.openxmlformats.org/drawingml/2006/picture">
+                  <pic:nvPicPr>
+                    <pic:cNvPr id="1" name=""/>
+                    <pic:cNvPicPr/>
+                  </pic:nvPicPr>
+                  <pic:blipFill>
+                    <a:blip r:embed="rId9"/>
+                    <a:stretch>
+                      <a:fillRect/>
+                    </a:stretch>
+                  </pic:blipFill>
+                  <pic:spPr>
+                    <a:xfrm>
+                      <a:off x="0" y="0"/>
+                      <a:ext cx="5943600" cy="3341370"/>
+                    </a:xfrm>
+                    <a:prstGeom prst="rect">
+                      <a:avLst/>
+                    </a:prstGeom>
+                  </pic:spPr>
+                </pic:pic>
+              </a:graphicData>
+            </a:graphic>
+          </wp:inline>
+        </w:drawing>
+      </w:r>
+    </w:p>
+    <w:p>
+      <w:pPr>
+        <w:tabs>
+          <w:tab w:val="left" w:pos="3646"/>
+        </w:tabs>
+        <w:bidi/>
+        <w:rPr>
+          <w:rtl/>
+        </w:rPr>
+      </w:pPr>
+      <w:r>
+        <w:rPr>
+          <w:rFonts w:hint="cs"/>
+          <w:rtl/>
+        </w:rPr>
+        <w:t>داده است ، من می خوام که برنامه تحت وب نگار کنترل کنه که در یک سطح کد تکراری وجود نداشته باشه ولی وجود کد تکراری در سطوح مختلف اشکالی نداشته باشد و خطا نگیره</w:t>
+      </w:r>
+    </w:p>
+    <w:p>
+      <w:pPr>
+        <w:tabs>
+          <w:tab w:val="left" w:pos="3646"/>
+        </w:tabs>
+        <w:bidi/>
+        <w:rPr>
+          <w:rtl/>
+        </w:rPr>
+      </w:pPr>
+      <w:r>
+        <w:rPr>
+          <w:rFonts w:hint="cs"/>
+          <w:rtl/>
+        </w:rPr>
+        <w:t>999999999999999999999999999</w:t>
+      </w:r>
+    </w:p>
+    <w:p>
+      <w:pPr>
+        <w:tabs>
+          <w:tab w:val="left" w:pos="3646"/>
+        </w:tabs>
+        <w:bidi/>
+        <w:rPr>
+          <w:rtl/>
+        </w:rPr>
+      </w:pPr>
+      <w:r>
+        <w:rPr>
+          <w:rtl/>
+        </w:rPr>
+        <w:t>در این صفحه تصویر اول</w:t>
+      </w:r>
+    </w:p>
+    <w:p>
+      <w:pPr>
+        <w:tabs>
+          <w:tab w:val="left" w:pos="3646"/>
+        </w:tabs>
+        <w:bidi/>
+        <w:rPr>
+          <w:rtl/>
+        </w:rPr>
+      </w:pPr>
+      <w:r>
+        <w:rPr>
+          <w:noProof/>
+        </w:rPr>
+        <w:drawing>
+          <wp:inline distT="0" distB="0" distL="0" distR="0" wp14:anchorId="0E98D5F5" wp14:editId="2ABAA2EF">
+            <wp:extent cx="5943600" cy="3341370"/>
+            <wp:effectExtent l="0" t="0" r="0" b="0"/>
+            <wp:docPr id="6" name="Picture 6"/>
+            <wp:cNvGraphicFramePr>
+              <a:graphicFrameLocks xmlns:a="http://schemas.openxmlformats.org/drawingml/2006/main" noChangeAspect="1"/>
+            </wp:cNvGraphicFramePr>
+            <a:graphic xmlns:a="http://schemas.openxmlformats.org/drawingml/2006/main">
+              <a:graphicData uri="http://schemas.openxmlformats.org/drawingml/2006/picture">
+                <pic:pic xmlns:pic="http://schemas.openxmlformats.org/drawingml/2006/picture">
+                  <pic:nvPicPr>
+                    <pic:cNvPr id="1" name=""/>
+                    <pic:cNvPicPr/>
+                  </pic:nvPicPr>
+                  <pic:blipFill>
+                    <a:blip r:embed="rId10"/>
+                    <a:stretch>
+                      <a:fillRect/>
+                    </a:stretch>
+                  </pic:blipFill>
+                  <pic:spPr>
+                    <a:xfrm>
+                      <a:off x="0" y="0"/>
+                      <a:ext cx="5943600" cy="3341370"/>
+                    </a:xfrm>
+                    <a:prstGeom prst="rect">
+                      <a:avLst/>
+                    </a:prstGeom>
+                  </pic:spPr>
+                </pic:pic>
+              </a:graphicData>
+            </a:graphic>
+          </wp:inline>
+        </w:drawing>
+      </w:r>
+    </w:p>
+    <w:p>
+      <w:pPr>
+        <w:tabs>
+          <w:tab w:val="left" w:pos="3646"/>
+        </w:tabs>
+        <w:bidi/>
+        <w:rPr>
+          <w:rtl/>
+        </w:rPr>
+      </w:pPr>
+      <w:r>
+        <w:rPr>
+          <w:rFonts w:hint="cs"/>
+          <w:rtl/>
+        </w:rPr>
+        <w:lastRenderedPageBreak/>
+        <w:t>می خوام که بعد از ذخیره موفقیت آمیز سرفصل حساب ، کرسر به همون سطحی که رکورد برای اون ایجاد شده بره و همون رکورد جدیدی که ایجاد شده رو نشون بده</w:t>
+      </w:r>
+    </w:p>
+    <w:p>
+      <w:pPr>
+        <w:tabs>
+          <w:tab w:val="left" w:pos="3646"/>
+        </w:tabs>
+        <w:bidi/>
+        <w:rPr>
+          <w:rFonts w:hint="cs"/>
+          <w:rtl/>
+        </w:rPr>
+      </w:pPr>
+      <w:r>
+        <w:rPr>
+          <w:rFonts w:hint="cs"/>
+          <w:rtl/>
+        </w:rPr>
+        <w:t>999999999999999999999999999</w:t>
+      </w:r>
+    </w:p>
+    <w:p>
+      <w:pPr>
+        <w:tabs>
+          <w:tab w:val="left" w:pos="3646"/>
+        </w:tabs>
+        <w:bidi/>
+        <w:rPr>
+          <w:rFonts w:hint="cs"/>
+          <w:rtl/>
+        </w:rPr>
+      </w:pPr>
+      <w:r>
+        <w:rPr>
+          <w:rFonts w:hint="cs"/>
+          <w:rtl/>
+        </w:rPr>
+        <w:t>در این صفحه تصویر اول</w:t>
+      </w:r>
+    </w:p>
+    <w:p>
+      <w:pPr>
+        <w:tabs>
+          <w:tab w:val="left" w:pos="3646"/>
+        </w:tabs>
+        <w:bidi/>
+        <w:rPr>
+          <w:rtl/>
+        </w:rPr>
+      </w:pPr>
+      <w:r>
+        <w:rPr>
+          <w:noProof/>
+        </w:rPr>
+        <w:drawing>
+          <wp:inline distT="0" distB="0" distL="0" distR="0" wp14:anchorId="297A70B9" wp14:editId="56180D4B">
+            <wp:extent cx="5943600" cy="3341370"/>
+            <wp:effectExtent l="0" t="0" r="0" b="0"/>
+            <wp:docPr id="7" name="Picture 7"/>
+            <wp:cNvGraphicFramePr>
+              <a:graphicFrameLocks xmlns:a="http://schemas.openxmlformats.org/drawingml/2006/main" noChangeAspect="1"/>
+            </wp:cNvGraphicFramePr>
+            <a:graphic xmlns:a="http://schemas.openxmlformats.org/drawingml/2006/main">
+              <a:graphicData uri="http://schemas.openxmlformats.org/drawingml/2006/picture">
+                <pic:pic xmlns:pic="http://schemas.openxmlformats.org/drawingml/2006/picture">
+                  <pic:nvPicPr>
+                    <pic:cNvPr id="1" name=""/>
+                    <pic:cNvPicPr/>
+                  </pic:nvPicPr>
+                  <pic:blipFill>
+                    <a:blip r:embed="rId11"/>
+                    <a:stretch>
+                      <a:fillRect/>
+                    </a:stretch>
+                  </pic:blipFill>
+                  <pic:spPr>
+                    <a:xfrm>
+                      <a:off x="0" y="0"/>
+                      <a:ext cx="5943600" cy="3341370"/>
+                    </a:xfrm>
+                    <a:prstGeom prst="rect">
+                      <a:avLst/>
+                    </a:prstGeom>
+                  </pic:spPr>
+                </pic:pic>
+              </a:graphicData>
+            </a:graphic>
+          </wp:inline>
+        </w:drawing>
+      </w:r>
+    </w:p>
+    <w:p>
+      <w:pPr>
+        <w:tabs>
+          <w:tab w:val="left" w:pos="3646"/>
+        </w:tabs>
+        <w:bidi/>
+        <w:rPr>
+          <w:rtl/>
+        </w:rPr>
+      </w:pPr>
+      <w:r>
+        <w:rPr>
+          <w:rFonts w:hint="cs"/>
+          <w:rtl/>
+        </w:rPr>
+        <w:t>می خوام که قبل از ستون دکمه ویرایش ، یک ستون دکمه با متن دکمه "جدید" اضافه کنی و می خوام که با کلیک روی این دکمه در همون سطح یک کد جدید ایجاد کنم مثلا اگر سطح تفضیلی 1 هست ، در همون سطح تفضیلی 1 قسمت ایجاد کد جدید فعال بشه</w:t>
+      </w:r>
+    </w:p>
+    <w:p>
+      <w:pPr>
+        <w:tabs>
+          <w:tab w:val="left" w:pos="3646"/>
+        </w:tabs>
+        <w:bidi/>
+        <w:rPr>
+          <w:rFonts w:hint="cs"/>
+          <w:rtl/>
+        </w:rPr>
+      </w:pPr>
+      <w:r>
+        <w:rPr>
+          <w:rFonts w:hint="cs"/>
+          <w:rtl/>
+        </w:rPr>
+        <w:t>9999999999999999999999</w:t>
+      </w:r>
+    </w:p>
+    <w:p>
+      <w:pPr>
+        <w:tabs>
+          <w:tab w:val="left" w:pos="3646"/>
+        </w:tabs>
+        <w:bidi/>
+        <w:rPr>
+          <w:rFonts w:hint="cs"/>
+          <w:rtl/>
+        </w:rPr>
+      </w:pPr>
+      <w:r>
+        <w:rPr>
+          <w:rFonts w:hint="cs"/>
+          <w:rtl/>
+        </w:rPr>
+        <w:t>در این صفحه تصویر اول</w:t>
+      </w:r>
+    </w:p>
+    <w:p>
+      <w:pPr>
+        <w:tabs>
+          <w:tab w:val="left" w:pos="3646"/>
+        </w:tabs>
+        <w:bidi/>
+        <w:rPr>
+          <w:rtl/>
+        </w:rPr>
+      </w:pPr>
+      <w:r>
+        <w:rPr>
+          <w:noProof/>
+        </w:rPr>
+        <w:lastRenderedPageBreak/>
+        <w:drawing>
+          <wp:inline distT="0" distB="0" distL="0" distR="0" wp14:anchorId="2B798909" wp14:editId="5DB2E1D0">
+            <wp:extent cx="5943600" cy="3341370"/>
+            <wp:effectExtent l="0" t="0" r="0" b="0"/>
+            <wp:docPr id="8" name="Picture 8"/>
+            <wp:cNvGraphicFramePr>
+              <a:graphicFrameLocks xmlns:a="http://schemas.openxmlformats.org/drawingml/2006/main" noChangeAspect="1"/>
+            </wp:cNvGraphicFramePr>
+            <a:graphic xmlns:a="http://schemas.openxmlformats.org/drawingml/2006/main">
+              <a:graphicData uri="http://schemas.openxmlformats.org/drawingml/2006/picture">
+                <pic:pic xmlns:pic="http://schemas.openxmlformats.org/drawingml/2006/picture">
+                  <pic:nvPicPr>
+                    <pic:cNvPr id="1" name=""/>
+                    <pic:cNvPicPr/>
+                  </pic:nvPicPr>
+                  <pic:blipFill>
+                    <a:blip r:embed="rId12"/>
+                    <a:stretch>
+                      <a:fillRect/>
+                    </a:stretch>
+                  </pic:blipFill>
+                  <pic:spPr>
+                    <a:xfrm>
+                      <a:off x="0" y="0"/>
+                      <a:ext cx="5943600" cy="3341370"/>
+                    </a:xfrm>
+                    <a:prstGeom prst="rect">
+                      <a:avLst/>
+                    </a:prstGeom>
+                  </pic:spPr>
+                </pic:pic>
+              </a:graphicData>
+            </a:graphic>
+          </wp:inline>
+        </w:drawing>
+      </w:r>
+    </w:p>
+    <w:p>
+      <w:pPr>
+        <w:tabs>
+          <w:tab w:val="left" w:pos="3646"/>
+        </w:tabs>
+        <w:bidi/>
+        <w:rPr>
+          <w:rtl/>
+        </w:rPr>
+      </w:pPr>
+      <w:r>
+        <w:rPr>
+          <w:rFonts w:hint="cs"/>
+          <w:rtl/>
+        </w:rPr>
+        <w:t xml:space="preserve">می خوام که پنل دکمه بازگشت به منوی اصلی حذف بشه و بعد دکمه بازگشت به منوی اصلی در پنل </w:t>
+      </w:r>
+    </w:p>
+    <w:p>
+      <w:pPr>
+        <w:tabs>
+          <w:tab w:val="left" w:pos="3646"/>
+        </w:tabs>
+        <w:bidi/>
+        <w:rPr>
+          <w:rtl/>
+        </w:rPr>
+      </w:pPr>
+      <w:r>
+        <w:rPr>
+          <w:rFonts w:hint="cs"/>
+          <w:rtl/>
+        </w:rPr>
+        <w:t>نمایش سرفصل ها تا سطح :</w:t>
+      </w:r>
+    </w:p>
+    <w:p>
+      <w:pPr>
+        <w:tabs>
+          <w:tab w:val="left" w:pos="3646"/>
+        </w:tabs>
+        <w:bidi/>
+        <w:rPr>
+          <w:rtl/>
+        </w:rPr>
+      </w:pPr>
+      <w:r>
+        <w:rPr>
+          <w:rFonts w:hint="cs"/>
+          <w:rtl/>
+        </w:rPr>
+        <w:t>بعد از دکمه "+ حساب جدید" قرار داده بشه و بعد می خوام که بعد از کلیک روی دکمه "+ حساب جدید" و یا دکمه "+ جدید" و یا دکمه "ویرایش" ، به جای اونکه قسمت ایجاد و یا ویرایش حساب در پایین دیتاگرید ، تصویر دوم</w:t>
+      </w:r>
+    </w:p>
+    <w:p>
+      <w:pPr>
+        <w:tabs>
+          <w:tab w:val="left" w:pos="3646"/>
+        </w:tabs>
+        <w:bidi/>
+        <w:rPr>
+          <w:rtl/>
+        </w:rPr>
+      </w:pPr>
+      <w:r>
+        <w:rPr>
+          <w:noProof/>
+        </w:rPr>
+        <w:drawing>
+          <wp:inline distT="0" distB="0" distL="0" distR="0" wp14:anchorId="24D89727" wp14:editId="1DF0126D">
+            <wp:extent cx="5943600" cy="3341370"/>
+            <wp:effectExtent l="0" t="0" r="0" b="0"/>
+            <wp:docPr id="9" name="Picture 9"/>
+            <wp:cNvGraphicFramePr>
+              <a:graphicFrameLocks xmlns:a="http://schemas.openxmlformats.org/drawingml/2006/main" noChangeAspect="1"/>
+            </wp:cNvGraphicFramePr>
+            <a:graphic xmlns:a="http://schemas.openxmlformats.org/drawingml/2006/main">
+              <a:graphicData uri="http://schemas.openxmlformats.org/drawingml/2006/picture">
+                <pic:pic xmlns:pic="http://schemas.openxmlformats.org/drawingml/2006/picture">
+                  <pic:nvPicPr>
+                    <pic:cNvPr id="1" name=""/>
+                    <pic:cNvPicPr/>
+                  </pic:nvPicPr>
+                  <pic:blipFill>
+                    <a:blip r:embed="rId13"/>
+                    <a:stretch>
+                      <a:fillRect/>
+                    </a:stretch>
+                  </pic:blipFill>
+                  <pic:spPr>
+                    <a:xfrm>
+                      <a:off x="0" y="0"/>
+                      <a:ext cx="5943600" cy="3341370"/>
+                    </a:xfrm>
+                    <a:prstGeom prst="rect">
+                      <a:avLst/>
+                    </a:prstGeom>
+                  </pic:spPr>
+                </pic:pic>
+              </a:graphicData>
+            </a:graphic>
+          </wp:inline>
+        </w:drawing>
+      </w:r>
+    </w:p>
+    <w:p>
+      <w:pPr>
+        <w:tabs>
+          <w:tab w:val="left" w:pos="3646"/>
+          <w:tab w:val="left" w:pos="6180"/>
+        </w:tabs>
+        <w:bidi/>
+        <w:rPr>
+          <w:rtl/>
+        </w:rPr>
+      </w:pPr>
+      <w:r>
+        <w:rPr>
+          <w:rFonts w:hint="cs"/>
+          <w:rtl/>
+        </w:rPr>
+        <w:t xml:space="preserve">نمایش داده بشه ، این قسمت در یک پنجره پاپ آپ شکیل و زیبا نمایش داده بشه </w:t>
+      </w:r>
+      <w:r>
+        <w:rPr>
+          <w:rtl/>
+        </w:rPr>
+        <w:tab/>
+      </w:r>
+    </w:p>
+    <w:p>
+      <w:pPr>
+        <w:tabs>
+          <w:tab w:val="left" w:pos="3646"/>
+          <w:tab w:val="left" w:pos="6180"/>
+        </w:tabs>
+        <w:bidi/>
+        <w:rPr>
+          <w:rFonts w:hint="cs"/>
+          <w:rtl/>
+        </w:rPr>
+      </w:pPr>
+      <w:r>
+        <w:rPr>
+          <w:rFonts w:hint="cs"/>
+          <w:rtl/>
+        </w:rPr>
+        <w:lastRenderedPageBreak/>
+        <w:t>99999999999999999999999999</w:t>
+      </w:r>
+    </w:p>
+    <w:p>
+      <w:pPr>
+        <w:tabs>
+          <w:tab w:val="left" w:pos="3646"/>
+          <w:tab w:val="left" w:pos="6180"/>
+        </w:tabs>
+        <w:bidi/>
+        <w:rPr>
+          <w:rFonts w:hint="cs"/>
+          <w:rtl/>
+        </w:rPr>
+      </w:pPr>
+      <w:r>
+        <w:rPr>
+          <w:rFonts w:hint="cs"/>
+          <w:rtl/>
+        </w:rPr>
+        <w:t>در این صفحه تصویر اول</w:t>
+      </w:r>
+    </w:p>
+    <w:p>
+      <w:pPr>
+        <w:tabs>
+          <w:tab w:val="left" w:pos="3646"/>
+          <w:tab w:val="left" w:pos="6180"/>
+        </w:tabs>
+        <w:bidi/>
+        <w:rPr>
+          <w:rtl/>
+        </w:rPr>
+      </w:pPr>
+      <w:r>
+        <w:rPr>
+          <w:noProof/>
+        </w:rPr>
+        <w:drawing>
+          <wp:inline distT="0" distB="0" distL="0" distR="0" wp14:anchorId="4539EC4A" wp14:editId="1FE7C04D">
+            <wp:extent cx="5943600" cy="3341370"/>
+            <wp:effectExtent l="0" t="0" r="0" b="0"/>
+            <wp:docPr id="10" name="Picture 10"/>
+            <wp:cNvGraphicFramePr>
+              <a:graphicFrameLocks xmlns:a="http://schemas.openxmlformats.org/drawingml/2006/main" noChangeAspect="1"/>
+            </wp:cNvGraphicFramePr>
+            <a:graphic xmlns:a="http://schemas.openxmlformats.org/drawingml/2006/main">
+              <a:graphicData uri="http://schemas.openxmlformats.org/drawingml/2006/picture">
+                <pic:pic xmlns:pic="http://schemas.openxmlformats.org/drawingml/2006/picture">
+                  <pic:nvPicPr>
+                    <pic:cNvPr id="1" name=""/>
+                    <pic:cNvPicPr/>
+                  </pic:nvPicPr>
+                  <pic:blipFill>
+                    <a:blip r:embed="rId14"/>
+                    <a:stretch>
+                      <a:fillRect/>
+                    </a:stretch>
+                  </pic:blipFill>
+                  <pic:spPr>
+                    <a:xfrm>
+                      <a:off x="0" y="0"/>
+                      <a:ext cx="5943600" cy="3341370"/>
+                    </a:xfrm>
+                    <a:prstGeom prst="rect">
+                      <a:avLst/>
+                    </a:prstGeom>
+                  </pic:spPr>
+                </pic:pic>
+              </a:graphicData>
+            </a:graphic>
+          </wp:inline>
+        </w:drawing>
+      </w:r>
+    </w:p>
+    <w:p>
+      <w:pPr>
+        <w:tabs>
+          <w:tab w:val="left" w:pos="3646"/>
+          <w:tab w:val="left" w:pos="6180"/>
+        </w:tabs>
+        <w:bidi/>
+        <w:rPr>
+          <w:rtl/>
+        </w:rPr>
+      </w:pPr>
+      <w:r>
+        <w:rPr>
+          <w:rFonts w:hint="cs"/>
+          <w:rtl/>
+        </w:rPr>
+        <w:t>می خوام که اسکرول عمودی کل صفحه نمایش داده نشه و می خوام که صفحه تا بعد از عنوان سر ستونهای دیتاگرید ثابت بمونه و فقط اسکرول عمودی در دیتاگرید فعال بشه ، اون هم می خوام که عنوان سرستونها ثابت باشن و فقط اسکرول عمودی برای رکوردها و سطرهای دیتاگرید انجام بشه</w:t>
+      </w:r>
+    </w:p>
+    <w:p>
+      <w:pPr>
+        <w:tabs>
+          <w:tab w:val="left" w:pos="3646"/>
+          <w:tab w:val="left" w:pos="6180"/>
+        </w:tabs>
+        <w:bidi/>
+        <w:rPr>
+          <w:rFonts w:hint="cs"/>
+          <w:rtl/>
+        </w:rPr>
+      </w:pPr>
+      <w:r>
+        <w:rPr>
+          <w:rFonts w:hint="cs"/>
+          <w:rtl/>
+        </w:rPr>
+        <w:t>99999999999999999999999999</w:t>
+      </w:r>
+    </w:p>
+    <w:p>
+      <w:pPr>
+        <w:tabs>
+          <w:tab w:val="left" w:pos="3646"/>
+          <w:tab w:val="left" w:pos="6180"/>
+        </w:tabs>
+        <w:bidi/>
+        <w:rPr>
+          <w:rFonts w:hint="cs"/>
+          <w:rtl/>
+        </w:rPr>
+      </w:pPr>
+      <w:r>
+        <w:rPr>
+          <w:rFonts w:hint="cs"/>
+          <w:rtl/>
+        </w:rPr>
+        <w:t>نوار وضعیت پیشرفت کار</w:t>
+      </w:r>
+    </w:p>
+    <w:p>
+      <w:pPr>
+        <w:tabs>
+          <w:tab w:val="left" w:pos="3646"/>
+          <w:tab w:val="left" w:pos="6180"/>
+        </w:tabs>
+        <w:bidi/>
+        <w:rPr>
+          <w:rtl/>
+        </w:rPr>
+      </w:pPr>
+      <w:r>
+        <w:rPr>
+          <w:noProof/>
+        </w:rPr>
+        <w:lastRenderedPageBreak/>
+        <w:drawing>
+          <wp:inline distT="0" distB="0" distL="0" distR="0" wp14:anchorId="651DDCDC" wp14:editId="5B5B7519">
+            <wp:extent cx="5943600" cy="3341370"/>
+            <wp:effectExtent l="0" t="0" r="0" b="0"/>
+            <wp:docPr id="11" name="Picture 11"/>
+            <wp:cNvGraphicFramePr>
+              <a:graphicFrameLocks xmlns:a="http://schemas.openxmlformats.org/drawingml/2006/main" noChangeAspect="1"/>
+            </wp:cNvGraphicFramePr>
+            <a:graphic xmlns:a="http://schemas.openxmlformats.org/drawingml/2006/main">
+              <a:graphicData uri="http://schemas.openxmlformats.org/drawingml/2006/picture">
+                <pic:pic xmlns:pic="http://schemas.openxmlformats.org/drawingml/2006/picture">
+                  <pic:nvPicPr>
+                    <pic:cNvPr id="1" name=""/>
+                    <pic:cNvPicPr/>
+                  </pic:nvPicPr>
+                  <pic:blipFill>
+                    <a:blip r:embed="rId15"/>
+                    <a:stretch>
+                      <a:fillRect/>
+                    </a:stretch>
+                  </pic:blipFill>
+                  <pic:spPr>
+                    <a:xfrm>
+                      <a:off x="0" y="0"/>
+                      <a:ext cx="5943600" cy="3341370"/>
+                    </a:xfrm>
+                    <a:prstGeom prst="rect">
+                      <a:avLst/>
+                    </a:prstGeom>
+                  </pic:spPr>
+                </pic:pic>
+              </a:graphicData>
+            </a:graphic>
+          </wp:inline>
+        </w:drawing>
+      </w:r>
+    </w:p>
+    <w:p>
+      <w:pPr>
+        <w:tabs>
+          <w:tab w:val="left" w:pos="3646"/>
+          <w:tab w:val="left" w:pos="6180"/>
+        </w:tabs>
+        <w:bidi/>
+        <w:rPr>
+          <w:rtl/>
+        </w:rPr>
+      </w:pPr>
       <w:bookmarkStart w:id="0" w:name="_GoBack"/>
       <w:bookmarkEnd w:id="0"/>
-      <w:r>
-        <w:rPr>
-          <w:rFonts w:hint="cs"/>
-          <w:rtl/>
-        </w:rPr>
-        <w:t xml:space="preserve">ود و یا </w:t>
-      </w:r>
-      <w:r>
-        <w:rPr>
-          <w:rFonts w:hint="cs"/>
-          <w:rtl/>
-        </w:rPr>
-        <w:t>تعداد سطوح تفضیلی</w:t>
-      </w:r>
-      <w:r>
-        <w:rPr>
-          <w:rFonts w:hint="cs"/>
-          <w:rtl/>
-        </w:rPr>
-        <w:t xml:space="preserve"> ، دو سطح باشد و شامل تفضیلی 1 و تفضیلی 2 بشود و یا </w:t>
-      </w:r>
-      <w:r>
-        <w:rPr>
-          <w:rFonts w:hint="cs"/>
-          <w:rtl/>
-        </w:rPr>
-        <w:t>تعداد سطوح تفضیلی</w:t>
-      </w:r>
-      <w:r>
-        <w:rPr>
-          <w:rFonts w:hint="cs"/>
-          <w:rtl/>
-        </w:rPr>
-        <w:t xml:space="preserve"> سه سطح باشد و شامل </w:t>
-      </w:r>
-      <w:r>
-        <w:rPr>
-          <w:rFonts w:hint="cs"/>
-          <w:rtl/>
-        </w:rPr>
-        <w:t>تفضیلی 1 و تفضیلی 2</w:t>
-      </w:r>
-      <w:r>
-        <w:rPr>
-          <w:rFonts w:hint="cs"/>
-          <w:rtl/>
-        </w:rPr>
-        <w:t xml:space="preserve"> و تفضیلی 3 بشود </w:t>
-      </w:r>
-    </w:p>
-    <w:p>
-      <w:pPr>
-        <w:bidi/>
-        <w:rPr>
-          <w:rtl/>
-        </w:rPr>
-      </w:pPr>
-      <w:r>
-        <w:rPr>
-          <w:rFonts w:hint="cs"/>
-          <w:rtl/>
-        </w:rPr>
-        <w:t>99999999999999999999999999999</w:t>
-      </w:r>
-    </w:p>
-    <w:p>
-      <w:pPr>
-        <w:bidi/>
-        <w:rPr>
-          <w:rtl/>
-        </w:rPr>
-      </w:pPr>
-      <w:r>
-        <w:rPr>
-          <w:rtl/>
-        </w:rPr>
-        <w:t>در این صفحه تصویر اول</w:t>
-      </w:r>
-    </w:p>
-    <w:p>
-      <w:pPr>
-        <w:bidi/>
-      </w:pPr>
-      <w:r>
-        <w:br/>
-      </w:r>
-      <w:r>
-        <w:rPr>
-          <w:rtl/>
-        </w:rPr>
-        <w:t xml:space="preserve">بهکامبوباکس </w:t>
-      </w:r>
-      <w:r>
-        <w:br/>
-      </w:r>
-      <w:r>
-        <w:rPr>
-          <w:rtl/>
-        </w:rPr>
-        <w:t>نمایش سرفصل تا سطح</w:t>
-      </w:r>
-      <w:r>
-        <w:t>:</w:t>
-      </w:r>
-      <w:r>
-        <w:br/>
-      </w:r>
-      <w:r>
-        <w:rPr>
-          <w:rtl/>
-        </w:rPr>
-        <w:t>می خوام که یک آیتم هم با عنوان "تفضیلی 3" اضافه کنی و می خوام که در موقع ایجاد سطح فرزند ، حداکثر تا سطح تفضیلی 3 اجازه ایجاد کدینگ سرفصل حساب داده بشه و نه بشتر و سطح تفضیلی 3 بعنوان پایین ترین سطح فرزندان در نظر گرفته بشه</w:t>
-      </w:r>
     </w:p>
     <w:sectPr>
       <w:pgSz w:w="12240" w:h="15840"/>

--- a/Doc1.docx
+++ b/Doc1.docx
@@ -14,168 +14,105 @@
       <w:pPr>
         <w:bidi/>
         <w:rPr>
+          <w:rtl/>
+        </w:rPr>
+      </w:pPr>
+      <w:r>
+        <w:rPr>
           <w:rFonts w:hint="cs"/>
           <w:rtl/>
         </w:rPr>
+        <w:t xml:space="preserve">تعداد کل سطوح کدینگ سرفصل حسابها در برنامه نگار تحت وب ، شش سطح می باشد ، </w:t>
+      </w:r>
+    </w:p>
+    <w:p>
+      <w:pPr>
+        <w:bidi/>
+        <w:rPr>
+          <w:rtl/>
+        </w:rPr>
       </w:pPr>
       <w:r>
         <w:rPr>
           <w:rFonts w:hint="cs"/>
           <w:rtl/>
         </w:rPr>
-        <w:t xml:space="preserve">تعداد کل سطوح کدینگ سرفصل حسابها در برنامه نگار تحت وب ، شش سطح می باشد ، </w:t>
-      </w:r>
-    </w:p>
-    <w:p>
-      <w:pPr>
-        <w:bidi/>
+        <w:t>گروه به عنوان اول و سطح والد بدون والد</w:t>
+      </w:r>
+    </w:p>
+    <w:p>
+      <w:pPr>
+        <w:bidi/>
+        <w:rPr>
+          <w:rtl/>
+        </w:rPr>
+      </w:pPr>
+      <w:r>
         <w:rPr>
           <w:rFonts w:hint="cs"/>
           <w:rtl/>
         </w:rPr>
+        <w:t>کل به عنوان سطح فرزند گروه</w:t>
+      </w:r>
+    </w:p>
+    <w:p>
+      <w:pPr>
+        <w:bidi/>
+        <w:rPr>
+          <w:rtl/>
+        </w:rPr>
       </w:pPr>
       <w:r>
         <w:rPr>
           <w:rFonts w:hint="cs"/>
           <w:rtl/>
         </w:rPr>
-        <w:t>گروه به عنوان اول و سطح والد بدون والد</w:t>
-      </w:r>
-    </w:p>
-    <w:p>
-      <w:pPr>
-        <w:bidi/>
+        <w:t>معین به عنوان سطح فرزند کل</w:t>
+      </w:r>
+    </w:p>
+    <w:p>
+      <w:pPr>
+        <w:bidi/>
+        <w:rPr>
+          <w:rtl/>
+        </w:rPr>
+      </w:pPr>
+      <w:r>
         <w:rPr>
           <w:rFonts w:hint="cs"/>
           <w:rtl/>
         </w:rPr>
+        <w:t>تفضیلی 1 به عنوان سطح فرزند معین</w:t>
+      </w:r>
+    </w:p>
+    <w:p>
+      <w:pPr>
+        <w:bidi/>
+        <w:rPr>
+          <w:rtl/>
+        </w:rPr>
       </w:pPr>
       <w:r>
         <w:rPr>
           <w:rFonts w:hint="cs"/>
           <w:rtl/>
         </w:rPr>
-        <w:t>کل به عنوان سطح فرزند گروه</w:t>
-      </w:r>
-    </w:p>
-    <w:p>
-      <w:pPr>
-        <w:bidi/>
+        <w:t>تفضیلی 2 به عنوان سطح فرزند تفضیلی 1</w:t>
+      </w:r>
+    </w:p>
+    <w:p>
+      <w:pPr>
+        <w:bidi/>
+        <w:rPr>
+          <w:rtl/>
+        </w:rPr>
+      </w:pPr>
+      <w:r>
         <w:rPr>
           <w:rFonts w:hint="cs"/>
           <w:rtl/>
         </w:rPr>
-      </w:pPr>
-      <w:r>
-        <w:rPr>
-          <w:rFonts w:hint="cs"/>
-          <w:rtl/>
-        </w:rPr>
-        <w:t xml:space="preserve">معین </w:t>
-      </w:r>
-      <w:r>
-        <w:rPr>
-          <w:rFonts w:hint="cs"/>
-          <w:rtl/>
-        </w:rPr>
-        <w:t>به عنوان سطح فرزند</w:t>
-      </w:r>
-      <w:r>
-        <w:rPr>
-          <w:rFonts w:hint="cs"/>
-          <w:rtl/>
-        </w:rPr>
-        <w:t xml:space="preserve"> کل</w:t>
-      </w:r>
-    </w:p>
-    <w:p>
-      <w:pPr>
-        <w:bidi/>
-        <w:rPr>
-          <w:rFonts w:hint="cs"/>
-          <w:rtl/>
-        </w:rPr>
-      </w:pPr>
-      <w:r>
-        <w:rPr>
-          <w:rFonts w:hint="cs"/>
-          <w:rtl/>
-        </w:rPr>
-        <w:t xml:space="preserve">تفضیلی 1 </w:t>
-      </w:r>
-      <w:r>
-        <w:rPr>
-          <w:rFonts w:hint="cs"/>
-          <w:rtl/>
-        </w:rPr>
-        <w:t>به عنوان سطح فرزند</w:t>
-      </w:r>
-      <w:r>
-        <w:rPr>
-          <w:rFonts w:hint="cs"/>
-          <w:rtl/>
-        </w:rPr>
-        <w:t xml:space="preserve"> معین</w:t>
-      </w:r>
-    </w:p>
-    <w:p>
-      <w:pPr>
-        <w:bidi/>
-        <w:rPr>
-          <w:rFonts w:hint="cs"/>
-          <w:rtl/>
-        </w:rPr>
-      </w:pPr>
-      <w:r>
-        <w:rPr>
-          <w:rFonts w:hint="cs"/>
-          <w:rtl/>
-        </w:rPr>
-        <w:t xml:space="preserve">تفضیلی 2 </w:t>
-      </w:r>
-      <w:r>
-        <w:rPr>
-          <w:rFonts w:hint="cs"/>
-          <w:rtl/>
-        </w:rPr>
-        <w:t>به عنوان سطح فرزند</w:t>
-      </w:r>
-      <w:r>
-        <w:rPr>
-          <w:rFonts w:hint="cs"/>
-          <w:rtl/>
-        </w:rPr>
-        <w:t xml:space="preserve"> تفضیلی 1</w:t>
-      </w:r>
-    </w:p>
-    <w:p>
-      <w:pPr>
-        <w:bidi/>
-        <w:rPr>
-          <w:rFonts w:hint="cs"/>
-          <w:rtl/>
-        </w:rPr>
-      </w:pPr>
-      <w:r>
-        <w:rPr>
-          <w:rFonts w:hint="cs"/>
-          <w:rtl/>
-        </w:rPr>
-        <w:t xml:space="preserve">تفضیلی 3 </w:t>
-      </w:r>
-      <w:r>
-        <w:rPr>
-          <w:rFonts w:hint="cs"/>
-          <w:rtl/>
-        </w:rPr>
-        <w:t>به عنوان سطح فرزند</w:t>
-      </w:r>
-      <w:r>
-        <w:rPr>
-          <w:rFonts w:hint="cs"/>
-          <w:rtl/>
-        </w:rPr>
-        <w:t xml:space="preserve"> تفضیلی 2 که این سطح تفضیلی 3 پایین ترین سطح کدینگ سرفصل حسابها می باشد و </w:t>
+        <w:t xml:space="preserve">تفضیلی 3 به عنوان سطح فرزند تفضیلی 2 که این سطح تفضیلی 3 پایین ترین سطح کدینگ سرفصل حسابها می باشد و </w:t>
       </w:r>
       <w:r>
         <w:rPr>
@@ -237,52 +174,51 @@
       <w:pPr>
         <w:bidi/>
         <w:rPr>
+          <w:rtl/>
+          <w:lang w:bidi="fa-IR"/>
+        </w:rPr>
+      </w:pPr>
+      <w:r>
+        <w:rPr>
           <w:rFonts w:hint="cs"/>
           <w:rtl/>
+        </w:rPr>
+        <w:t xml:space="preserve">برنامه تحت وب نگار </w:t>
+      </w:r>
+      <w:r>
+        <w:rPr>
+          <w:rFonts w:hint="cs"/>
+          <w:rtl/>
+        </w:rPr>
+        <w:t xml:space="preserve">طبق تنظیمات تعداد سطوح سرفصل حسابها ، </w:t>
+      </w:r>
+      <w:r>
+        <w:rPr>
+          <w:rFonts w:hint="cs"/>
+          <w:rtl/>
+        </w:rPr>
+        <w:t xml:space="preserve">نباید اجازه دهد که کاربر از سطح تفضیلی 3 ، سطح پایین تری ایجاد کند و </w:t>
+      </w:r>
+      <w:r>
+        <w:rPr>
+          <w:rFonts w:hint="cs"/>
+          <w:rtl/>
+        </w:rPr>
+        <w:t xml:space="preserve">بر اساس تنظیمات تعداد سطوح حسابها که توضیحات تکمیلی اون رو در پایین خواهم گفت ، کاربر فقط باید اجازه داشته باشد تا حداکثر سطح تفضیلی 3 اقدام به ایجاد سطح فرزند بنماید و </w:t>
+      </w:r>
+      <w:r>
+        <w:rPr>
+          <w:rFonts w:hint="cs"/>
+          <w:rtl/>
+        </w:rPr>
+        <w:t>اگر کاربر در این سطح خواست اقدام به ایجاد سطح پایین تری بکند ، برنامه باید یک پیام مناسب بدهد و جلوی این کار را بگیر</w:t>
+      </w:r>
+      <w:r>
+        <w:rPr>
+          <w:rFonts w:hint="cs"/>
+          <w:rtl/>
           <w:lang w:bidi="fa-IR"/>
         </w:rPr>
-      </w:pPr>
-      <w:r>
-        <w:rPr>
-          <w:rFonts w:hint="cs"/>
-          <w:rtl/>
-        </w:rPr>
-        <w:t xml:space="preserve">برنامه تحت وب نگار </w:t>
-      </w:r>
-      <w:r>
-        <w:rPr>
-          <w:rFonts w:hint="cs"/>
-          <w:rtl/>
-        </w:rPr>
-        <w:t xml:space="preserve">طبق تنظیمات تعداد سطوح سرفصل حسابها ، </w:t>
-      </w:r>
-      <w:r>
-        <w:rPr>
-          <w:rFonts w:hint="cs"/>
-          <w:rtl/>
-        </w:rPr>
-        <w:t xml:space="preserve">نباید اجازه دهد که کاربر از سطح تفضیلی 3 ، سطح پایین تری ایجاد کند و </w:t>
-      </w:r>
-      <w:r>
-        <w:rPr>
-          <w:rFonts w:hint="cs"/>
-          <w:rtl/>
-        </w:rPr>
-        <w:t xml:space="preserve">بر اساس تنظیمات تعداد سطوح حسابها که توضیحات تکمیلی اون رو در پایین خواهم گفت ، کاربر فقط باید اجازه داشته باشد تا حداکثر سطح تفضیلی 3 اقدام به ایجاد سطح فرزند بنماید و </w:t>
-      </w:r>
-      <w:r>
-        <w:rPr>
-          <w:rFonts w:hint="cs"/>
-          <w:rtl/>
-        </w:rPr>
-        <w:t>اگر کاربر در این سطح خواست اقدام به ایجاد سطح پایین تری بکند ، برنامه باید یک پیام مناسب بدهد و جلوی این کار را بگیر</w:t>
-      </w:r>
-      <w:r>
-        <w:rPr>
-          <w:rFonts w:hint="cs"/>
-          <w:rtl/>
-          <w:lang w:bidi="fa-IR"/>
-        </w:rPr>
         <w:t>د و بعد</w:t>
       </w:r>
     </w:p>
@@ -290,7 +226,6 @@
       <w:pPr>
         <w:bidi/>
         <w:rPr>
-          <w:rFonts w:hint="cs"/>
           <w:rtl/>
         </w:rPr>
       </w:pPr>
@@ -419,42 +354,42 @@
           <w:rFonts w:hint="cs"/>
           <w:rtl/>
         </w:rPr>
-        <w:t>(</w:t>
+        <w:t xml:space="preserve">(با طول کد حداکثر 6 رقم ) </w:t>
       </w:r>
       <w:r>
         <w:rPr>
           <w:rFonts w:hint="cs"/>
           <w:rtl/>
         </w:rPr>
-        <w:t>با طول کد</w:t>
+        <w:t xml:space="preserve"> و یا تعداد سطوح تفضیلی ، دو سطح باشد و شامل تفضیلی 1 </w:t>
       </w:r>
       <w:r>
         <w:rPr>
           <w:rFonts w:hint="cs"/>
           <w:rtl/>
         </w:rPr>
-        <w:t xml:space="preserve"> حداکثر 6 رقم ) </w:t>
+        <w:t xml:space="preserve">(با طول کد حداکثر 6 رقم )  </w:t>
       </w:r>
       <w:r>
         <w:rPr>
           <w:rFonts w:hint="cs"/>
           <w:rtl/>
         </w:rPr>
-        <w:t xml:space="preserve"> و یا </w:t>
+        <w:t xml:space="preserve">و تفضیلی 2 </w:t>
       </w:r>
       <w:r>
         <w:rPr>
           <w:rFonts w:hint="cs"/>
           <w:rtl/>
         </w:rPr>
-        <w:t>تعداد سطوح تفضیلی</w:t>
+        <w:t xml:space="preserve">(با طول کد حداکثر 6 رقم )  </w:t>
       </w:r>
       <w:r>
         <w:rPr>
           <w:rFonts w:hint="cs"/>
           <w:rtl/>
         </w:rPr>
-        <w:t xml:space="preserve"> ، دو سطح باشد و شامل تفضیلی 1 </w:t>
+        <w:t xml:space="preserve">بشود و یا تعداد سطوح تفضیلی سه سطح باشد و شامل تفضیلی 1 </w:t>
       </w:r>
       <w:r>
         <w:rPr>
@@ -482,101 +417,45 @@
           <w:rFonts w:hint="cs"/>
           <w:rtl/>
         </w:rPr>
-        <w:t xml:space="preserve">بشود و یا </w:t>
+        <w:t xml:space="preserve">و تفضیلی 3 </w:t>
       </w:r>
       <w:r>
         <w:rPr>
           <w:rFonts w:hint="cs"/>
           <w:rtl/>
         </w:rPr>
-        <w:t>تعداد سطوح تفضیلی</w:t>
+        <w:t xml:space="preserve">(با طول کد حداکثر 6 رقم )  </w:t>
       </w:r>
       <w:r>
         <w:rPr>
           <w:rFonts w:hint="cs"/>
           <w:rtl/>
         </w:rPr>
-        <w:t xml:space="preserve"> سه سطح باشد و شامل </w:t>
+        <w:t xml:space="preserve">بشود </w:t>
       </w:r>
       <w:r>
         <w:rPr>
           <w:rFonts w:hint="cs"/>
           <w:rtl/>
         </w:rPr>
-        <w:t xml:space="preserve">تفضیلی 1 </w:t>
-      </w:r>
+        <w:t>و کامبوباکس نوع سرفصل های مورد استفاده رو هم دیگر بردار ، و همه شرکتها از سرفصل های پیش فرض که تحت شرایطی قابل ویرایش هم خواهند بود ، استفاده خواهند کرد و فیلدهای کد اقتصادی و شناسه ملی رو هم از اینجا بردار ، چون در بخش تعریف شرکتها همین فیلدها رو داریم</w:t>
+      </w:r>
+    </w:p>
+    <w:p>
+      <w:pPr>
+        <w:tabs>
+          <w:tab w:val="left" w:pos="3646"/>
+        </w:tabs>
+        <w:bidi/>
+        <w:rPr>
+          <w:rtl/>
+        </w:rPr>
+      </w:pPr>
       <w:r>
         <w:rPr>
           <w:rFonts w:hint="cs"/>
           <w:rtl/>
         </w:rPr>
-        <w:t xml:space="preserve">(با طول کد حداکثر 6 رقم )  </w:t>
-      </w:r>
-      <w:r>
-        <w:rPr>
-          <w:rFonts w:hint="cs"/>
-          <w:rtl/>
-        </w:rPr>
-        <w:t>و تفضیلی 2</w:t>
-      </w:r>
-      <w:r>
-        <w:rPr>
-          <w:rFonts w:hint="cs"/>
-          <w:rtl/>
-        </w:rPr>
-        <w:t xml:space="preserve"> </w:t>
-      </w:r>
-      <w:r>
-        <w:rPr>
-          <w:rFonts w:hint="cs"/>
-          <w:rtl/>
-        </w:rPr>
-        <w:t xml:space="preserve">(با طول کد حداکثر 6 رقم )  </w:t>
-      </w:r>
-      <w:r>
-        <w:rPr>
-          <w:rFonts w:hint="cs"/>
-          <w:rtl/>
-        </w:rPr>
-        <w:t xml:space="preserve">و تفضیلی 3 </w:t>
-      </w:r>
-      <w:r>
-        <w:rPr>
-          <w:rFonts w:hint="cs"/>
-          <w:rtl/>
-        </w:rPr>
-        <w:t xml:space="preserve">(با طول کد حداکثر 6 رقم )  </w:t>
-      </w:r>
-      <w:r>
-        <w:rPr>
-          <w:rFonts w:hint="cs"/>
-          <w:rtl/>
-        </w:rPr>
-        <w:t xml:space="preserve">بشود </w:t>
-      </w:r>
-      <w:r>
-        <w:rPr>
-          <w:rFonts w:hint="cs"/>
-          <w:rtl/>
-        </w:rPr>
-        <w:t>و کامبوباکس نوع سرفصل های مورد استفاده رو هم دیگر بردار ، و همه شرکتها از سرفصل های پیش فرض که تحت شرایطی قابل ویرایش هم خواهند بود ، استفاده خواهند کرد و فیلدهای کد اقتصادی و شناسه ملی رو هم از اینجا بردار ، چون در بخش تعریف شرکتها همین فیلدها رو داریم</w:t>
-      </w:r>
-    </w:p>
-    <w:p>
-      <w:pPr>
-        <w:tabs>
-          <w:tab w:val="left" w:pos="3646"/>
-        </w:tabs>
-        <w:bidi/>
-        <w:rPr>
-          <w:rtl/>
-        </w:rPr>
-      </w:pPr>
-      <w:r>
-        <w:rPr>
-          <w:rFonts w:hint="cs"/>
-          <w:rtl/>
-        </w:rPr>
         <w:t>99999999999999999999999999999</w:t>
       </w:r>
       <w:r>
@@ -593,7 +472,6 @@
         </w:tabs>
         <w:bidi/>
         <w:rPr>
-          <w:rFonts w:hint="cs"/>
           <w:rtl/>
         </w:rPr>
       </w:pPr>
@@ -721,7 +599,6 @@
         </w:tabs>
         <w:bidi/>
         <w:rPr>
-          <w:rFonts w:hint="cs"/>
           <w:rtl/>
         </w:rPr>
       </w:pPr>
@@ -915,15 +792,14 @@
         </w:tabs>
         <w:bidi/>
         <w:rPr>
+          <w:rtl/>
+        </w:rPr>
+      </w:pPr>
+      <w:r>
+        <w:rPr>
           <w:rFonts w:hint="cs"/>
           <w:rtl/>
         </w:rPr>
-      </w:pPr>
-      <w:r>
-        <w:rPr>
-          <w:rFonts w:hint="cs"/>
-          <w:rtl/>
-        </w:rPr>
         <w:t>999999999999999999999999999</w:t>
       </w:r>
     </w:p>
@@ -934,7 +810,6 @@
         </w:tabs>
         <w:bidi/>
         <w:rPr>
-          <w:rFonts w:hint="cs"/>
           <w:rtl/>
         </w:rPr>
       </w:pPr>
@@ -1022,15 +897,14 @@
         </w:tabs>
         <w:bidi/>
         <w:rPr>
+          <w:rtl/>
+        </w:rPr>
+      </w:pPr>
+      <w:r>
+        <w:rPr>
           <w:rFonts w:hint="cs"/>
           <w:rtl/>
         </w:rPr>
-      </w:pPr>
-      <w:r>
-        <w:rPr>
-          <w:rFonts w:hint="cs"/>
-          <w:rtl/>
-        </w:rPr>
         <w:t>9999999999999999999999</w:t>
       </w:r>
     </w:p>
@@ -1041,7 +915,6 @@
         </w:tabs>
         <w:bidi/>
         <w:rPr>
-          <w:rFonts w:hint="cs"/>
           <w:rtl/>
         </w:rPr>
       </w:pPr>
@@ -1243,7 +1116,6 @@
         </w:tabs>
         <w:bidi/>
         <w:rPr>
-          <w:rFonts w:hint="cs"/>
           <w:rtl/>
         </w:rPr>
       </w:pPr>
@@ -1264,7 +1136,6 @@
         </w:tabs>
         <w:bidi/>
         <w:rPr>
-          <w:rFonts w:hint="cs"/>
           <w:rtl/>
         </w:rPr>
       </w:pPr>
@@ -1335,9 +1206,6 @@
           <w:tab w:val="left" w:pos="6180"/>
         </w:tabs>
         <w:bidi/>
-        <w:rPr>
-          <w:rtl/>
-        </w:rPr>
       </w:pPr>
       <w:r>
         <w:rPr>
@@ -1354,48 +1222,217 @@
           <w:tab w:val="left" w:pos="6180"/>
         </w:tabs>
         <w:bidi/>
-        <w:rPr>
-          <w:rFonts w:hint="cs"/>
-          <w:rtl/>
-        </w:rPr>
-      </w:pPr>
-      <w:r>
-        <w:rPr>
-          <w:rFonts w:hint="cs"/>
-          <w:rtl/>
-        </w:rPr>
-        <w:t>99999999999999999999999999</w:t>
-      </w:r>
-    </w:p>
-    <w:p>
-      <w:pPr>
-        <w:tabs>
-          <w:tab w:val="left" w:pos="3646"/>
-          <w:tab w:val="left" w:pos="6180"/>
-        </w:tabs>
-        <w:bidi/>
-        <w:rPr>
-          <w:rFonts w:hint="cs"/>
-          <w:rtl/>
-        </w:rPr>
-      </w:pPr>
-      <w:r>
-        <w:rPr>
-          <w:rFonts w:hint="cs"/>
-          <w:rtl/>
-        </w:rPr>
-        <w:t>نوار وضعیت پیشرفت کار</w:t>
-      </w:r>
-    </w:p>
-    <w:p>
-      <w:pPr>
-        <w:tabs>
-          <w:tab w:val="left" w:pos="3646"/>
-          <w:tab w:val="left" w:pos="6180"/>
-        </w:tabs>
-        <w:bidi/>
-        <w:rPr>
-          <w:rtl/>
+      </w:pPr>
+      <w:r>
+        <w:t>9999999999999999999999999</w:t>
+      </w:r>
+    </w:p>
+    <w:p>
+      <w:pPr>
+        <w:tabs>
+          <w:tab w:val="left" w:pos="3646"/>
+          <w:tab w:val="left" w:pos="6180"/>
+        </w:tabs>
+        <w:bidi/>
+      </w:pPr>
+      <w:r>
+        <w:rPr>
+          <w:rFonts w:cs="Arial"/>
+          <w:rtl/>
+        </w:rPr>
+        <w:t>مثل ا</w:t>
+      </w:r>
+      <w:r>
+        <w:rPr>
+          <w:rFonts w:cs="Arial" w:hint="cs"/>
+          <w:rtl/>
+        </w:rPr>
+        <w:t>ی</w:t>
+      </w:r>
+      <w:r>
+        <w:rPr>
+          <w:rFonts w:cs="Arial" w:hint="eastAsia"/>
+          <w:rtl/>
+        </w:rPr>
+        <w:t>ن</w:t>
+      </w:r>
+      <w:r>
+        <w:rPr>
+          <w:rFonts w:cs="Arial"/>
+          <w:rtl/>
+        </w:rPr>
+        <w:t xml:space="preserve"> صفحه تصو</w:t>
+      </w:r>
+      <w:r>
+        <w:rPr>
+          <w:rFonts w:cs="Arial" w:hint="cs"/>
+          <w:rtl/>
+        </w:rPr>
+        <w:t>ی</w:t>
+      </w:r>
+      <w:r>
+        <w:rPr>
+          <w:rFonts w:cs="Arial" w:hint="eastAsia"/>
+          <w:rtl/>
+        </w:rPr>
+        <w:t>ر</w:t>
+      </w:r>
+      <w:r>
+        <w:rPr>
+          <w:rFonts w:cs="Arial"/>
+          <w:rtl/>
+        </w:rPr>
+        <w:t xml:space="preserve"> اول</w:t>
+      </w:r>
+    </w:p>
+    <w:p>
+      <w:pPr>
+        <w:tabs>
+          <w:tab w:val="left" w:pos="3646"/>
+          <w:tab w:val="left" w:pos="6180"/>
+        </w:tabs>
+        <w:bidi/>
+      </w:pPr>
+      <w:r>
+        <w:rPr>
+          <w:rFonts w:cs="Arial" w:hint="eastAsia"/>
+          <w:rtl/>
+        </w:rPr>
+        <w:t>برا</w:t>
+      </w:r>
+      <w:r>
+        <w:rPr>
+          <w:rFonts w:cs="Arial" w:hint="cs"/>
+          <w:rtl/>
+        </w:rPr>
+        <w:t>ی</w:t>
+      </w:r>
+      <w:r>
+        <w:rPr>
+          <w:rFonts w:cs="Arial"/>
+          <w:rtl/>
+        </w:rPr>
+        <w:t xml:space="preserve"> صفحه تصو</w:t>
+      </w:r>
+      <w:r>
+        <w:rPr>
+          <w:rFonts w:cs="Arial" w:hint="cs"/>
+          <w:rtl/>
+        </w:rPr>
+        <w:t>ی</w:t>
+      </w:r>
+      <w:r>
+        <w:rPr>
+          <w:rFonts w:cs="Arial" w:hint="eastAsia"/>
+          <w:rtl/>
+        </w:rPr>
+        <w:t>ر</w:t>
+      </w:r>
+      <w:r>
+        <w:rPr>
+          <w:rFonts w:cs="Arial"/>
+          <w:rtl/>
+        </w:rPr>
+        <w:t xml:space="preserve"> دوم</w:t>
+      </w:r>
+    </w:p>
+    <w:p>
+      <w:pPr>
+        <w:tabs>
+          <w:tab w:val="left" w:pos="3646"/>
+          <w:tab w:val="left" w:pos="6180"/>
+        </w:tabs>
+        <w:bidi/>
+        <w:rPr>
+          <w:rFonts w:cs="Arial"/>
+        </w:rPr>
+      </w:pPr>
+      <w:r>
+        <w:rPr>
+          <w:rFonts w:cs="Arial" w:hint="eastAsia"/>
+          <w:rtl/>
+        </w:rPr>
+        <w:t>هم</w:t>
+      </w:r>
+      <w:r>
+        <w:rPr>
+          <w:rFonts w:cs="Arial"/>
+          <w:rtl/>
+        </w:rPr>
+        <w:t xml:space="preserve"> </w:t>
+      </w:r>
+      <w:r>
+        <w:rPr>
+          <w:rFonts w:cs="Arial" w:hint="cs"/>
+          <w:rtl/>
+        </w:rPr>
+        <w:t>ی</w:t>
+      </w:r>
+      <w:r>
+        <w:rPr>
+          <w:rFonts w:cs="Arial" w:hint="eastAsia"/>
+          <w:rtl/>
+        </w:rPr>
+        <w:t>ک</w:t>
+      </w:r>
+      <w:r>
+        <w:rPr>
+          <w:rFonts w:cs="Arial"/>
+          <w:rtl/>
+        </w:rPr>
+        <w:t xml:space="preserve"> دکمه "بازگشت" ، با همون عملکرد قرار بده</w:t>
+      </w:r>
+    </w:p>
+    <w:p>
+      <w:pPr>
+        <w:tabs>
+          <w:tab w:val="left" w:pos="3646"/>
+          <w:tab w:val="left" w:pos="6180"/>
+        </w:tabs>
+        <w:bidi/>
+        <w:rPr>
+          <w:rFonts w:cs="Arial"/>
+        </w:rPr>
+      </w:pPr>
+      <w:r>
+        <w:rPr>
+          <w:rFonts w:cs="Arial"/>
+        </w:rPr>
+        <w:t>999999999999999999999999999999</w:t>
+      </w:r>
+    </w:p>
+    <w:p>
+      <w:pPr>
+        <w:tabs>
+          <w:tab w:val="left" w:pos="3646"/>
+          <w:tab w:val="left" w:pos="6180"/>
+        </w:tabs>
+        <w:bidi/>
+        <w:rPr>
+          <w:rFonts w:cs="Arial"/>
+          <w:rtl/>
+          <w:lang w:bidi="fa-IR"/>
+        </w:rPr>
+      </w:pPr>
+      <w:r>
+        <w:rPr>
+          <w:rFonts w:cs="Arial" w:hint="cs"/>
+          <w:rtl/>
+          <w:lang w:bidi="fa-IR"/>
+        </w:rPr>
+        <w:t>در این صفجه تصویر اول</w:t>
+      </w:r>
+    </w:p>
+    <w:p>
+      <w:pPr>
+        <w:tabs>
+          <w:tab w:val="left" w:pos="3646"/>
+          <w:tab w:val="left" w:pos="6180"/>
+        </w:tabs>
+        <w:bidi/>
+        <w:rPr>
+          <w:rtl/>
+          <w:lang w:bidi="fa-IR"/>
         </w:rPr>
       </w:pPr>
       <w:r>
@@ -1404,10 +1441,10 @@
         </w:rPr>
         <w:lastRenderedPageBreak/>
         <w:drawing>
-          <wp:inline distT="0" distB="0" distL="0" distR="0" wp14:anchorId="651DDCDC" wp14:editId="5B5B7519">
+          <wp:inline distT="0" distB="0" distL="0" distR="0" wp14:anchorId="4A53C9D5" wp14:editId="50CFE62C">
             <wp:extent cx="5943600" cy="3341370"/>
             <wp:effectExtent l="0" t="0" r="0" b="0"/>
-            <wp:docPr id="11" name="Picture 11"/>
+            <wp:docPr id="12" name="Picture 12"/>
             <wp:cNvGraphicFramePr>
               <a:graphicFrameLocks xmlns:a="http://schemas.openxmlformats.org/drawingml/2006/main" noChangeAspect="1"/>
             </wp:cNvGraphicFramePr>
@@ -1449,10 +1486,5582 @@
         <w:bidi/>
         <w:rPr>
           <w:rtl/>
+          <w:lang w:bidi="fa-IR"/>
+        </w:rPr>
+      </w:pPr>
+      <w:r>
+        <w:rPr>
+          <w:rFonts w:hint="cs"/>
+          <w:rtl/>
+          <w:lang w:bidi="fa-IR"/>
+        </w:rPr>
+        <w:t>می خوام که کامبوباکس هدف ضمیمه رو برداری</w:t>
+      </w:r>
+      <w:r>
+        <w:rPr>
+          <w:rFonts w:hint="cs"/>
+          <w:rtl/>
+          <w:lang w:bidi="fa-IR"/>
+        </w:rPr>
+        <w:t xml:space="preserve"> و همچنین دکمه انتخاب فایل تصویر و دکمه اسکن تصویر جدید (سبیه ساز) رو هم برداری</w:t>
+      </w:r>
+      <w:r>
+        <w:rPr>
+          <w:rFonts w:hint="cs"/>
+          <w:rtl/>
+          <w:lang w:bidi="fa-IR"/>
+        </w:rPr>
+        <w:t xml:space="preserve"> و یک ستون دکمه بعد از ستون شرح ردیف با عنوان سرستون "انتخاب تصویر" قرار بدی که متن دکمه های اون "انتخاب" باشه و دکمه های این ستون همون کار دکمه "انتخاب فایل تصویر رو انجام بدن و بعد از این ستون دکمه ، یک ستون دکمه دیگه با عنوان سرستون "اسکن تصویر" اضافه کنی که متن دکمه های این ستون "اسکن" باشه و می خوام که دکمه های این ستون کار همون دکمه "اسکن تصویر جدید (شبیه ساز)" رو انجام بده</w:t>
+      </w:r>
+    </w:p>
+    <w:p>
+      <w:pPr>
+        <w:tabs>
+          <w:tab w:val="left" w:pos="3646"/>
+          <w:tab w:val="left" w:pos="6180"/>
+        </w:tabs>
+        <w:bidi/>
+        <w:rPr>
+          <w:rtl/>
+        </w:rPr>
+      </w:pPr>
+      <w:r>
+        <w:rPr>
+          <w:rFonts w:hint="cs"/>
+          <w:rtl/>
+        </w:rPr>
+        <w:t>99999999999999999999999999</w:t>
+      </w:r>
+    </w:p>
+    <w:p>
+      <w:pPr>
+        <w:tabs>
+          <w:tab w:val="left" w:pos="3646"/>
+          <w:tab w:val="left" w:pos="6180"/>
+        </w:tabs>
+        <w:bidi/>
+        <w:rPr>
+          <w:rtl/>
+        </w:rPr>
+      </w:pPr>
+      <w:r>
+        <w:rPr>
+          <w:rFonts w:hint="cs"/>
+          <w:rtl/>
+        </w:rPr>
+        <w:t>در این صفحه تصویر اول</w:t>
+      </w:r>
+    </w:p>
+    <w:p>
+      <w:pPr>
+        <w:tabs>
+          <w:tab w:val="left" w:pos="3646"/>
+          <w:tab w:val="left" w:pos="6180"/>
+        </w:tabs>
+        <w:bidi/>
+        <w:rPr>
+          <w:rtl/>
+        </w:rPr>
+      </w:pPr>
+      <w:r>
+        <w:rPr>
+          <w:noProof/>
+        </w:rPr>
+        <w:lastRenderedPageBreak/>
+        <w:drawing>
+          <wp:inline distT="0" distB="0" distL="0" distR="0" wp14:anchorId="7E6DC487" wp14:editId="5000790E">
+            <wp:extent cx="5943600" cy="3341370"/>
+            <wp:effectExtent l="0" t="0" r="0" b="0"/>
+            <wp:docPr id="13" name="Picture 13"/>
+            <wp:cNvGraphicFramePr>
+              <a:graphicFrameLocks xmlns:a="http://schemas.openxmlformats.org/drawingml/2006/main" noChangeAspect="1"/>
+            </wp:cNvGraphicFramePr>
+            <a:graphic xmlns:a="http://schemas.openxmlformats.org/drawingml/2006/main">
+              <a:graphicData uri="http://schemas.openxmlformats.org/drawingml/2006/picture">
+                <pic:pic xmlns:pic="http://schemas.openxmlformats.org/drawingml/2006/picture">
+                  <pic:nvPicPr>
+                    <pic:cNvPr id="1" name=""/>
+                    <pic:cNvPicPr/>
+                  </pic:nvPicPr>
+                  <pic:blipFill>
+                    <a:blip r:embed="rId16"/>
+                    <a:stretch>
+                      <a:fillRect/>
+                    </a:stretch>
+                  </pic:blipFill>
+                  <pic:spPr>
+                    <a:xfrm>
+                      <a:off x="0" y="0"/>
+                      <a:ext cx="5943600" cy="3341370"/>
+                    </a:xfrm>
+                    <a:prstGeom prst="rect">
+                      <a:avLst/>
+                    </a:prstGeom>
+                  </pic:spPr>
+                </pic:pic>
+              </a:graphicData>
+            </a:graphic>
+          </wp:inline>
+        </w:drawing>
+      </w:r>
+    </w:p>
+    <w:p>
+      <w:pPr>
+        <w:tabs>
+          <w:tab w:val="left" w:pos="3646"/>
+          <w:tab w:val="left" w:pos="6180"/>
+        </w:tabs>
+        <w:bidi/>
+        <w:rPr>
+          <w:rtl/>
+        </w:rPr>
+      </w:pPr>
+      <w:r>
+        <w:rPr>
+          <w:rFonts w:hint="cs"/>
+          <w:rtl/>
+        </w:rPr>
+        <w:t>می خوام که قسمت ورود اطلاعات ( مشخصات بانک ) رو از صفحه برداری و بعد می خوام که در بالای دیتا گرید یک پنل دکمه قرار بدی و بعد می خوام که در این پنل دکمه یک دکمه با متن "بازگشت" قرار بدی که عملکرد اون همانند دکمه بازگشت در تب ثبت سند حسابداری باشد و بعد می خوام که در پنل دکمه ها یک دکمه با عنوان "بانک جدید" قرار بدی و می خوام که با کلیک روی این دکمه یک پنجره پاپ آپ زیبا و جذاب باز بشه و قسمت مشخصات بانک در اون نمایش داده بشه بطوریکه با کلیک روی دکمه ذخیره اون پنجزه بسته بشه و بعد می خوام که در دیتاگرید ، یک ستون دکمه با عنوان سرستون "ویرایش" و متن دکمه های "ویرایش" و بعد یک ستون دکمه با عنوان سرستون "حذف" و متن دکمه های "حذف" قرار بدی و اونها رو هم عملیاتی کنی</w:t>
+      </w:r>
+    </w:p>
+    <w:p>
+      <w:pPr>
+        <w:tabs>
+          <w:tab w:val="left" w:pos="3646"/>
+          <w:tab w:val="left" w:pos="6180"/>
+        </w:tabs>
+        <w:bidi/>
+        <w:rPr>
+          <w:rtl/>
+        </w:rPr>
+      </w:pPr>
+      <w:r>
+        <w:rPr>
+          <w:rFonts w:hint="cs"/>
+          <w:rtl/>
+        </w:rPr>
+        <w:t>999999999999999999999999999999999</w:t>
+      </w:r>
+    </w:p>
+    <w:p>
+      <w:pPr>
+        <w:tabs>
+          <w:tab w:val="left" w:pos="3646"/>
+          <w:tab w:val="left" w:pos="6180"/>
+        </w:tabs>
+        <w:bidi/>
+      </w:pPr>
+      <w:r>
+        <w:t>Ran command: `$path = "HKCU:\Software\Policies\Google\Chrome\ClearBrowsingDataOnExitList</w:t>
+      </w:r>
+      <w:r>
+        <w:rPr>
+          <w:rFonts w:cs="Arial"/>
+          <w:rtl/>
+        </w:rPr>
+        <w:t>"</w:t>
+      </w:r>
+    </w:p>
+    <w:p>
+      <w:pPr>
+        <w:tabs>
+          <w:tab w:val="left" w:pos="3646"/>
+          <w:tab w:val="left" w:pos="6180"/>
+        </w:tabs>
+        <w:bidi/>
+      </w:pPr>
+      <w:r>
+        <w:t>if (!(Test-Path $path)) { New-Item -Path $path -Force | Out-Null }</w:t>
+      </w:r>
+    </w:p>
+    <w:p>
+      <w:pPr>
+        <w:tabs>
+          <w:tab w:val="left" w:pos="3646"/>
+          <w:tab w:val="left" w:pos="6180"/>
+        </w:tabs>
+        <w:bidi/>
+      </w:pPr>
+      <w:r>
+        <w:t>New-ItemProperty -Path $path -Name "1" -Value "browsing_history" -PropertyType String -Force | Out-Null</w:t>
+      </w:r>
+    </w:p>
+    <w:p>
+      <w:pPr>
+        <w:tabs>
+          <w:tab w:val="left" w:pos="3646"/>
+          <w:tab w:val="left" w:pos="6180"/>
+        </w:tabs>
+        <w:bidi/>
+      </w:pPr>
+      <w:r>
+        <w:t>New-ItemProperty -Path $path -Name "2" -Value "download_history" -PropertyType String -Force | Out-Null</w:t>
+      </w:r>
+    </w:p>
+    <w:p>
+      <w:pPr>
+        <w:tabs>
+          <w:tab w:val="left" w:pos="3646"/>
+          <w:tab w:val="left" w:pos="6180"/>
+        </w:tabs>
+        <w:bidi/>
+      </w:pPr>
+      <w:r>
+        <w:t>New-ItemProperty -Path $path -Name "3" -Value "cookies_and_other_site_data" -PropertyType String -Force | Out-Null</w:t>
+      </w:r>
+    </w:p>
+    <w:p>
+      <w:pPr>
+        <w:tabs>
+          <w:tab w:val="left" w:pos="3646"/>
+          <w:tab w:val="left" w:pos="6180"/>
+        </w:tabs>
+        <w:bidi/>
+      </w:pPr>
+      <w:r>
+        <w:t>New-ItemProperty -Path $path -Name "4" -Value "cached_images_and_files" -PropertyType String -Force | Out-Null</w:t>
+      </w:r>
+    </w:p>
+    <w:p>
+      <w:pPr>
+        <w:tabs>
+          <w:tab w:val="left" w:pos="3646"/>
+          <w:tab w:val="left" w:pos="6180"/>
+        </w:tabs>
+        <w:bidi/>
+      </w:pPr>
+      <w:r>
+        <w:t>New-ItemProperty -Path $path -Name "5" -Value "password_signin" -PropertyType String -Force | Out-Null</w:t>
+      </w:r>
+    </w:p>
+    <w:p>
+      <w:pPr>
+        <w:tabs>
+          <w:tab w:val="left" w:pos="3646"/>
+          <w:tab w:val="left" w:pos="6180"/>
+        </w:tabs>
+        <w:bidi/>
+      </w:pPr>
+      <w:r>
+        <w:t>New-ItemProperty -Path $path -Name "6" -Value "autofill" -PropertyType String -Force | Out-Null</w:t>
+      </w:r>
+    </w:p>
+    <w:p>
+      <w:pPr>
+        <w:tabs>
+          <w:tab w:val="left" w:pos="3646"/>
+          <w:tab w:val="left" w:pos="6180"/>
+        </w:tabs>
+        <w:bidi/>
+      </w:pPr>
+      <w:r>
+        <w:lastRenderedPageBreak/>
+        <w:t>New-ItemProperty -Path $path -Name "7" -Value "site_settings" -PropertyType String -Force | Out-Null</w:t>
+      </w:r>
+    </w:p>
+    <w:p>
+      <w:pPr>
+        <w:tabs>
+          <w:tab w:val="left" w:pos="3646"/>
+          <w:tab w:val="left" w:pos="6180"/>
+        </w:tabs>
+        <w:bidi/>
+      </w:pPr>
+      <w:r>
+        <w:t>New-ItemProperty -Path $path -Name "8" -Value "hosted_app_data" -PropertyType String -Force | Out-Null</w:t>
+      </w:r>
+    </w:p>
+    <w:p>
+      <w:pPr>
+        <w:tabs>
+          <w:tab w:val="left" w:pos="3646"/>
+          <w:tab w:val="left" w:pos="6180"/>
+        </w:tabs>
+        <w:bidi/>
+      </w:pPr>
+      <w:r>
+        <w:t>Write-Output "Chrome policies updated successfully</w:t>
+      </w:r>
+      <w:r>
+        <w:rPr>
+          <w:rFonts w:cs="Arial"/>
+          <w:rtl/>
+        </w:rPr>
+        <w:t>."`</w:t>
+      </w:r>
+    </w:p>
+    <w:p>
+      <w:pPr>
+        <w:tabs>
+          <w:tab w:val="left" w:pos="3646"/>
+          <w:tab w:val="left" w:pos="6180"/>
+        </w:tabs>
+        <w:bidi/>
+      </w:pPr>
+      <w:r>
+        <w:t>Edited Clear_Chrome_On_Exit.reg</w:t>
+      </w:r>
+    </w:p>
+    <w:p>
+      <w:pPr>
+        <w:tabs>
+          <w:tab w:val="left" w:pos="3646"/>
+          <w:tab w:val="left" w:pos="6180"/>
+        </w:tabs>
+        <w:bidi/>
+      </w:pPr>
+    </w:p>
+    <w:p>
+      <w:pPr>
+        <w:tabs>
+          <w:tab w:val="left" w:pos="3646"/>
+          <w:tab w:val="left" w:pos="6180"/>
+        </w:tabs>
+        <w:bidi/>
+      </w:pPr>
+      <w:r>
+        <w:rPr>
+          <w:rFonts w:cs="Arial"/>
+          <w:rtl/>
+        </w:rPr>
+        <w:t>من سع</w:t>
+      </w:r>
+      <w:r>
+        <w:rPr>
+          <w:rFonts w:cs="Arial" w:hint="cs"/>
+          <w:rtl/>
+        </w:rPr>
+        <w:t>ی</w:t>
+      </w:r>
+      <w:r>
+        <w:rPr>
+          <w:rFonts w:cs="Arial"/>
+          <w:rtl/>
+        </w:rPr>
+        <w:t xml:space="preserve"> کردم ا</w:t>
+      </w:r>
+      <w:r>
+        <w:rPr>
+          <w:rFonts w:cs="Arial" w:hint="cs"/>
+          <w:rtl/>
+        </w:rPr>
+        <w:t>ی</w:t>
+      </w:r>
+      <w:r>
+        <w:rPr>
+          <w:rFonts w:cs="Arial" w:hint="eastAsia"/>
+          <w:rtl/>
+        </w:rPr>
+        <w:t>ن</w:t>
+      </w:r>
+      <w:r>
+        <w:rPr>
+          <w:rFonts w:cs="Arial"/>
+          <w:rtl/>
+        </w:rPr>
+        <w:t xml:space="preserve"> تنظ</w:t>
+      </w:r>
+      <w:r>
+        <w:rPr>
+          <w:rFonts w:cs="Arial" w:hint="cs"/>
+          <w:rtl/>
+        </w:rPr>
+        <w:t>ی</w:t>
+      </w:r>
+      <w:r>
+        <w:rPr>
+          <w:rFonts w:cs="Arial" w:hint="eastAsia"/>
+          <w:rtl/>
+        </w:rPr>
+        <w:t>مات</w:t>
+      </w:r>
+      <w:r>
+        <w:rPr>
+          <w:rFonts w:cs="Arial"/>
+          <w:rtl/>
+        </w:rPr>
+        <w:t xml:space="preserve"> رو به صورت خودکار رو</w:t>
+      </w:r>
+      <w:r>
+        <w:rPr>
+          <w:rFonts w:cs="Arial" w:hint="cs"/>
+          <w:rtl/>
+        </w:rPr>
+        <w:t>ی</w:t>
+      </w:r>
+      <w:r>
+        <w:rPr>
+          <w:rFonts w:cs="Arial"/>
+          <w:rtl/>
+        </w:rPr>
+        <w:t xml:space="preserve"> س</w:t>
+      </w:r>
+      <w:r>
+        <w:rPr>
+          <w:rFonts w:cs="Arial" w:hint="cs"/>
+          <w:rtl/>
+        </w:rPr>
+        <w:t>ی</w:t>
+      </w:r>
+      <w:r>
+        <w:rPr>
+          <w:rFonts w:cs="Arial" w:hint="eastAsia"/>
+          <w:rtl/>
+        </w:rPr>
+        <w:t>ستم</w:t>
+      </w:r>
+      <w:r>
+        <w:rPr>
+          <w:rFonts w:cs="Arial"/>
+          <w:rtl/>
+        </w:rPr>
+        <w:t xml:space="preserve"> شما اعمال کنم، اما از اونجا</w:t>
+      </w:r>
+      <w:r>
+        <w:rPr>
+          <w:rFonts w:cs="Arial" w:hint="cs"/>
+          <w:rtl/>
+        </w:rPr>
+        <w:t>یی</w:t>
+      </w:r>
+      <w:r>
+        <w:rPr>
+          <w:rFonts w:cs="Arial"/>
+          <w:rtl/>
+        </w:rPr>
+        <w:t xml:space="preserve"> که تغ</w:t>
+      </w:r>
+      <w:r>
+        <w:rPr>
+          <w:rFonts w:cs="Arial" w:hint="cs"/>
+          <w:rtl/>
+        </w:rPr>
+        <w:t>یی</w:t>
+      </w:r>
+      <w:r>
+        <w:rPr>
+          <w:rFonts w:cs="Arial" w:hint="eastAsia"/>
+          <w:rtl/>
+        </w:rPr>
+        <w:t>ر</w:t>
+      </w:r>
+      <w:r>
+        <w:rPr>
+          <w:rFonts w:cs="Arial"/>
+          <w:rtl/>
+        </w:rPr>
+        <w:t xml:space="preserve"> س</w:t>
+      </w:r>
+      <w:r>
+        <w:rPr>
+          <w:rFonts w:cs="Arial" w:hint="cs"/>
+          <w:rtl/>
+        </w:rPr>
+        <w:t>ی</w:t>
+      </w:r>
+      <w:r>
+        <w:rPr>
+          <w:rFonts w:cs="Arial" w:hint="eastAsia"/>
+          <w:rtl/>
+        </w:rPr>
+        <w:t>است‌ها</w:t>
+      </w:r>
+      <w:r>
+        <w:rPr>
+          <w:rFonts w:cs="Arial" w:hint="cs"/>
+          <w:rtl/>
+        </w:rPr>
+        <w:t>ی</w:t>
+      </w:r>
+      <w:r>
+        <w:rPr>
+          <w:rFonts w:cs="Arial"/>
+          <w:rtl/>
+        </w:rPr>
+        <w:t xml:space="preserve"> اصل</w:t>
+      </w:r>
+      <w:r>
+        <w:rPr>
+          <w:rFonts w:cs="Arial" w:hint="cs"/>
+          <w:rtl/>
+        </w:rPr>
+        <w:t>ی</w:t>
+      </w:r>
+      <w:r>
+        <w:rPr>
+          <w:rFonts w:cs="Arial"/>
+          <w:rtl/>
+        </w:rPr>
+        <w:t xml:space="preserve"> کروم ن</w:t>
+      </w:r>
+      <w:r>
+        <w:rPr>
+          <w:rFonts w:cs="Arial" w:hint="cs"/>
+          <w:rtl/>
+        </w:rPr>
+        <w:t>ی</w:t>
+      </w:r>
+      <w:r>
+        <w:rPr>
+          <w:rFonts w:cs="Arial" w:hint="eastAsia"/>
+          <w:rtl/>
+        </w:rPr>
+        <w:t>از</w:t>
+      </w:r>
+      <w:r>
+        <w:rPr>
+          <w:rFonts w:cs="Arial"/>
+          <w:rtl/>
+        </w:rPr>
+        <w:t xml:space="preserve"> به دسترس</w:t>
+      </w:r>
+      <w:r>
+        <w:rPr>
+          <w:rFonts w:cs="Arial" w:hint="cs"/>
+          <w:rtl/>
+        </w:rPr>
+        <w:t>ی</w:t>
+      </w:r>
+      <w:r>
+        <w:rPr>
+          <w:rFonts w:cs="Arial"/>
+          <w:rtl/>
+        </w:rPr>
+        <w:t xml:space="preserve"> ادم</w:t>
+      </w:r>
+      <w:r>
+        <w:rPr>
+          <w:rFonts w:cs="Arial" w:hint="cs"/>
+          <w:rtl/>
+        </w:rPr>
+        <w:t>ی</w:t>
+      </w:r>
+      <w:r>
+        <w:rPr>
+          <w:rFonts w:cs="Arial" w:hint="eastAsia"/>
+          <w:rtl/>
+        </w:rPr>
+        <w:t>ن</w:t>
+      </w:r>
+      <w:r>
+        <w:rPr>
+          <w:rFonts w:cs="Arial"/>
+          <w:rtl/>
+        </w:rPr>
+        <w:t xml:space="preserve"> (</w:t>
+      </w:r>
+      <w:r>
+        <w:t>Administrator</w:t>
+      </w:r>
+      <w:r>
+        <w:rPr>
+          <w:rFonts w:cs="Arial"/>
+          <w:rtl/>
+        </w:rPr>
+        <w:t>) داره، و</w:t>
+      </w:r>
+      <w:r>
+        <w:rPr>
+          <w:rFonts w:cs="Arial" w:hint="cs"/>
+          <w:rtl/>
+        </w:rPr>
+        <w:t>ی</w:t>
+      </w:r>
+      <w:r>
+        <w:rPr>
+          <w:rFonts w:cs="Arial" w:hint="eastAsia"/>
+          <w:rtl/>
+        </w:rPr>
+        <w:t>ندوز</w:t>
+      </w:r>
+      <w:r>
+        <w:rPr>
+          <w:rFonts w:cs="Arial"/>
+          <w:rtl/>
+        </w:rPr>
+        <w:t xml:space="preserve"> جلو</w:t>
+      </w:r>
+      <w:r>
+        <w:rPr>
+          <w:rFonts w:cs="Arial" w:hint="cs"/>
+          <w:rtl/>
+        </w:rPr>
+        <w:t>ی</w:t>
+      </w:r>
+      <w:r>
+        <w:rPr>
+          <w:rFonts w:cs="Arial"/>
+          <w:rtl/>
+        </w:rPr>
+        <w:t xml:space="preserve"> ا</w:t>
+      </w:r>
+      <w:r>
+        <w:rPr>
+          <w:rFonts w:cs="Arial" w:hint="cs"/>
+          <w:rtl/>
+        </w:rPr>
+        <w:t>ی</w:t>
+      </w:r>
+      <w:r>
+        <w:rPr>
+          <w:rFonts w:cs="Arial" w:hint="eastAsia"/>
+          <w:rtl/>
+        </w:rPr>
+        <w:t>ن</w:t>
+      </w:r>
+      <w:r>
+        <w:rPr>
+          <w:rFonts w:cs="Arial"/>
+          <w:rtl/>
+        </w:rPr>
+        <w:t xml:space="preserve"> کار رو گرفت. </w:t>
+      </w:r>
+    </w:p>
+    <w:p>
+      <w:pPr>
+        <w:tabs>
+          <w:tab w:val="left" w:pos="3646"/>
+          <w:tab w:val="left" w:pos="6180"/>
+        </w:tabs>
+        <w:bidi/>
+      </w:pPr>
+    </w:p>
+    <w:p>
+      <w:pPr>
+        <w:tabs>
+          <w:tab w:val="left" w:pos="3646"/>
+          <w:tab w:val="left" w:pos="6180"/>
+        </w:tabs>
+        <w:bidi/>
+      </w:pPr>
+      <w:r>
+        <w:rPr>
+          <w:rFonts w:cs="Arial" w:hint="eastAsia"/>
+          <w:rtl/>
+        </w:rPr>
+        <w:t>برا</w:t>
+      </w:r>
+      <w:r>
+        <w:rPr>
+          <w:rFonts w:cs="Arial" w:hint="cs"/>
+          <w:rtl/>
+        </w:rPr>
+        <w:t>ی</w:t>
+      </w:r>
+      <w:r>
+        <w:rPr>
+          <w:rFonts w:cs="Arial"/>
+          <w:rtl/>
+        </w:rPr>
+        <w:t xml:space="preserve"> ا</w:t>
+      </w:r>
+      <w:r>
+        <w:rPr>
+          <w:rFonts w:cs="Arial" w:hint="cs"/>
+          <w:rtl/>
+        </w:rPr>
+        <w:t>ی</w:t>
+      </w:r>
+      <w:r>
+        <w:rPr>
+          <w:rFonts w:cs="Arial" w:hint="eastAsia"/>
+          <w:rtl/>
+        </w:rPr>
+        <w:t>نکه</w:t>
+      </w:r>
+      <w:r>
+        <w:rPr>
+          <w:rFonts w:cs="Arial"/>
+          <w:rtl/>
+        </w:rPr>
+        <w:t xml:space="preserve"> دق</w:t>
+      </w:r>
+      <w:r>
+        <w:rPr>
+          <w:rFonts w:cs="Arial" w:hint="cs"/>
+          <w:rtl/>
+        </w:rPr>
+        <w:t>ی</w:t>
+      </w:r>
+      <w:r>
+        <w:rPr>
+          <w:rFonts w:cs="Arial" w:hint="eastAsia"/>
+          <w:rtl/>
+        </w:rPr>
+        <w:t>قاً</w:t>
+      </w:r>
+      <w:r>
+        <w:rPr>
+          <w:rFonts w:cs="Arial"/>
+          <w:rtl/>
+        </w:rPr>
+        <w:t xml:space="preserve"> همون چ</w:t>
+      </w:r>
+      <w:r>
+        <w:rPr>
+          <w:rFonts w:cs="Arial" w:hint="cs"/>
+          <w:rtl/>
+        </w:rPr>
+        <w:t>ی</w:t>
+      </w:r>
+      <w:r>
+        <w:rPr>
+          <w:rFonts w:cs="Arial" w:hint="eastAsia"/>
+          <w:rtl/>
+        </w:rPr>
+        <w:t>ز</w:t>
+      </w:r>
+      <w:r>
+        <w:rPr>
+          <w:rFonts w:cs="Arial" w:hint="cs"/>
+          <w:rtl/>
+        </w:rPr>
+        <w:t>ی</w:t>
+      </w:r>
+      <w:r>
+        <w:rPr>
+          <w:rFonts w:cs="Arial"/>
+          <w:rtl/>
+        </w:rPr>
+        <w:t xml:space="preserve"> که م</w:t>
+      </w:r>
+      <w:r>
+        <w:rPr>
+          <w:rFonts w:cs="Arial" w:hint="cs"/>
+          <w:rtl/>
+        </w:rPr>
+        <w:t>ی‌</w:t>
+      </w:r>
+      <w:r>
+        <w:rPr>
+          <w:rFonts w:cs="Arial" w:hint="eastAsia"/>
+          <w:rtl/>
+        </w:rPr>
+        <w:t>خوا</w:t>
+      </w:r>
+      <w:r>
+        <w:rPr>
+          <w:rFonts w:cs="Arial" w:hint="cs"/>
+          <w:rtl/>
+        </w:rPr>
+        <w:t>ی</w:t>
+      </w:r>
+      <w:r>
+        <w:rPr>
+          <w:rFonts w:cs="Arial" w:hint="eastAsia"/>
+          <w:rtl/>
+        </w:rPr>
+        <w:t>د</w:t>
+      </w:r>
+      <w:r>
+        <w:rPr>
+          <w:rFonts w:cs="Arial"/>
+          <w:rtl/>
+        </w:rPr>
+        <w:t xml:space="preserve"> اتفاق ب</w:t>
+      </w:r>
+      <w:r>
+        <w:rPr>
+          <w:rFonts w:cs="Arial" w:hint="cs"/>
+          <w:rtl/>
+        </w:rPr>
+        <w:t>ی</w:t>
+      </w:r>
+      <w:r>
+        <w:rPr>
+          <w:rFonts w:cs="Arial" w:hint="eastAsia"/>
+          <w:rtl/>
+        </w:rPr>
+        <w:t>فته</w:t>
+      </w:r>
+      <w:r>
+        <w:rPr>
+          <w:rFonts w:cs="Arial"/>
+          <w:rtl/>
+        </w:rPr>
+        <w:t xml:space="preserve"> (</w:t>
+      </w:r>
+      <w:r>
+        <w:rPr>
+          <w:rFonts w:cs="Arial" w:hint="cs"/>
+          <w:rtl/>
+        </w:rPr>
+        <w:t>ی</w:t>
+      </w:r>
+      <w:r>
+        <w:rPr>
+          <w:rFonts w:cs="Arial" w:hint="eastAsia"/>
+          <w:rtl/>
+        </w:rPr>
+        <w:t>عن</w:t>
+      </w:r>
+      <w:r>
+        <w:rPr>
+          <w:rFonts w:cs="Arial" w:hint="cs"/>
+          <w:rtl/>
+        </w:rPr>
+        <w:t>ی</w:t>
+      </w:r>
+      <w:r>
+        <w:rPr>
+          <w:rFonts w:cs="Arial"/>
+          <w:rtl/>
+        </w:rPr>
+        <w:t xml:space="preserve"> به محض بستن کروم، **تمام** تار</w:t>
+      </w:r>
+      <w:r>
+        <w:rPr>
+          <w:rFonts w:cs="Arial" w:hint="cs"/>
+          <w:rtl/>
+        </w:rPr>
+        <w:t>ی</w:t>
+      </w:r>
+      <w:r>
+        <w:rPr>
+          <w:rFonts w:cs="Arial" w:hint="eastAsia"/>
+          <w:rtl/>
+        </w:rPr>
+        <w:t>خچه،</w:t>
+      </w:r>
+      <w:r>
+        <w:rPr>
+          <w:rFonts w:cs="Arial"/>
+          <w:rtl/>
+        </w:rPr>
+        <w:t xml:space="preserve"> کوک</w:t>
+      </w:r>
+      <w:r>
+        <w:rPr>
+          <w:rFonts w:cs="Arial" w:hint="cs"/>
+          <w:rtl/>
+        </w:rPr>
+        <w:t>ی‌</w:t>
+      </w:r>
+      <w:r>
+        <w:rPr>
+          <w:rFonts w:cs="Arial" w:hint="eastAsia"/>
+          <w:rtl/>
+        </w:rPr>
+        <w:t>ها،</w:t>
+      </w:r>
+      <w:r>
+        <w:rPr>
+          <w:rFonts w:cs="Arial"/>
+          <w:rtl/>
+        </w:rPr>
+        <w:t xml:space="preserve"> پسوردها، کش و ردپاها</w:t>
+      </w:r>
+      <w:r>
+        <w:rPr>
+          <w:rFonts w:cs="Arial" w:hint="cs"/>
+          <w:rtl/>
+        </w:rPr>
+        <w:t>ی</w:t>
+      </w:r>
+      <w:r>
+        <w:rPr>
+          <w:rFonts w:cs="Arial"/>
+          <w:rtl/>
+        </w:rPr>
+        <w:t xml:space="preserve"> شما پاک بشه)، </w:t>
+      </w:r>
+      <w:r>
+        <w:rPr>
+          <w:rFonts w:cs="Arial" w:hint="cs"/>
+          <w:rtl/>
+        </w:rPr>
+        <w:t>ی</w:t>
+      </w:r>
+      <w:r>
+        <w:rPr>
+          <w:rFonts w:cs="Arial" w:hint="eastAsia"/>
+          <w:rtl/>
+        </w:rPr>
+        <w:t>ک</w:t>
+      </w:r>
+      <w:r>
+        <w:rPr>
+          <w:rFonts w:cs="Arial"/>
+          <w:rtl/>
+        </w:rPr>
+        <w:t xml:space="preserve"> فا</w:t>
+      </w:r>
+      <w:r>
+        <w:rPr>
+          <w:rFonts w:cs="Arial" w:hint="cs"/>
+          <w:rtl/>
+        </w:rPr>
+        <w:t>ی</w:t>
+      </w:r>
+      <w:r>
+        <w:rPr>
+          <w:rFonts w:cs="Arial" w:hint="eastAsia"/>
+          <w:rtl/>
+        </w:rPr>
+        <w:t>ل</w:t>
+      </w:r>
+      <w:r>
+        <w:rPr>
+          <w:rFonts w:cs="Arial"/>
+          <w:rtl/>
+        </w:rPr>
+        <w:t xml:space="preserve"> تنظ</w:t>
+      </w:r>
+      <w:r>
+        <w:rPr>
+          <w:rFonts w:cs="Arial" w:hint="cs"/>
+          <w:rtl/>
+        </w:rPr>
+        <w:t>ی</w:t>
+      </w:r>
+      <w:r>
+        <w:rPr>
+          <w:rFonts w:cs="Arial" w:hint="eastAsia"/>
+          <w:rtl/>
+        </w:rPr>
+        <w:t>مات</w:t>
+      </w:r>
+      <w:r>
+        <w:rPr>
+          <w:rFonts w:cs="Arial"/>
+          <w:rtl/>
+        </w:rPr>
+        <w:t xml:space="preserve"> رج</w:t>
+      </w:r>
+      <w:r>
+        <w:rPr>
+          <w:rFonts w:cs="Arial" w:hint="cs"/>
+          <w:rtl/>
+        </w:rPr>
+        <w:t>ی</w:t>
+      </w:r>
+      <w:r>
+        <w:rPr>
+          <w:rFonts w:cs="Arial" w:hint="eastAsia"/>
+          <w:rtl/>
+        </w:rPr>
+        <w:t>ستر</w:t>
+      </w:r>
+      <w:r>
+        <w:rPr>
+          <w:rFonts w:cs="Arial" w:hint="cs"/>
+          <w:rtl/>
+        </w:rPr>
+        <w:t>ی</w:t>
+      </w:r>
+      <w:r>
+        <w:rPr>
+          <w:rFonts w:cs="Arial"/>
+          <w:rtl/>
+        </w:rPr>
+        <w:t xml:space="preserve"> (</w:t>
+      </w:r>
+      <w:r>
+        <w:t>Registry</w:t>
+      </w:r>
+      <w:r>
+        <w:rPr>
+          <w:rFonts w:cs="Arial"/>
+          <w:rtl/>
+        </w:rPr>
+        <w:t>) براتون ساختم.</w:t>
+      </w:r>
+    </w:p>
+    <w:p>
+      <w:pPr>
+        <w:tabs>
+          <w:tab w:val="left" w:pos="3646"/>
+          <w:tab w:val="left" w:pos="6180"/>
+        </w:tabs>
+        <w:bidi/>
+      </w:pPr>
+    </w:p>
+    <w:p>
+      <w:pPr>
+        <w:tabs>
+          <w:tab w:val="left" w:pos="3646"/>
+          <w:tab w:val="left" w:pos="6180"/>
+        </w:tabs>
+        <w:bidi/>
+      </w:pPr>
+      <w:r>
+        <w:rPr>
+          <w:rFonts w:cs="Arial" w:hint="eastAsia"/>
+          <w:rtl/>
+        </w:rPr>
+        <w:t>کاف</w:t>
+      </w:r>
+      <w:r>
+        <w:rPr>
+          <w:rFonts w:cs="Arial" w:hint="cs"/>
+          <w:rtl/>
+        </w:rPr>
+        <w:t>ی</w:t>
+      </w:r>
+      <w:r>
+        <w:rPr>
+          <w:rFonts w:cs="Arial" w:hint="eastAsia"/>
+          <w:rtl/>
+        </w:rPr>
+        <w:t>ه</w:t>
+      </w:r>
+      <w:r>
+        <w:rPr>
+          <w:rFonts w:cs="Arial"/>
+          <w:rtl/>
+        </w:rPr>
+        <w:t xml:space="preserve"> مراحل ز</w:t>
+      </w:r>
+      <w:r>
+        <w:rPr>
+          <w:rFonts w:cs="Arial" w:hint="cs"/>
+          <w:rtl/>
+        </w:rPr>
+        <w:t>ی</w:t>
+      </w:r>
+      <w:r>
+        <w:rPr>
+          <w:rFonts w:cs="Arial" w:hint="eastAsia"/>
+          <w:rtl/>
+        </w:rPr>
+        <w:t>ر</w:t>
+      </w:r>
+      <w:r>
+        <w:rPr>
+          <w:rFonts w:cs="Arial"/>
+          <w:rtl/>
+        </w:rPr>
+        <w:t xml:space="preserve"> رو انجام بد</w:t>
+      </w:r>
+      <w:r>
+        <w:rPr>
+          <w:rFonts w:cs="Arial" w:hint="cs"/>
+          <w:rtl/>
+        </w:rPr>
+        <w:t>ی</w:t>
+      </w:r>
+      <w:r>
+        <w:rPr>
+          <w:rFonts w:cs="Arial" w:hint="eastAsia"/>
+          <w:rtl/>
+        </w:rPr>
+        <w:t>د</w:t>
+      </w:r>
+      <w:r>
+        <w:rPr>
+          <w:rFonts w:cs="Arial"/>
+          <w:rtl/>
+        </w:rPr>
+        <w:t>:</w:t>
+      </w:r>
+    </w:p>
+    <w:p>
+      <w:pPr>
+        <w:tabs>
+          <w:tab w:val="left" w:pos="3646"/>
+          <w:tab w:val="left" w:pos="6180"/>
+        </w:tabs>
+        <w:bidi/>
+      </w:pPr>
+      <w:r>
+        <w:rPr>
+          <w:rFonts w:cs="Arial"/>
+          <w:rtl/>
+          <w:lang w:bidi="fa-IR"/>
+        </w:rPr>
+        <w:t xml:space="preserve">۱. </w:t>
+      </w:r>
+      <w:r>
+        <w:rPr>
+          <w:rFonts w:cs="Arial"/>
+          <w:rtl/>
+        </w:rPr>
+        <w:t>به پوشه `</w:t>
+      </w:r>
+      <w:r>
+        <w:t>c:\vid</w:t>
+      </w:r>
+      <w:r>
+        <w:rPr>
+          <w:rFonts w:cs="Arial"/>
+          <w:rtl/>
+        </w:rPr>
+        <w:t>` بر</w:t>
+      </w:r>
+      <w:r>
+        <w:rPr>
+          <w:rFonts w:cs="Arial" w:hint="cs"/>
+          <w:rtl/>
+        </w:rPr>
+        <w:t>ی</w:t>
+      </w:r>
+      <w:r>
+        <w:rPr>
+          <w:rFonts w:cs="Arial" w:hint="eastAsia"/>
+          <w:rtl/>
+        </w:rPr>
+        <w:t>د</w:t>
+      </w:r>
+      <w:r>
+        <w:rPr>
+          <w:rFonts w:cs="Arial"/>
+          <w:rtl/>
+        </w:rPr>
+        <w:t>.</w:t>
+      </w:r>
+    </w:p>
+    <w:p>
+      <w:pPr>
+        <w:tabs>
+          <w:tab w:val="left" w:pos="3646"/>
+          <w:tab w:val="left" w:pos="6180"/>
+        </w:tabs>
+        <w:bidi/>
+      </w:pPr>
+      <w:r>
+        <w:rPr>
+          <w:rFonts w:cs="Arial"/>
+          <w:rtl/>
+          <w:lang w:bidi="fa-IR"/>
+        </w:rPr>
+        <w:t xml:space="preserve">۲. </w:t>
+      </w:r>
+      <w:r>
+        <w:rPr>
+          <w:rFonts w:cs="Arial"/>
+          <w:rtl/>
+        </w:rPr>
+        <w:t>رو</w:t>
+      </w:r>
+      <w:r>
+        <w:rPr>
+          <w:rFonts w:cs="Arial" w:hint="cs"/>
+          <w:rtl/>
+        </w:rPr>
+        <w:t>ی</w:t>
+      </w:r>
+      <w:r>
+        <w:rPr>
+          <w:rFonts w:cs="Arial"/>
+          <w:rtl/>
+        </w:rPr>
+        <w:t xml:space="preserve"> فا</w:t>
+      </w:r>
+      <w:r>
+        <w:rPr>
+          <w:rFonts w:cs="Arial" w:hint="cs"/>
+          <w:rtl/>
+        </w:rPr>
+        <w:t>ی</w:t>
+      </w:r>
+      <w:r>
+        <w:rPr>
+          <w:rFonts w:cs="Arial" w:hint="eastAsia"/>
+          <w:rtl/>
+        </w:rPr>
+        <w:t>ل</w:t>
+      </w:r>
+      <w:r>
+        <w:rPr>
+          <w:rFonts w:cs="Arial" w:hint="cs"/>
+          <w:rtl/>
+        </w:rPr>
+        <w:t>ی</w:t>
+      </w:r>
+      <w:r>
+        <w:rPr>
+          <w:rFonts w:cs="Arial"/>
+          <w:rtl/>
+        </w:rPr>
+        <w:t xml:space="preserve"> به نام </w:t>
+      </w:r>
+      <w:r>
+        <w:t>[Clear_Chrome_On_Exit.reg](file:///c:/vid/Clear_Chrome_On_Exit.reg)</w:t>
+      </w:r>
+      <w:r>
+        <w:rPr>
+          <w:rFonts w:cs="Arial"/>
+          <w:rtl/>
+        </w:rPr>
+        <w:t xml:space="preserve"> دو بار کل</w:t>
+      </w:r>
+      <w:r>
+        <w:rPr>
+          <w:rFonts w:cs="Arial" w:hint="cs"/>
+          <w:rtl/>
+        </w:rPr>
+        <w:t>ی</w:t>
+      </w:r>
+      <w:r>
+        <w:rPr>
+          <w:rFonts w:cs="Arial" w:hint="eastAsia"/>
+          <w:rtl/>
+        </w:rPr>
+        <w:t>ک</w:t>
+      </w:r>
+      <w:r>
+        <w:rPr>
+          <w:rFonts w:cs="Arial"/>
+          <w:rtl/>
+        </w:rPr>
+        <w:t xml:space="preserve"> کن</w:t>
+      </w:r>
+      <w:r>
+        <w:rPr>
+          <w:rFonts w:cs="Arial" w:hint="cs"/>
+          <w:rtl/>
+        </w:rPr>
+        <w:t>ی</w:t>
+      </w:r>
+      <w:r>
+        <w:rPr>
+          <w:rFonts w:cs="Arial" w:hint="eastAsia"/>
+          <w:rtl/>
+        </w:rPr>
+        <w:t>د</w:t>
+      </w:r>
+      <w:r>
+        <w:rPr>
+          <w:rFonts w:cs="Arial"/>
+          <w:rtl/>
+        </w:rPr>
+        <w:t>.</w:t>
+      </w:r>
+    </w:p>
+    <w:p>
+      <w:pPr>
+        <w:tabs>
+          <w:tab w:val="left" w:pos="3646"/>
+          <w:tab w:val="left" w:pos="6180"/>
+        </w:tabs>
+        <w:bidi/>
+      </w:pPr>
+      <w:r>
+        <w:rPr>
+          <w:rFonts w:cs="Arial"/>
+          <w:rtl/>
+          <w:lang w:bidi="fa-IR"/>
+        </w:rPr>
+        <w:t xml:space="preserve">۳. </w:t>
+      </w:r>
+      <w:r>
+        <w:rPr>
+          <w:rFonts w:cs="Arial"/>
+          <w:rtl/>
+        </w:rPr>
+        <w:t>در پنجره‌ها</w:t>
+      </w:r>
+      <w:r>
+        <w:rPr>
+          <w:rFonts w:cs="Arial" w:hint="cs"/>
+          <w:rtl/>
+        </w:rPr>
+        <w:t>یی</w:t>
+      </w:r>
+      <w:r>
+        <w:rPr>
+          <w:rFonts w:cs="Arial"/>
+          <w:rtl/>
+        </w:rPr>
+        <w:t xml:space="preserve"> که باز م</w:t>
+      </w:r>
+      <w:r>
+        <w:rPr>
+          <w:rFonts w:cs="Arial" w:hint="cs"/>
+          <w:rtl/>
+        </w:rPr>
+        <w:t>ی</w:t>
+      </w:r>
+      <w:r>
+        <w:rPr>
+          <w:rFonts w:cs="Arial" w:hint="eastAsia"/>
+          <w:rtl/>
+        </w:rPr>
+        <w:t>شه،</w:t>
+      </w:r>
+      <w:r>
+        <w:rPr>
+          <w:rFonts w:cs="Arial"/>
+          <w:rtl/>
+        </w:rPr>
+        <w:t xml:space="preserve"> رو</w:t>
+      </w:r>
+      <w:r>
+        <w:rPr>
+          <w:rFonts w:cs="Arial" w:hint="cs"/>
+          <w:rtl/>
+        </w:rPr>
+        <w:t>ی</w:t>
+      </w:r>
+      <w:r>
+        <w:rPr>
+          <w:rFonts w:cs="Arial"/>
+          <w:rtl/>
+        </w:rPr>
+        <w:t xml:space="preserve"> **</w:t>
+      </w:r>
+      <w:r>
+        <w:t>Yes</w:t>
+      </w:r>
+      <w:r>
+        <w:rPr>
+          <w:rFonts w:cs="Arial"/>
+          <w:rtl/>
+        </w:rPr>
+        <w:t>** کل</w:t>
+      </w:r>
+      <w:r>
+        <w:rPr>
+          <w:rFonts w:cs="Arial" w:hint="cs"/>
+          <w:rtl/>
+        </w:rPr>
+        <w:t>ی</w:t>
+      </w:r>
+      <w:r>
+        <w:rPr>
+          <w:rFonts w:cs="Arial" w:hint="eastAsia"/>
+          <w:rtl/>
+        </w:rPr>
+        <w:t>ک</w:t>
+      </w:r>
+      <w:r>
+        <w:rPr>
+          <w:rFonts w:cs="Arial"/>
+          <w:rtl/>
+        </w:rPr>
+        <w:t xml:space="preserve"> کن</w:t>
+      </w:r>
+      <w:r>
+        <w:rPr>
+          <w:rFonts w:cs="Arial" w:hint="cs"/>
+          <w:rtl/>
+        </w:rPr>
+        <w:t>ی</w:t>
+      </w:r>
+      <w:r>
+        <w:rPr>
+          <w:rFonts w:cs="Arial" w:hint="eastAsia"/>
+          <w:rtl/>
+        </w:rPr>
+        <w:t>د</w:t>
+      </w:r>
+      <w:r>
+        <w:rPr>
+          <w:rFonts w:cs="Arial"/>
+          <w:rtl/>
+        </w:rPr>
+        <w:t xml:space="preserve"> تا تنظ</w:t>
+      </w:r>
+      <w:r>
+        <w:rPr>
+          <w:rFonts w:cs="Arial" w:hint="cs"/>
+          <w:rtl/>
+        </w:rPr>
+        <w:t>ی</w:t>
+      </w:r>
+      <w:r>
+        <w:rPr>
+          <w:rFonts w:cs="Arial" w:hint="eastAsia"/>
+          <w:rtl/>
+        </w:rPr>
+        <w:t>مات</w:t>
+      </w:r>
+      <w:r>
+        <w:rPr>
+          <w:rFonts w:cs="Arial"/>
+          <w:rtl/>
+        </w:rPr>
+        <w:t xml:space="preserve"> رو</w:t>
+      </w:r>
+      <w:r>
+        <w:rPr>
+          <w:rFonts w:cs="Arial" w:hint="cs"/>
+          <w:rtl/>
+        </w:rPr>
+        <w:t>ی</w:t>
+      </w:r>
+      <w:r>
+        <w:rPr>
+          <w:rFonts w:cs="Arial"/>
+          <w:rtl/>
+        </w:rPr>
+        <w:t xml:space="preserve"> کروم اعمال بشه.</w:t>
+      </w:r>
+    </w:p>
+    <w:p>
+      <w:pPr>
+        <w:tabs>
+          <w:tab w:val="left" w:pos="3646"/>
+          <w:tab w:val="left" w:pos="6180"/>
+        </w:tabs>
+        <w:bidi/>
+      </w:pPr>
+    </w:p>
+    <w:p>
+      <w:pPr>
+        <w:tabs>
+          <w:tab w:val="left" w:pos="3646"/>
+          <w:tab w:val="left" w:pos="6180"/>
+        </w:tabs>
+        <w:bidi/>
+      </w:pPr>
+      <w:r>
+        <w:rPr>
+          <w:rFonts w:cs="Arial"/>
+          <w:rtl/>
+        </w:rPr>
+        <w:t>**نکته مهم:** پس از انجام ا</w:t>
+      </w:r>
+      <w:r>
+        <w:rPr>
+          <w:rFonts w:cs="Arial" w:hint="cs"/>
+          <w:rtl/>
+        </w:rPr>
+        <w:t>ی</w:t>
+      </w:r>
+      <w:r>
+        <w:rPr>
+          <w:rFonts w:cs="Arial" w:hint="eastAsia"/>
+          <w:rtl/>
+        </w:rPr>
+        <w:t>ن</w:t>
+      </w:r>
+      <w:r>
+        <w:rPr>
+          <w:rFonts w:cs="Arial"/>
+          <w:rtl/>
+        </w:rPr>
+        <w:t xml:space="preserve"> کار، در منو</w:t>
+      </w:r>
+      <w:r>
+        <w:rPr>
+          <w:rFonts w:cs="Arial" w:hint="cs"/>
+          <w:rtl/>
+        </w:rPr>
+        <w:t>ی</w:t>
+      </w:r>
+      <w:r>
+        <w:rPr>
+          <w:rFonts w:cs="Arial"/>
+          <w:rtl/>
+        </w:rPr>
+        <w:t xml:space="preserve"> تنظ</w:t>
+      </w:r>
+      <w:r>
+        <w:rPr>
+          <w:rFonts w:cs="Arial" w:hint="cs"/>
+          <w:rtl/>
+        </w:rPr>
+        <w:t>ی</w:t>
+      </w:r>
+      <w:r>
+        <w:rPr>
+          <w:rFonts w:cs="Arial" w:hint="eastAsia"/>
+          <w:rtl/>
+        </w:rPr>
+        <w:t>مات</w:t>
+      </w:r>
+      <w:r>
+        <w:rPr>
+          <w:rFonts w:cs="Arial"/>
+          <w:rtl/>
+        </w:rPr>
+        <w:t xml:space="preserve"> کروم شما عبارت</w:t>
+      </w:r>
+      <w:r>
+        <w:rPr>
+          <w:rFonts w:cs="Arial" w:hint="cs"/>
+          <w:rtl/>
+        </w:rPr>
+        <w:t>ی</w:t>
+      </w:r>
+      <w:r>
+        <w:rPr>
+          <w:rFonts w:cs="Arial"/>
+          <w:rtl/>
+        </w:rPr>
+        <w:t xml:space="preserve"> مثل *</w:t>
+      </w:r>
+      <w:r>
+        <w:t>Managed by your organization</w:t>
+      </w:r>
+      <w:r>
+        <w:rPr>
+          <w:rFonts w:cs="Arial"/>
+          <w:rtl/>
+        </w:rPr>
+        <w:t>* (مد</w:t>
+      </w:r>
+      <w:r>
+        <w:rPr>
+          <w:rFonts w:cs="Arial" w:hint="cs"/>
+          <w:rtl/>
+        </w:rPr>
+        <w:t>ی</w:t>
+      </w:r>
+      <w:r>
+        <w:rPr>
+          <w:rFonts w:cs="Arial" w:hint="eastAsia"/>
+          <w:rtl/>
+        </w:rPr>
+        <w:t>ر</w:t>
+      </w:r>
+      <w:r>
+        <w:rPr>
+          <w:rFonts w:cs="Arial" w:hint="cs"/>
+          <w:rtl/>
+        </w:rPr>
+        <w:t>ی</w:t>
+      </w:r>
+      <w:r>
+        <w:rPr>
+          <w:rFonts w:cs="Arial" w:hint="eastAsia"/>
+          <w:rtl/>
+        </w:rPr>
+        <w:t>ت</w:t>
+      </w:r>
+      <w:r>
+        <w:rPr>
+          <w:rFonts w:cs="Arial"/>
+          <w:rtl/>
+        </w:rPr>
+        <w:t xml:space="preserve"> شده توسط سازمان شما) ظاهر م</w:t>
+      </w:r>
+      <w:r>
+        <w:rPr>
+          <w:rFonts w:cs="Arial" w:hint="cs"/>
+          <w:rtl/>
+        </w:rPr>
+        <w:t>ی</w:t>
+      </w:r>
+      <w:r>
+        <w:rPr>
+          <w:rFonts w:cs="Arial" w:hint="eastAsia"/>
+          <w:rtl/>
+        </w:rPr>
+        <w:t>شه</w:t>
+      </w:r>
+      <w:r>
+        <w:rPr>
+          <w:rFonts w:cs="Arial"/>
+          <w:rtl/>
+        </w:rPr>
+        <w:t>. ا</w:t>
+      </w:r>
+      <w:r>
+        <w:rPr>
+          <w:rFonts w:cs="Arial" w:hint="cs"/>
+          <w:rtl/>
+        </w:rPr>
+        <w:t>ی</w:t>
+      </w:r>
+      <w:r>
+        <w:rPr>
+          <w:rFonts w:cs="Arial" w:hint="eastAsia"/>
+          <w:rtl/>
+        </w:rPr>
+        <w:t>ن</w:t>
+      </w:r>
+      <w:r>
+        <w:rPr>
+          <w:rFonts w:cs="Arial"/>
+          <w:rtl/>
+        </w:rPr>
+        <w:t xml:space="preserve"> کاملاً طب</w:t>
+      </w:r>
+      <w:r>
+        <w:rPr>
+          <w:rFonts w:cs="Arial" w:hint="cs"/>
+          <w:rtl/>
+        </w:rPr>
+        <w:t>ی</w:t>
+      </w:r>
+      <w:r>
+        <w:rPr>
+          <w:rFonts w:cs="Arial" w:hint="eastAsia"/>
+          <w:rtl/>
+        </w:rPr>
+        <w:t>ع</w:t>
+      </w:r>
+      <w:r>
+        <w:rPr>
+          <w:rFonts w:cs="Arial" w:hint="cs"/>
+          <w:rtl/>
+        </w:rPr>
+        <w:t>ی</w:t>
+      </w:r>
+      <w:r>
+        <w:rPr>
+          <w:rFonts w:cs="Arial" w:hint="eastAsia"/>
+          <w:rtl/>
+        </w:rPr>
+        <w:t>ه</w:t>
+      </w:r>
+      <w:r>
+        <w:rPr>
+          <w:rFonts w:cs="Arial"/>
+          <w:rtl/>
+        </w:rPr>
+        <w:t xml:space="preserve"> و دل</w:t>
+      </w:r>
+      <w:r>
+        <w:rPr>
+          <w:rFonts w:cs="Arial" w:hint="cs"/>
+          <w:rtl/>
+        </w:rPr>
+        <w:t>ی</w:t>
+      </w:r>
+      <w:r>
+        <w:rPr>
+          <w:rFonts w:cs="Arial" w:hint="eastAsia"/>
+          <w:rtl/>
+        </w:rPr>
+        <w:t>لش</w:t>
+      </w:r>
+      <w:r>
+        <w:rPr>
+          <w:rFonts w:cs="Arial"/>
+          <w:rtl/>
+        </w:rPr>
+        <w:t xml:space="preserve"> ا</w:t>
+      </w:r>
+      <w:r>
+        <w:rPr>
+          <w:rFonts w:cs="Arial" w:hint="cs"/>
+          <w:rtl/>
+        </w:rPr>
+        <w:t>ی</w:t>
+      </w:r>
+      <w:r>
+        <w:rPr>
+          <w:rFonts w:cs="Arial" w:hint="eastAsia"/>
+          <w:rtl/>
+        </w:rPr>
+        <w:t>نه</w:t>
+      </w:r>
+      <w:r>
+        <w:rPr>
+          <w:rFonts w:cs="Arial"/>
+          <w:rtl/>
+        </w:rPr>
+        <w:t xml:space="preserve"> که ما از طر</w:t>
+      </w:r>
+      <w:r>
+        <w:rPr>
+          <w:rFonts w:cs="Arial" w:hint="cs"/>
+          <w:rtl/>
+        </w:rPr>
+        <w:t>ی</w:t>
+      </w:r>
+      <w:r>
+        <w:rPr>
+          <w:rFonts w:cs="Arial" w:hint="eastAsia"/>
+          <w:rtl/>
+        </w:rPr>
+        <w:t>ق</w:t>
+      </w:r>
+      <w:r>
+        <w:rPr>
+          <w:rFonts w:cs="Arial"/>
+          <w:rtl/>
+        </w:rPr>
+        <w:t xml:space="preserve"> س</w:t>
+      </w:r>
+      <w:r>
+        <w:rPr>
+          <w:rFonts w:cs="Arial" w:hint="cs"/>
+          <w:rtl/>
+        </w:rPr>
+        <w:t>ی</w:t>
+      </w:r>
+      <w:r>
+        <w:rPr>
+          <w:rFonts w:cs="Arial" w:hint="eastAsia"/>
+          <w:rtl/>
+        </w:rPr>
+        <w:t>است‌ها</w:t>
+      </w:r>
+      <w:r>
+        <w:rPr>
+          <w:rFonts w:cs="Arial" w:hint="cs"/>
+          <w:rtl/>
+        </w:rPr>
+        <w:t>ی</w:t>
+      </w:r>
+      <w:r>
+        <w:rPr>
+          <w:rFonts w:cs="Arial"/>
+          <w:rtl/>
+        </w:rPr>
+        <w:t xml:space="preserve"> سازمان</w:t>
+      </w:r>
+      <w:r>
+        <w:rPr>
+          <w:rFonts w:cs="Arial" w:hint="cs"/>
+          <w:rtl/>
+        </w:rPr>
+        <w:t>ی</w:t>
+      </w:r>
+      <w:r>
+        <w:rPr>
+          <w:rFonts w:cs="Arial"/>
+          <w:rtl/>
+        </w:rPr>
+        <w:t xml:space="preserve"> کروم (</w:t>
+      </w:r>
+      <w:r>
+        <w:t>Policies</w:t>
+      </w:r>
+      <w:r>
+        <w:rPr>
+          <w:rFonts w:cs="Arial"/>
+          <w:rtl/>
+        </w:rPr>
+        <w:t>) بهش دستور داد</w:t>
+      </w:r>
+      <w:r>
+        <w:rPr>
+          <w:rFonts w:cs="Arial" w:hint="cs"/>
+          <w:rtl/>
+        </w:rPr>
+        <w:t>ی</w:t>
+      </w:r>
+      <w:r>
+        <w:rPr>
+          <w:rFonts w:cs="Arial" w:hint="eastAsia"/>
+          <w:rtl/>
+        </w:rPr>
+        <w:t>م</w:t>
+      </w:r>
+      <w:r>
+        <w:rPr>
+          <w:rFonts w:cs="Arial"/>
+          <w:rtl/>
+        </w:rPr>
+        <w:t xml:space="preserve"> که حتماً موقع خروج </w:t>
+      </w:r>
+      <w:r>
+        <w:rPr>
+          <w:rFonts w:cs="Arial" w:hint="eastAsia"/>
+          <w:rtl/>
+        </w:rPr>
+        <w:t>همه‌چ</w:t>
+      </w:r>
+      <w:r>
+        <w:rPr>
+          <w:rFonts w:cs="Arial" w:hint="cs"/>
+          <w:rtl/>
+        </w:rPr>
+        <w:t>ی</w:t>
+      </w:r>
+      <w:r>
+        <w:rPr>
+          <w:rFonts w:cs="Arial" w:hint="eastAsia"/>
+          <w:rtl/>
+        </w:rPr>
+        <w:t>ز</w:t>
+      </w:r>
+      <w:r>
+        <w:rPr>
+          <w:rFonts w:cs="Arial"/>
+          <w:rtl/>
+        </w:rPr>
+        <w:t xml:space="preserve"> رو پاک کنه. </w:t>
+      </w:r>
+    </w:p>
+    <w:p>
+      <w:pPr>
+        <w:tabs>
+          <w:tab w:val="left" w:pos="3646"/>
+          <w:tab w:val="left" w:pos="6180"/>
+        </w:tabs>
+        <w:bidi/>
+      </w:pPr>
+    </w:p>
+    <w:p>
+      <w:pPr>
+        <w:tabs>
+          <w:tab w:val="left" w:pos="3646"/>
+          <w:tab w:val="left" w:pos="6180"/>
+        </w:tabs>
+        <w:bidi/>
+        <w:rPr>
+          <w:rFonts w:cs="Arial"/>
+          <w:rtl/>
+        </w:rPr>
+      </w:pPr>
+      <w:r>
+        <w:rPr>
+          <w:rFonts w:cs="Arial"/>
+          <w:rtl/>
+        </w:rPr>
+        <w:t>(اگر تما</w:t>
+      </w:r>
+      <w:r>
+        <w:rPr>
+          <w:rFonts w:cs="Arial" w:hint="cs"/>
+          <w:rtl/>
+        </w:rPr>
+        <w:t>ی</w:t>
+      </w:r>
+      <w:r>
+        <w:rPr>
+          <w:rFonts w:cs="Arial" w:hint="eastAsia"/>
+          <w:rtl/>
+        </w:rPr>
+        <w:t>ل</w:t>
+      </w:r>
+      <w:r>
+        <w:rPr>
+          <w:rFonts w:cs="Arial" w:hint="cs"/>
+          <w:rtl/>
+        </w:rPr>
+        <w:t>ی</w:t>
+      </w:r>
+      <w:r>
+        <w:rPr>
+          <w:rFonts w:cs="Arial"/>
+          <w:rtl/>
+        </w:rPr>
+        <w:t xml:space="preserve"> به استفاده از ا</w:t>
+      </w:r>
+      <w:r>
+        <w:rPr>
+          <w:rFonts w:cs="Arial" w:hint="cs"/>
+          <w:rtl/>
+        </w:rPr>
+        <w:t>ی</w:t>
+      </w:r>
+      <w:r>
+        <w:rPr>
+          <w:rFonts w:cs="Arial" w:hint="eastAsia"/>
+          <w:rtl/>
+        </w:rPr>
+        <w:t>ن</w:t>
+      </w:r>
+      <w:r>
+        <w:rPr>
+          <w:rFonts w:cs="Arial"/>
+          <w:rtl/>
+        </w:rPr>
+        <w:t xml:space="preserve"> روش ندار</w:t>
+      </w:r>
+      <w:r>
+        <w:rPr>
+          <w:rFonts w:cs="Arial" w:hint="cs"/>
+          <w:rtl/>
+        </w:rPr>
+        <w:t>ی</w:t>
+      </w:r>
+      <w:r>
+        <w:rPr>
+          <w:rFonts w:cs="Arial" w:hint="eastAsia"/>
+          <w:rtl/>
+        </w:rPr>
+        <w:t>د،</w:t>
+      </w:r>
+      <w:r>
+        <w:rPr>
+          <w:rFonts w:cs="Arial"/>
+          <w:rtl/>
+        </w:rPr>
+        <w:t xml:space="preserve"> روش جا</w:t>
+      </w:r>
+      <w:r>
+        <w:rPr>
+          <w:rFonts w:cs="Arial" w:hint="cs"/>
+          <w:rtl/>
+        </w:rPr>
+        <w:t>ی</w:t>
+      </w:r>
+      <w:r>
+        <w:rPr>
+          <w:rFonts w:cs="Arial" w:hint="eastAsia"/>
+          <w:rtl/>
+        </w:rPr>
+        <w:t>گز</w:t>
+      </w:r>
+      <w:r>
+        <w:rPr>
+          <w:rFonts w:cs="Arial" w:hint="cs"/>
+          <w:rtl/>
+        </w:rPr>
+        <w:t>ی</w:t>
+      </w:r>
+      <w:r>
+        <w:rPr>
+          <w:rFonts w:cs="Arial" w:hint="eastAsia"/>
+          <w:rtl/>
+        </w:rPr>
+        <w:t>ن</w:t>
+      </w:r>
+      <w:r>
+        <w:rPr>
+          <w:rFonts w:cs="Arial"/>
+          <w:rtl/>
+        </w:rPr>
+        <w:t xml:space="preserve"> ا</w:t>
+      </w:r>
+      <w:r>
+        <w:rPr>
+          <w:rFonts w:cs="Arial" w:hint="cs"/>
+          <w:rtl/>
+        </w:rPr>
+        <w:t>ی</w:t>
+      </w:r>
+      <w:r>
+        <w:rPr>
+          <w:rFonts w:cs="Arial" w:hint="eastAsia"/>
+          <w:rtl/>
+        </w:rPr>
+        <w:t>نه</w:t>
+      </w:r>
+      <w:r>
+        <w:rPr>
+          <w:rFonts w:cs="Arial"/>
+          <w:rtl/>
+        </w:rPr>
+        <w:t xml:space="preserve"> که از افزونه‌ها</w:t>
+      </w:r>
+      <w:r>
+        <w:rPr>
+          <w:rFonts w:cs="Arial" w:hint="cs"/>
+          <w:rtl/>
+        </w:rPr>
+        <w:t>یی</w:t>
+      </w:r>
+      <w:r>
+        <w:rPr>
+          <w:rFonts w:cs="Arial"/>
+          <w:rtl/>
+        </w:rPr>
+        <w:t xml:space="preserve"> مثل **</w:t>
+      </w:r>
+      <w:r>
+        <w:t>Auto History Wipe</w:t>
+      </w:r>
+      <w:r>
+        <w:rPr>
+          <w:rFonts w:cs="Arial"/>
+          <w:rtl/>
+        </w:rPr>
+        <w:t>** رو</w:t>
+      </w:r>
+      <w:r>
+        <w:rPr>
+          <w:rFonts w:cs="Arial" w:hint="cs"/>
+          <w:rtl/>
+        </w:rPr>
+        <w:t>ی</w:t>
+      </w:r>
+      <w:r>
+        <w:rPr>
+          <w:rFonts w:cs="Arial"/>
+          <w:rtl/>
+        </w:rPr>
+        <w:t xml:space="preserve"> مرورگرتون استفاده کن</w:t>
+      </w:r>
+      <w:r>
+        <w:rPr>
+          <w:rFonts w:cs="Arial" w:hint="cs"/>
+          <w:rtl/>
+        </w:rPr>
+        <w:t>ی</w:t>
+      </w:r>
+      <w:r>
+        <w:rPr>
+          <w:rFonts w:cs="Arial" w:hint="eastAsia"/>
+          <w:rtl/>
+        </w:rPr>
+        <w:t>د</w:t>
+      </w:r>
+      <w:r>
+        <w:rPr>
+          <w:rFonts w:cs="Arial"/>
+          <w:rtl/>
+        </w:rPr>
+        <w:t>).</w:t>
+      </w:r>
+    </w:p>
+    <w:p>
+      <w:pPr>
+        <w:tabs>
+          <w:tab w:val="left" w:pos="3646"/>
+          <w:tab w:val="left" w:pos="6180"/>
+        </w:tabs>
+        <w:bidi/>
+        <w:rPr>
+          <w:rFonts w:cs="Arial"/>
+          <w:rtl/>
+        </w:rPr>
+      </w:pPr>
+      <w:r>
+        <w:rPr>
+          <w:rFonts w:cs="Arial" w:hint="cs"/>
+          <w:rtl/>
+        </w:rPr>
+        <w:t>999999999999999999999999999999999999</w:t>
+      </w:r>
+    </w:p>
+    <w:p>
+      <w:pPr>
+        <w:tabs>
+          <w:tab w:val="left" w:pos="3646"/>
+          <w:tab w:val="left" w:pos="6180"/>
+        </w:tabs>
+        <w:bidi/>
+      </w:pPr>
+      <w:r>
+        <w:rPr>
+          <w:rFonts w:cs="Arial"/>
+          <w:rtl/>
+        </w:rPr>
+        <w:t>برا</w:t>
+      </w:r>
+      <w:r>
+        <w:rPr>
+          <w:rFonts w:cs="Arial" w:hint="cs"/>
+          <w:rtl/>
+        </w:rPr>
+        <w:t>ی</w:t>
+      </w:r>
+      <w:r>
+        <w:rPr>
+          <w:rFonts w:cs="Arial"/>
+          <w:rtl/>
+        </w:rPr>
+        <w:t xml:space="preserve"> تست ا</w:t>
+      </w:r>
+      <w:r>
+        <w:rPr>
+          <w:rFonts w:cs="Arial" w:hint="cs"/>
+          <w:rtl/>
+        </w:rPr>
+        <w:t>ی</w:t>
+      </w:r>
+      <w:r>
+        <w:rPr>
+          <w:rFonts w:cs="Arial" w:hint="eastAsia"/>
+          <w:rtl/>
+        </w:rPr>
+        <w:t>نکه</w:t>
+      </w:r>
+      <w:r>
+        <w:rPr>
+          <w:rFonts w:cs="Arial"/>
+          <w:rtl/>
+        </w:rPr>
+        <w:t xml:space="preserve"> تنظ</w:t>
+      </w:r>
+      <w:r>
+        <w:rPr>
+          <w:rFonts w:cs="Arial" w:hint="cs"/>
+          <w:rtl/>
+        </w:rPr>
+        <w:t>ی</w:t>
+      </w:r>
+      <w:r>
+        <w:rPr>
+          <w:rFonts w:cs="Arial" w:hint="eastAsia"/>
+          <w:rtl/>
+        </w:rPr>
+        <w:t>مات</w:t>
+      </w:r>
+      <w:r>
+        <w:rPr>
+          <w:rFonts w:cs="Arial"/>
+          <w:rtl/>
+        </w:rPr>
+        <w:t xml:space="preserve"> به درست</w:t>
+      </w:r>
+      <w:r>
+        <w:rPr>
+          <w:rFonts w:cs="Arial" w:hint="cs"/>
+          <w:rtl/>
+        </w:rPr>
+        <w:t>ی</w:t>
+      </w:r>
+      <w:r>
+        <w:rPr>
+          <w:rFonts w:cs="Arial"/>
+          <w:rtl/>
+        </w:rPr>
+        <w:t xml:space="preserve"> اعمال شده و کار م</w:t>
+      </w:r>
+      <w:r>
+        <w:rPr>
+          <w:rFonts w:cs="Arial" w:hint="cs"/>
+          <w:rtl/>
+        </w:rPr>
+        <w:t>ی‌</w:t>
+      </w:r>
+      <w:r>
+        <w:rPr>
+          <w:rFonts w:cs="Arial" w:hint="eastAsia"/>
+          <w:rtl/>
+        </w:rPr>
+        <w:t>کنه،</w:t>
+      </w:r>
+      <w:r>
+        <w:rPr>
+          <w:rFonts w:cs="Arial"/>
+          <w:rtl/>
+        </w:rPr>
+        <w:t xml:space="preserve"> مراحل ساده ز</w:t>
+      </w:r>
+      <w:r>
+        <w:rPr>
+          <w:rFonts w:cs="Arial" w:hint="cs"/>
+          <w:rtl/>
+        </w:rPr>
+        <w:t>ی</w:t>
+      </w:r>
+      <w:r>
+        <w:rPr>
+          <w:rFonts w:cs="Arial" w:hint="eastAsia"/>
+          <w:rtl/>
+        </w:rPr>
+        <w:t>ر</w:t>
+      </w:r>
+      <w:r>
+        <w:rPr>
+          <w:rFonts w:cs="Arial"/>
+          <w:rtl/>
+        </w:rPr>
+        <w:t xml:space="preserve"> رو انجام بد</w:t>
+      </w:r>
+      <w:r>
+        <w:rPr>
+          <w:rFonts w:cs="Arial" w:hint="cs"/>
+          <w:rtl/>
+        </w:rPr>
+        <w:t>ی</w:t>
+      </w:r>
+      <w:r>
+        <w:rPr>
+          <w:rFonts w:cs="Arial" w:hint="eastAsia"/>
+          <w:rtl/>
+        </w:rPr>
+        <w:t>د</w:t>
+      </w:r>
+      <w:r>
+        <w:rPr>
+          <w:rFonts w:cs="Arial"/>
+          <w:rtl/>
+        </w:rPr>
+        <w:t>:</w:t>
+      </w:r>
+    </w:p>
+    <w:p>
+      <w:pPr>
+        <w:tabs>
+          <w:tab w:val="left" w:pos="3646"/>
+          <w:tab w:val="left" w:pos="6180"/>
+        </w:tabs>
+        <w:bidi/>
+      </w:pPr>
+    </w:p>
+    <w:p>
+      <w:pPr>
+        <w:tabs>
+          <w:tab w:val="left" w:pos="3646"/>
+          <w:tab w:val="left" w:pos="6180"/>
+        </w:tabs>
+        <w:bidi/>
+      </w:pPr>
+      <w:r>
+        <w:rPr>
+          <w:rFonts w:cs="Arial"/>
+          <w:rtl/>
+        </w:rPr>
+        <w:t>**مرحله اول: ا</w:t>
+      </w:r>
+      <w:r>
+        <w:rPr>
+          <w:rFonts w:cs="Arial" w:hint="cs"/>
+          <w:rtl/>
+        </w:rPr>
+        <w:t>ی</w:t>
+      </w:r>
+      <w:r>
+        <w:rPr>
+          <w:rFonts w:cs="Arial" w:hint="eastAsia"/>
+          <w:rtl/>
+        </w:rPr>
+        <w:t>جاد</w:t>
+      </w:r>
+      <w:r>
+        <w:rPr>
+          <w:rFonts w:cs="Arial"/>
+          <w:rtl/>
+        </w:rPr>
+        <w:t xml:space="preserve"> ردپا**</w:t>
+      </w:r>
+    </w:p>
+    <w:p>
+      <w:pPr>
+        <w:tabs>
+          <w:tab w:val="left" w:pos="3646"/>
+          <w:tab w:val="left" w:pos="6180"/>
+        </w:tabs>
+        <w:bidi/>
+      </w:pPr>
+      <w:r>
+        <w:rPr>
+          <w:rFonts w:cs="Arial"/>
+          <w:rtl/>
+          <w:lang w:bidi="fa-IR"/>
+        </w:rPr>
+        <w:t xml:space="preserve">۱. </w:t>
+      </w:r>
+      <w:r>
+        <w:rPr>
+          <w:rFonts w:cs="Arial"/>
+          <w:rtl/>
+        </w:rPr>
+        <w:t>مرورگر کروم رو باز کن</w:t>
+      </w:r>
+      <w:r>
+        <w:rPr>
+          <w:rFonts w:cs="Arial" w:hint="cs"/>
+          <w:rtl/>
+        </w:rPr>
+        <w:t>ی</w:t>
+      </w:r>
+      <w:r>
+        <w:rPr>
+          <w:rFonts w:cs="Arial" w:hint="eastAsia"/>
+          <w:rtl/>
+        </w:rPr>
+        <w:t>د</w:t>
+      </w:r>
+      <w:r>
+        <w:rPr>
+          <w:rFonts w:cs="Arial"/>
+          <w:rtl/>
+        </w:rPr>
+        <w:t>.</w:t>
+      </w:r>
+    </w:p>
+    <w:p>
+      <w:pPr>
+        <w:tabs>
+          <w:tab w:val="left" w:pos="3646"/>
+          <w:tab w:val="left" w:pos="6180"/>
+        </w:tabs>
+        <w:bidi/>
+      </w:pPr>
+      <w:r>
+        <w:rPr>
+          <w:rFonts w:cs="Arial"/>
+          <w:rtl/>
+          <w:lang w:bidi="fa-IR"/>
+        </w:rPr>
+        <w:t xml:space="preserve">۲. </w:t>
+      </w:r>
+      <w:r>
+        <w:rPr>
+          <w:rFonts w:cs="Arial"/>
+          <w:rtl/>
+        </w:rPr>
+        <w:t>چند سا</w:t>
+      </w:r>
+      <w:r>
+        <w:rPr>
+          <w:rFonts w:cs="Arial" w:hint="cs"/>
+          <w:rtl/>
+        </w:rPr>
+        <w:t>ی</w:t>
+      </w:r>
+      <w:r>
+        <w:rPr>
+          <w:rFonts w:cs="Arial" w:hint="eastAsia"/>
+          <w:rtl/>
+        </w:rPr>
+        <w:t>ت</w:t>
+      </w:r>
+      <w:r>
+        <w:rPr>
+          <w:rFonts w:cs="Arial"/>
+          <w:rtl/>
+        </w:rPr>
+        <w:t xml:space="preserve"> مختلف (مثل و</w:t>
+      </w:r>
+      <w:r>
+        <w:rPr>
+          <w:rFonts w:cs="Arial" w:hint="cs"/>
+          <w:rtl/>
+        </w:rPr>
+        <w:t>ی</w:t>
+      </w:r>
+      <w:r>
+        <w:rPr>
+          <w:rFonts w:cs="Arial" w:hint="eastAsia"/>
+          <w:rtl/>
+        </w:rPr>
+        <w:t>ک</w:t>
+      </w:r>
+      <w:r>
+        <w:rPr>
+          <w:rFonts w:cs="Arial" w:hint="cs"/>
+          <w:rtl/>
+        </w:rPr>
+        <w:t>ی‌</w:t>
+      </w:r>
+      <w:r>
+        <w:rPr>
+          <w:rFonts w:cs="Arial" w:hint="eastAsia"/>
+          <w:rtl/>
+        </w:rPr>
+        <w:t>پد</w:t>
+      </w:r>
+      <w:r>
+        <w:rPr>
+          <w:rFonts w:cs="Arial" w:hint="cs"/>
+          <w:rtl/>
+        </w:rPr>
+        <w:t>ی</w:t>
+      </w:r>
+      <w:r>
+        <w:rPr>
+          <w:rFonts w:cs="Arial" w:hint="eastAsia"/>
+          <w:rtl/>
+        </w:rPr>
+        <w:t>ا،</w:t>
+      </w:r>
+      <w:r>
+        <w:rPr>
+          <w:rFonts w:cs="Arial"/>
+          <w:rtl/>
+        </w:rPr>
+        <w:t xml:space="preserve"> آپارات </w:t>
+      </w:r>
+      <w:r>
+        <w:rPr>
+          <w:rFonts w:cs="Arial" w:hint="cs"/>
+          <w:rtl/>
+        </w:rPr>
+        <w:t>ی</w:t>
+      </w:r>
+      <w:r>
+        <w:rPr>
+          <w:rFonts w:cs="Arial" w:hint="eastAsia"/>
+          <w:rtl/>
+        </w:rPr>
+        <w:t>ا</w:t>
+      </w:r>
+      <w:r>
+        <w:rPr>
+          <w:rFonts w:cs="Arial"/>
+          <w:rtl/>
+        </w:rPr>
+        <w:t xml:space="preserve"> هر سا</w:t>
+      </w:r>
+      <w:r>
+        <w:rPr>
+          <w:rFonts w:cs="Arial" w:hint="cs"/>
+          <w:rtl/>
+        </w:rPr>
+        <w:t>ی</w:t>
+      </w:r>
+      <w:r>
+        <w:rPr>
+          <w:rFonts w:cs="Arial" w:hint="eastAsia"/>
+          <w:rtl/>
+        </w:rPr>
+        <w:t>ت</w:t>
+      </w:r>
+      <w:r>
+        <w:rPr>
+          <w:rFonts w:cs="Arial"/>
+          <w:rtl/>
+        </w:rPr>
+        <w:t xml:space="preserve"> د</w:t>
+      </w:r>
+      <w:r>
+        <w:rPr>
+          <w:rFonts w:cs="Arial" w:hint="cs"/>
+          <w:rtl/>
+        </w:rPr>
+        <w:t>ی</w:t>
+      </w:r>
+      <w:r>
+        <w:rPr>
+          <w:rFonts w:cs="Arial" w:hint="eastAsia"/>
+          <w:rtl/>
+        </w:rPr>
+        <w:t>گه‌ا</w:t>
+      </w:r>
+      <w:r>
+        <w:rPr>
+          <w:rFonts w:cs="Arial" w:hint="cs"/>
+          <w:rtl/>
+        </w:rPr>
+        <w:t>ی</w:t>
+      </w:r>
+      <w:r>
+        <w:rPr>
+          <w:rFonts w:cs="Arial"/>
+          <w:rtl/>
+        </w:rPr>
+        <w:t>) رو باز کن</w:t>
+      </w:r>
+      <w:r>
+        <w:rPr>
+          <w:rFonts w:cs="Arial" w:hint="cs"/>
+          <w:rtl/>
+        </w:rPr>
+        <w:t>ی</w:t>
+      </w:r>
+      <w:r>
+        <w:rPr>
+          <w:rFonts w:cs="Arial" w:hint="eastAsia"/>
+          <w:rtl/>
+        </w:rPr>
+        <w:t>د</w:t>
+      </w:r>
+      <w:r>
+        <w:rPr>
+          <w:rFonts w:cs="Arial"/>
+          <w:rtl/>
+        </w:rPr>
+        <w:t xml:space="preserve"> و اجازه بد</w:t>
+      </w:r>
+      <w:r>
+        <w:rPr>
+          <w:rFonts w:cs="Arial" w:hint="cs"/>
+          <w:rtl/>
+        </w:rPr>
+        <w:t>ی</w:t>
+      </w:r>
+      <w:r>
+        <w:rPr>
+          <w:rFonts w:cs="Arial" w:hint="eastAsia"/>
+          <w:rtl/>
+        </w:rPr>
+        <w:t>د</w:t>
+      </w:r>
+      <w:r>
+        <w:rPr>
+          <w:rFonts w:cs="Arial"/>
+          <w:rtl/>
+        </w:rPr>
+        <w:t xml:space="preserve"> کامل لود بشن.</w:t>
+      </w:r>
+    </w:p>
+    <w:p>
+      <w:pPr>
+        <w:tabs>
+          <w:tab w:val="left" w:pos="3646"/>
+          <w:tab w:val="left" w:pos="6180"/>
+        </w:tabs>
+        <w:bidi/>
+      </w:pPr>
+      <w:r>
+        <w:rPr>
+          <w:rFonts w:cs="Arial"/>
+          <w:rtl/>
+          <w:lang w:bidi="fa-IR"/>
+        </w:rPr>
+        <w:t xml:space="preserve">۳. </w:t>
+      </w:r>
+      <w:r>
+        <w:rPr>
+          <w:rFonts w:cs="Arial"/>
+          <w:rtl/>
+        </w:rPr>
+        <w:t>با زدن کل</w:t>
+      </w:r>
+      <w:r>
+        <w:rPr>
+          <w:rFonts w:cs="Arial" w:hint="cs"/>
+          <w:rtl/>
+        </w:rPr>
+        <w:t>ی</w:t>
+      </w:r>
+      <w:r>
+        <w:rPr>
+          <w:rFonts w:cs="Arial" w:hint="eastAsia"/>
+          <w:rtl/>
+        </w:rPr>
+        <w:t>دها</w:t>
+      </w:r>
+      <w:r>
+        <w:rPr>
+          <w:rFonts w:cs="Arial" w:hint="cs"/>
+          <w:rtl/>
+        </w:rPr>
+        <w:t>ی</w:t>
+      </w:r>
+      <w:r>
+        <w:rPr>
+          <w:rFonts w:cs="Arial"/>
+          <w:rtl/>
+        </w:rPr>
+        <w:t xml:space="preserve"> ترک</w:t>
+      </w:r>
+      <w:r>
+        <w:rPr>
+          <w:rFonts w:cs="Arial" w:hint="cs"/>
+          <w:rtl/>
+        </w:rPr>
+        <w:t>ی</w:t>
+      </w:r>
+      <w:r>
+        <w:rPr>
+          <w:rFonts w:cs="Arial" w:hint="eastAsia"/>
+          <w:rtl/>
+        </w:rPr>
+        <w:t>ب</w:t>
+      </w:r>
+      <w:r>
+        <w:rPr>
+          <w:rFonts w:cs="Arial" w:hint="cs"/>
+          <w:rtl/>
+        </w:rPr>
+        <w:t>ی</w:t>
+      </w:r>
+      <w:r>
+        <w:rPr>
+          <w:rFonts w:cs="Arial"/>
+          <w:rtl/>
+        </w:rPr>
+        <w:t xml:space="preserve"> `</w:t>
+      </w:r>
+      <w:r>
+        <w:t>Ctrl + H</w:t>
+      </w:r>
+      <w:r>
+        <w:rPr>
+          <w:rFonts w:cs="Arial"/>
+          <w:rtl/>
+        </w:rPr>
+        <w:t>` به بخش تار</w:t>
+      </w:r>
+      <w:r>
+        <w:rPr>
+          <w:rFonts w:cs="Arial" w:hint="cs"/>
+          <w:rtl/>
+        </w:rPr>
+        <w:t>ی</w:t>
+      </w:r>
+      <w:r>
+        <w:rPr>
+          <w:rFonts w:cs="Arial" w:hint="eastAsia"/>
+          <w:rtl/>
+        </w:rPr>
+        <w:t>خچه</w:t>
+      </w:r>
+      <w:r>
+        <w:rPr>
+          <w:rFonts w:cs="Arial"/>
+          <w:rtl/>
+        </w:rPr>
+        <w:t xml:space="preserve"> (</w:t>
+      </w:r>
+      <w:r>
+        <w:t>History</w:t>
+      </w:r>
+      <w:r>
+        <w:rPr>
+          <w:rFonts w:cs="Arial"/>
+          <w:rtl/>
+        </w:rPr>
+        <w:t>) بر</w:t>
+      </w:r>
+      <w:r>
+        <w:rPr>
+          <w:rFonts w:cs="Arial" w:hint="cs"/>
+          <w:rtl/>
+        </w:rPr>
+        <w:t>ی</w:t>
+      </w:r>
+      <w:r>
+        <w:rPr>
+          <w:rFonts w:cs="Arial" w:hint="eastAsia"/>
+          <w:rtl/>
+        </w:rPr>
+        <w:t>د</w:t>
+      </w:r>
+      <w:r>
+        <w:rPr>
+          <w:rFonts w:cs="Arial"/>
+          <w:rtl/>
+        </w:rPr>
+        <w:t xml:space="preserve"> و مطمئن بش</w:t>
+      </w:r>
+      <w:r>
+        <w:rPr>
+          <w:rFonts w:cs="Arial" w:hint="cs"/>
+          <w:rtl/>
+        </w:rPr>
+        <w:t>ی</w:t>
+      </w:r>
+      <w:r>
+        <w:rPr>
+          <w:rFonts w:cs="Arial" w:hint="eastAsia"/>
+          <w:rtl/>
+        </w:rPr>
+        <w:t>د</w:t>
+      </w:r>
+      <w:r>
+        <w:rPr>
+          <w:rFonts w:cs="Arial"/>
+          <w:rtl/>
+        </w:rPr>
+        <w:t xml:space="preserve"> که اسم ا</w:t>
+      </w:r>
+      <w:r>
+        <w:rPr>
+          <w:rFonts w:cs="Arial" w:hint="cs"/>
+          <w:rtl/>
+        </w:rPr>
+        <w:t>ی</w:t>
+      </w:r>
+      <w:r>
+        <w:rPr>
+          <w:rFonts w:cs="Arial" w:hint="eastAsia"/>
+          <w:rtl/>
+        </w:rPr>
+        <w:t>ن</w:t>
+      </w:r>
+      <w:r>
+        <w:rPr>
+          <w:rFonts w:cs="Arial"/>
+          <w:rtl/>
+        </w:rPr>
+        <w:t xml:space="preserve"> سا</w:t>
+      </w:r>
+      <w:r>
+        <w:rPr>
+          <w:rFonts w:cs="Arial" w:hint="cs"/>
+          <w:rtl/>
+        </w:rPr>
+        <w:t>ی</w:t>
+      </w:r>
+      <w:r>
+        <w:rPr>
+          <w:rFonts w:cs="Arial" w:hint="eastAsia"/>
+          <w:rtl/>
+        </w:rPr>
+        <w:t>ت‌ها</w:t>
+      </w:r>
+      <w:r>
+        <w:rPr>
+          <w:rFonts w:cs="Arial"/>
+          <w:rtl/>
+        </w:rPr>
+        <w:t xml:space="preserve"> در تار</w:t>
+      </w:r>
+      <w:r>
+        <w:rPr>
+          <w:rFonts w:cs="Arial" w:hint="cs"/>
+          <w:rtl/>
+        </w:rPr>
+        <w:t>ی</w:t>
+      </w:r>
+      <w:r>
+        <w:rPr>
+          <w:rFonts w:cs="Arial" w:hint="eastAsia"/>
+          <w:rtl/>
+        </w:rPr>
+        <w:t>خچه</w:t>
+      </w:r>
+      <w:r>
+        <w:rPr>
+          <w:rFonts w:cs="Arial"/>
+          <w:rtl/>
+        </w:rPr>
+        <w:t xml:space="preserve"> ثبت شده.</w:t>
+      </w:r>
+    </w:p>
+    <w:p>
+      <w:pPr>
+        <w:tabs>
+          <w:tab w:val="left" w:pos="3646"/>
+          <w:tab w:val="left" w:pos="6180"/>
+        </w:tabs>
+        <w:bidi/>
+      </w:pPr>
+      <w:r>
+        <w:rPr>
+          <w:rFonts w:cs="Arial"/>
+          <w:rtl/>
+          <w:lang w:bidi="fa-IR"/>
+        </w:rPr>
+        <w:t>۴. (</w:t>
+      </w:r>
+      <w:r>
+        <w:rPr>
+          <w:rFonts w:cs="Arial"/>
+          <w:rtl/>
+        </w:rPr>
+        <w:t>اخت</w:t>
+      </w:r>
+      <w:r>
+        <w:rPr>
+          <w:rFonts w:cs="Arial" w:hint="cs"/>
+          <w:rtl/>
+        </w:rPr>
+        <w:t>ی</w:t>
+      </w:r>
+      <w:r>
+        <w:rPr>
+          <w:rFonts w:cs="Arial" w:hint="eastAsia"/>
+          <w:rtl/>
+        </w:rPr>
+        <w:t>ار</w:t>
+      </w:r>
+      <w:r>
+        <w:rPr>
+          <w:rFonts w:cs="Arial" w:hint="cs"/>
+          <w:rtl/>
+        </w:rPr>
+        <w:t>ی</w:t>
+      </w:r>
+      <w:r>
+        <w:rPr>
+          <w:rFonts w:cs="Arial"/>
+          <w:rtl/>
+        </w:rPr>
+        <w:t xml:space="preserve">) وارد </w:t>
+      </w:r>
+      <w:r>
+        <w:rPr>
+          <w:rFonts w:cs="Arial" w:hint="cs"/>
+          <w:rtl/>
+        </w:rPr>
+        <w:t>ی</w:t>
+      </w:r>
+      <w:r>
+        <w:rPr>
+          <w:rFonts w:cs="Arial" w:hint="eastAsia"/>
+          <w:rtl/>
+        </w:rPr>
+        <w:t>ک</w:t>
+      </w:r>
+      <w:r>
+        <w:rPr>
+          <w:rFonts w:cs="Arial" w:hint="cs"/>
+          <w:rtl/>
+        </w:rPr>
+        <w:t>ی</w:t>
+      </w:r>
+      <w:r>
+        <w:rPr>
+          <w:rFonts w:cs="Arial"/>
+          <w:rtl/>
+        </w:rPr>
+        <w:t xml:space="preserve"> از حساب‌ها</w:t>
+      </w:r>
+      <w:r>
+        <w:rPr>
+          <w:rFonts w:cs="Arial" w:hint="cs"/>
+          <w:rtl/>
+        </w:rPr>
+        <w:t>ی</w:t>
+      </w:r>
+      <w:r>
+        <w:rPr>
+          <w:rFonts w:cs="Arial"/>
+          <w:rtl/>
+        </w:rPr>
+        <w:t xml:space="preserve"> کاربر</w:t>
+      </w:r>
+      <w:r>
+        <w:rPr>
+          <w:rFonts w:cs="Arial" w:hint="cs"/>
+          <w:rtl/>
+        </w:rPr>
+        <w:t>ی</w:t>
+      </w:r>
+      <w:r>
+        <w:rPr>
+          <w:rFonts w:cs="Arial"/>
+          <w:rtl/>
+        </w:rPr>
+        <w:t xml:space="preserve"> خودتون در </w:t>
+      </w:r>
+      <w:r>
+        <w:rPr>
+          <w:rFonts w:cs="Arial" w:hint="cs"/>
+          <w:rtl/>
+        </w:rPr>
+        <w:t>ی</w:t>
+      </w:r>
+      <w:r>
+        <w:rPr>
+          <w:rFonts w:cs="Arial" w:hint="eastAsia"/>
+          <w:rtl/>
+        </w:rPr>
+        <w:t>ک</w:t>
+      </w:r>
+      <w:r>
+        <w:rPr>
+          <w:rFonts w:cs="Arial"/>
+          <w:rtl/>
+        </w:rPr>
+        <w:t xml:space="preserve"> سا</w:t>
+      </w:r>
+      <w:r>
+        <w:rPr>
+          <w:rFonts w:cs="Arial" w:hint="cs"/>
+          <w:rtl/>
+        </w:rPr>
+        <w:t>ی</w:t>
+      </w:r>
+      <w:r>
+        <w:rPr>
+          <w:rFonts w:cs="Arial" w:hint="eastAsia"/>
+          <w:rtl/>
+        </w:rPr>
+        <w:t>ت</w:t>
+      </w:r>
+      <w:r>
+        <w:rPr>
+          <w:rFonts w:cs="Arial"/>
+          <w:rtl/>
+        </w:rPr>
+        <w:t xml:space="preserve"> بش</w:t>
+      </w:r>
+      <w:r>
+        <w:rPr>
+          <w:rFonts w:cs="Arial" w:hint="cs"/>
+          <w:rtl/>
+        </w:rPr>
+        <w:t>ی</w:t>
+      </w:r>
+      <w:r>
+        <w:rPr>
+          <w:rFonts w:cs="Arial" w:hint="eastAsia"/>
+          <w:rtl/>
+        </w:rPr>
+        <w:t>د</w:t>
+      </w:r>
+      <w:r>
+        <w:rPr>
+          <w:rFonts w:cs="Arial"/>
+          <w:rtl/>
+        </w:rPr>
+        <w:t xml:space="preserve"> (مثلاً به اکانت گوگل </w:t>
+      </w:r>
+      <w:r>
+        <w:rPr>
+          <w:rFonts w:cs="Arial" w:hint="cs"/>
+          <w:rtl/>
+        </w:rPr>
+        <w:t>ی</w:t>
+      </w:r>
+      <w:r>
+        <w:rPr>
+          <w:rFonts w:cs="Arial" w:hint="eastAsia"/>
+          <w:rtl/>
+        </w:rPr>
+        <w:t>ا</w:t>
+      </w:r>
+      <w:r>
+        <w:rPr>
+          <w:rFonts w:cs="Arial"/>
+          <w:rtl/>
+        </w:rPr>
+        <w:t xml:space="preserve"> آپارات لاگ</w:t>
+      </w:r>
+      <w:r>
+        <w:rPr>
+          <w:rFonts w:cs="Arial" w:hint="cs"/>
+          <w:rtl/>
+        </w:rPr>
+        <w:t>ی</w:t>
+      </w:r>
+      <w:r>
+        <w:rPr>
+          <w:rFonts w:cs="Arial" w:hint="eastAsia"/>
+          <w:rtl/>
+        </w:rPr>
+        <w:t>ن</w:t>
+      </w:r>
+      <w:r>
+        <w:rPr>
+          <w:rFonts w:cs="Arial"/>
+          <w:rtl/>
+        </w:rPr>
+        <w:t xml:space="preserve"> کن</w:t>
+      </w:r>
+      <w:r>
+        <w:rPr>
+          <w:rFonts w:cs="Arial" w:hint="cs"/>
+          <w:rtl/>
+        </w:rPr>
+        <w:t>ی</w:t>
+      </w:r>
+      <w:r>
+        <w:rPr>
+          <w:rFonts w:cs="Arial" w:hint="eastAsia"/>
+          <w:rtl/>
+        </w:rPr>
+        <w:t>د</w:t>
+      </w:r>
+      <w:r>
+        <w:rPr>
+          <w:rFonts w:cs="Arial"/>
+          <w:rtl/>
+        </w:rPr>
+        <w:t>).</w:t>
+      </w:r>
+    </w:p>
+    <w:p>
+      <w:pPr>
+        <w:tabs>
+          <w:tab w:val="left" w:pos="3646"/>
+          <w:tab w:val="left" w:pos="6180"/>
+        </w:tabs>
+        <w:bidi/>
+      </w:pPr>
+    </w:p>
+    <w:p>
+      <w:pPr>
+        <w:tabs>
+          <w:tab w:val="left" w:pos="3646"/>
+          <w:tab w:val="left" w:pos="6180"/>
+        </w:tabs>
+        <w:bidi/>
+      </w:pPr>
+      <w:r>
+        <w:rPr>
+          <w:rFonts w:cs="Arial"/>
+          <w:rtl/>
+        </w:rPr>
+        <w:t>**مرحله دوم: تست پاکساز</w:t>
+      </w:r>
+      <w:r>
+        <w:rPr>
+          <w:rFonts w:cs="Arial" w:hint="cs"/>
+          <w:rtl/>
+        </w:rPr>
+        <w:t>ی</w:t>
+      </w:r>
+      <w:r>
+        <w:rPr>
+          <w:rFonts w:cs="Arial"/>
+          <w:rtl/>
+        </w:rPr>
+        <w:t>**</w:t>
+      </w:r>
+    </w:p>
+    <w:p>
+      <w:pPr>
+        <w:tabs>
+          <w:tab w:val="left" w:pos="3646"/>
+          <w:tab w:val="left" w:pos="6180"/>
+        </w:tabs>
+        <w:bidi/>
+      </w:pPr>
+      <w:r>
+        <w:rPr>
+          <w:rFonts w:cs="Arial"/>
+          <w:rtl/>
+          <w:lang w:bidi="fa-IR"/>
+        </w:rPr>
+        <w:t xml:space="preserve">۵. </w:t>
+      </w:r>
+      <w:r>
+        <w:rPr>
+          <w:rFonts w:cs="Arial"/>
+          <w:rtl/>
+        </w:rPr>
+        <w:t>حالا **تمام پنجره‌ها</w:t>
+      </w:r>
+      <w:r>
+        <w:rPr>
+          <w:rFonts w:cs="Arial" w:hint="cs"/>
+          <w:rtl/>
+        </w:rPr>
+        <w:t>ی</w:t>
+      </w:r>
+      <w:r>
+        <w:rPr>
+          <w:rFonts w:cs="Arial"/>
+          <w:rtl/>
+        </w:rPr>
+        <w:t xml:space="preserve"> کروم رو کامل ببند</w:t>
+      </w:r>
+      <w:r>
+        <w:rPr>
+          <w:rFonts w:cs="Arial" w:hint="cs"/>
+          <w:rtl/>
+        </w:rPr>
+        <w:t>ی</w:t>
+      </w:r>
+      <w:r>
+        <w:rPr>
+          <w:rFonts w:cs="Arial" w:hint="eastAsia"/>
+          <w:rtl/>
+        </w:rPr>
+        <w:t>د</w:t>
+      </w:r>
+      <w:r>
+        <w:rPr>
+          <w:rFonts w:cs="Arial"/>
+          <w:rtl/>
+        </w:rPr>
+        <w:t>.** (دقت کن</w:t>
+      </w:r>
+      <w:r>
+        <w:rPr>
+          <w:rFonts w:cs="Arial" w:hint="cs"/>
+          <w:rtl/>
+        </w:rPr>
+        <w:t>ی</w:t>
+      </w:r>
+      <w:r>
+        <w:rPr>
+          <w:rFonts w:cs="Arial" w:hint="eastAsia"/>
+          <w:rtl/>
+        </w:rPr>
+        <w:t>د</w:t>
+      </w:r>
+      <w:r>
+        <w:rPr>
+          <w:rFonts w:cs="Arial"/>
+          <w:rtl/>
+        </w:rPr>
+        <w:t xml:space="preserve"> که ه</w:t>
+      </w:r>
+      <w:r>
+        <w:rPr>
+          <w:rFonts w:cs="Arial" w:hint="cs"/>
+          <w:rtl/>
+        </w:rPr>
+        <w:t>ی</w:t>
+      </w:r>
+      <w:r>
+        <w:rPr>
+          <w:rFonts w:cs="Arial" w:hint="eastAsia"/>
+          <w:rtl/>
+        </w:rPr>
+        <w:t>چ</w:t>
+      </w:r>
+      <w:r>
+        <w:rPr>
+          <w:rFonts w:cs="Arial"/>
+          <w:rtl/>
+        </w:rPr>
+        <w:t xml:space="preserve"> پنجره د</w:t>
+      </w:r>
+      <w:r>
+        <w:rPr>
+          <w:rFonts w:cs="Arial" w:hint="cs"/>
+          <w:rtl/>
+        </w:rPr>
+        <w:t>ی</w:t>
+      </w:r>
+      <w:r>
+        <w:rPr>
+          <w:rFonts w:cs="Arial" w:hint="eastAsia"/>
+          <w:rtl/>
+        </w:rPr>
+        <w:t>گه‌ا</w:t>
+      </w:r>
+      <w:r>
+        <w:rPr>
+          <w:rFonts w:cs="Arial" w:hint="cs"/>
+          <w:rtl/>
+        </w:rPr>
+        <w:t>ی</w:t>
+      </w:r>
+      <w:r>
+        <w:rPr>
+          <w:rFonts w:cs="Arial"/>
+          <w:rtl/>
+        </w:rPr>
+        <w:t xml:space="preserve"> از کروم باز نمونده باشه).</w:t>
+      </w:r>
+    </w:p>
+    <w:p>
+      <w:pPr>
+        <w:tabs>
+          <w:tab w:val="left" w:pos="3646"/>
+          <w:tab w:val="left" w:pos="6180"/>
+        </w:tabs>
+        <w:bidi/>
+      </w:pPr>
+      <w:r>
+        <w:rPr>
+          <w:rFonts w:cs="Arial"/>
+          <w:rtl/>
+          <w:lang w:bidi="fa-IR"/>
+        </w:rPr>
+        <w:t xml:space="preserve">۶. </w:t>
+      </w:r>
+      <w:r>
+        <w:rPr>
+          <w:rFonts w:cs="Arial"/>
+          <w:rtl/>
+        </w:rPr>
+        <w:t>چند ثان</w:t>
+      </w:r>
+      <w:r>
+        <w:rPr>
+          <w:rFonts w:cs="Arial" w:hint="cs"/>
+          <w:rtl/>
+        </w:rPr>
+        <w:t>ی</w:t>
+      </w:r>
+      <w:r>
+        <w:rPr>
+          <w:rFonts w:cs="Arial" w:hint="eastAsia"/>
+          <w:rtl/>
+        </w:rPr>
+        <w:t>ه</w:t>
+      </w:r>
+      <w:r>
+        <w:rPr>
+          <w:rFonts w:cs="Arial"/>
+          <w:rtl/>
+        </w:rPr>
+        <w:t xml:space="preserve"> صبر کن</w:t>
+      </w:r>
+      <w:r>
+        <w:rPr>
+          <w:rFonts w:cs="Arial" w:hint="cs"/>
+          <w:rtl/>
+        </w:rPr>
+        <w:t>ی</w:t>
+      </w:r>
+      <w:r>
+        <w:rPr>
+          <w:rFonts w:cs="Arial" w:hint="eastAsia"/>
+          <w:rtl/>
+        </w:rPr>
+        <w:t>د</w:t>
+      </w:r>
+      <w:r>
+        <w:rPr>
+          <w:rFonts w:cs="Arial"/>
+          <w:rtl/>
+        </w:rPr>
+        <w:t xml:space="preserve"> و دوباره کروم رو باز کن</w:t>
+      </w:r>
+      <w:r>
+        <w:rPr>
+          <w:rFonts w:cs="Arial" w:hint="cs"/>
+          <w:rtl/>
+        </w:rPr>
+        <w:t>ی</w:t>
+      </w:r>
+      <w:r>
+        <w:rPr>
+          <w:rFonts w:cs="Arial" w:hint="eastAsia"/>
+          <w:rtl/>
+        </w:rPr>
+        <w:t>د</w:t>
+      </w:r>
+      <w:r>
+        <w:rPr>
+          <w:rFonts w:cs="Arial"/>
+          <w:rtl/>
+        </w:rPr>
+        <w:t>.</w:t>
+      </w:r>
+    </w:p>
+    <w:p>
+      <w:pPr>
+        <w:tabs>
+          <w:tab w:val="left" w:pos="3646"/>
+          <w:tab w:val="left" w:pos="6180"/>
+        </w:tabs>
+        <w:bidi/>
+      </w:pPr>
+      <w:r>
+        <w:rPr>
+          <w:rFonts w:cs="Arial"/>
+          <w:rtl/>
+          <w:lang w:bidi="fa-IR"/>
+        </w:rPr>
+        <w:t xml:space="preserve">۷. </w:t>
+      </w:r>
+      <w:r>
+        <w:rPr>
+          <w:rFonts w:cs="Arial"/>
+          <w:rtl/>
+        </w:rPr>
+        <w:t>دوباره `</w:t>
+      </w:r>
+      <w:r>
+        <w:t>Ctrl + H</w:t>
+      </w:r>
+      <w:r>
+        <w:rPr>
+          <w:rFonts w:cs="Arial"/>
+          <w:rtl/>
+        </w:rPr>
+        <w:t>` رو بزن</w:t>
+      </w:r>
+      <w:r>
+        <w:rPr>
+          <w:rFonts w:cs="Arial" w:hint="cs"/>
+          <w:rtl/>
+        </w:rPr>
+        <w:t>ی</w:t>
+      </w:r>
+      <w:r>
+        <w:rPr>
+          <w:rFonts w:cs="Arial" w:hint="eastAsia"/>
+          <w:rtl/>
+        </w:rPr>
+        <w:t>د</w:t>
+      </w:r>
+      <w:r>
+        <w:rPr>
+          <w:rFonts w:cs="Arial"/>
+          <w:rtl/>
+        </w:rPr>
+        <w:t xml:space="preserve"> تا بخش تار</w:t>
+      </w:r>
+      <w:r>
+        <w:rPr>
+          <w:rFonts w:cs="Arial" w:hint="cs"/>
+          <w:rtl/>
+        </w:rPr>
+        <w:t>ی</w:t>
+      </w:r>
+      <w:r>
+        <w:rPr>
+          <w:rFonts w:cs="Arial" w:hint="eastAsia"/>
+          <w:rtl/>
+        </w:rPr>
+        <w:t>خچه</w:t>
+      </w:r>
+      <w:r>
+        <w:rPr>
+          <w:rFonts w:cs="Arial"/>
+          <w:rtl/>
+        </w:rPr>
+        <w:t xml:space="preserve"> باز بشه.</w:t>
+      </w:r>
+    </w:p>
+    <w:p>
+      <w:pPr>
+        <w:tabs>
+          <w:tab w:val="left" w:pos="3646"/>
+          <w:tab w:val="left" w:pos="6180"/>
+        </w:tabs>
+        <w:bidi/>
+      </w:pPr>
+    </w:p>
+    <w:p>
+      <w:pPr>
+        <w:tabs>
+          <w:tab w:val="left" w:pos="3646"/>
+          <w:tab w:val="left" w:pos="6180"/>
+        </w:tabs>
+        <w:bidi/>
+      </w:pPr>
+      <w:r>
+        <w:rPr>
+          <w:rFonts w:cs="Arial"/>
+          <w:rtl/>
+        </w:rPr>
+        <w:t>**نت</w:t>
+      </w:r>
+      <w:r>
+        <w:rPr>
+          <w:rFonts w:cs="Arial" w:hint="cs"/>
+          <w:rtl/>
+        </w:rPr>
+        <w:t>ی</w:t>
+      </w:r>
+      <w:r>
+        <w:rPr>
+          <w:rFonts w:cs="Arial" w:hint="eastAsia"/>
+          <w:rtl/>
+        </w:rPr>
+        <w:t>جه</w:t>
+      </w:r>
+      <w:r>
+        <w:rPr>
+          <w:rFonts w:cs="Arial"/>
+          <w:rtl/>
+        </w:rPr>
+        <w:t>:**</w:t>
+      </w:r>
+    </w:p>
+    <w:p>
+      <w:pPr>
+        <w:tabs>
+          <w:tab w:val="left" w:pos="3646"/>
+          <w:tab w:val="left" w:pos="6180"/>
+        </w:tabs>
+        <w:bidi/>
+      </w:pPr>
+      <w:r>
+        <w:rPr>
+          <w:rFonts w:cs="Arial"/>
+          <w:rtl/>
+        </w:rPr>
+        <w:t>- با</w:t>
+      </w:r>
+      <w:r>
+        <w:rPr>
+          <w:rFonts w:cs="Arial" w:hint="cs"/>
+          <w:rtl/>
+        </w:rPr>
+        <w:t>ی</w:t>
+      </w:r>
+      <w:r>
+        <w:rPr>
+          <w:rFonts w:cs="Arial" w:hint="eastAsia"/>
+          <w:rtl/>
+        </w:rPr>
+        <w:t>د</w:t>
+      </w:r>
+      <w:r>
+        <w:rPr>
+          <w:rFonts w:cs="Arial"/>
+          <w:rtl/>
+        </w:rPr>
+        <w:t xml:space="preserve"> بب</w:t>
+      </w:r>
+      <w:r>
+        <w:rPr>
+          <w:rFonts w:cs="Arial" w:hint="cs"/>
+          <w:rtl/>
+        </w:rPr>
+        <w:t>ی</w:t>
+      </w:r>
+      <w:r>
+        <w:rPr>
+          <w:rFonts w:cs="Arial" w:hint="eastAsia"/>
+          <w:rtl/>
+        </w:rPr>
+        <w:t>ن</w:t>
+      </w:r>
+      <w:r>
+        <w:rPr>
+          <w:rFonts w:cs="Arial" w:hint="cs"/>
+          <w:rtl/>
+        </w:rPr>
+        <w:t>ی</w:t>
+      </w:r>
+      <w:r>
+        <w:rPr>
+          <w:rFonts w:cs="Arial" w:hint="eastAsia"/>
+          <w:rtl/>
+        </w:rPr>
+        <w:t>د</w:t>
+      </w:r>
+      <w:r>
+        <w:rPr>
+          <w:rFonts w:cs="Arial"/>
+          <w:rtl/>
+        </w:rPr>
+        <w:t xml:space="preserve"> که ل</w:t>
+      </w:r>
+      <w:r>
+        <w:rPr>
+          <w:rFonts w:cs="Arial" w:hint="cs"/>
+          <w:rtl/>
+        </w:rPr>
+        <w:t>ی</w:t>
+      </w:r>
+      <w:r>
+        <w:rPr>
+          <w:rFonts w:cs="Arial" w:hint="eastAsia"/>
+          <w:rtl/>
+        </w:rPr>
+        <w:t>ست</w:t>
+      </w:r>
+      <w:r>
+        <w:rPr>
+          <w:rFonts w:cs="Arial"/>
+          <w:rtl/>
+        </w:rPr>
+        <w:t xml:space="preserve"> تار</w:t>
+      </w:r>
+      <w:r>
+        <w:rPr>
+          <w:rFonts w:cs="Arial" w:hint="cs"/>
+          <w:rtl/>
+        </w:rPr>
+        <w:t>ی</w:t>
+      </w:r>
+      <w:r>
+        <w:rPr>
+          <w:rFonts w:cs="Arial" w:hint="eastAsia"/>
+          <w:rtl/>
+        </w:rPr>
+        <w:t>خچه</w:t>
+      </w:r>
+      <w:r>
+        <w:rPr>
+          <w:rFonts w:cs="Arial"/>
+          <w:rtl/>
+        </w:rPr>
+        <w:t xml:space="preserve"> شما **کاملاً خال</w:t>
+      </w:r>
+      <w:r>
+        <w:rPr>
+          <w:rFonts w:cs="Arial" w:hint="cs"/>
+          <w:rtl/>
+        </w:rPr>
+        <w:t>ی</w:t>
+      </w:r>
+      <w:r>
+        <w:rPr>
+          <w:rFonts w:cs="Arial"/>
+          <w:rtl/>
+        </w:rPr>
+        <w:t>** شده.</w:t>
+      </w:r>
+    </w:p>
+    <w:p>
+      <w:pPr>
+        <w:tabs>
+          <w:tab w:val="left" w:pos="3646"/>
+          <w:tab w:val="left" w:pos="6180"/>
+        </w:tabs>
+        <w:bidi/>
+      </w:pPr>
+      <w:r>
+        <w:rPr>
+          <w:rFonts w:cs="Arial"/>
+          <w:rtl/>
+        </w:rPr>
+        <w:t>- اگر تو</w:t>
+      </w:r>
+      <w:r>
+        <w:rPr>
+          <w:rFonts w:cs="Arial" w:hint="cs"/>
+          <w:rtl/>
+        </w:rPr>
+        <w:t>ی</w:t>
+      </w:r>
+      <w:r>
+        <w:rPr>
+          <w:rFonts w:cs="Arial"/>
+          <w:rtl/>
+        </w:rPr>
+        <w:t xml:space="preserve"> سا</w:t>
+      </w:r>
+      <w:r>
+        <w:rPr>
+          <w:rFonts w:cs="Arial" w:hint="cs"/>
+          <w:rtl/>
+        </w:rPr>
+        <w:t>ی</w:t>
+      </w:r>
+      <w:r>
+        <w:rPr>
+          <w:rFonts w:cs="Arial" w:hint="eastAsia"/>
+          <w:rtl/>
+        </w:rPr>
+        <w:t>ت</w:t>
+      </w:r>
+      <w:r>
+        <w:rPr>
+          <w:rFonts w:cs="Arial" w:hint="cs"/>
+          <w:rtl/>
+        </w:rPr>
+        <w:t>ی</w:t>
+      </w:r>
+      <w:r>
+        <w:rPr>
+          <w:rFonts w:cs="Arial"/>
+          <w:rtl/>
+        </w:rPr>
+        <w:t xml:space="preserve"> لاگ</w:t>
+      </w:r>
+      <w:r>
+        <w:rPr>
+          <w:rFonts w:cs="Arial" w:hint="cs"/>
+          <w:rtl/>
+        </w:rPr>
+        <w:t>ی</w:t>
+      </w:r>
+      <w:r>
+        <w:rPr>
+          <w:rFonts w:cs="Arial" w:hint="eastAsia"/>
+          <w:rtl/>
+        </w:rPr>
+        <w:t>ن</w:t>
+      </w:r>
+      <w:r>
+        <w:rPr>
+          <w:rFonts w:cs="Arial"/>
+          <w:rtl/>
+        </w:rPr>
+        <w:t xml:space="preserve"> کرده بود</w:t>
+      </w:r>
+      <w:r>
+        <w:rPr>
+          <w:rFonts w:cs="Arial" w:hint="cs"/>
+          <w:rtl/>
+        </w:rPr>
+        <w:t>ی</w:t>
+      </w:r>
+      <w:r>
+        <w:rPr>
+          <w:rFonts w:cs="Arial" w:hint="eastAsia"/>
+          <w:rtl/>
+        </w:rPr>
+        <w:t>د،</w:t>
+      </w:r>
+      <w:r>
+        <w:rPr>
+          <w:rFonts w:cs="Arial"/>
+          <w:rtl/>
+        </w:rPr>
+        <w:t xml:space="preserve"> با</w:t>
+      </w:r>
+      <w:r>
+        <w:rPr>
+          <w:rFonts w:cs="Arial" w:hint="cs"/>
+          <w:rtl/>
+        </w:rPr>
+        <w:t>ی</w:t>
+      </w:r>
+      <w:r>
+        <w:rPr>
+          <w:rFonts w:cs="Arial" w:hint="eastAsia"/>
+          <w:rtl/>
+        </w:rPr>
+        <w:t>د</w:t>
+      </w:r>
+      <w:r>
+        <w:rPr>
+          <w:rFonts w:cs="Arial"/>
+          <w:rtl/>
+        </w:rPr>
+        <w:t xml:space="preserve"> از اون سا</w:t>
+      </w:r>
+      <w:r>
+        <w:rPr>
+          <w:rFonts w:cs="Arial" w:hint="cs"/>
+          <w:rtl/>
+        </w:rPr>
+        <w:t>ی</w:t>
+      </w:r>
+      <w:r>
+        <w:rPr>
+          <w:rFonts w:cs="Arial" w:hint="eastAsia"/>
+          <w:rtl/>
+        </w:rPr>
+        <w:t>ت</w:t>
+      </w:r>
+      <w:r>
+        <w:rPr>
+          <w:rFonts w:cs="Arial"/>
+          <w:rtl/>
+        </w:rPr>
+        <w:t xml:space="preserve"> خارج شده باش</w:t>
+      </w:r>
+      <w:r>
+        <w:rPr>
+          <w:rFonts w:cs="Arial" w:hint="cs"/>
+          <w:rtl/>
+        </w:rPr>
+        <w:t>ی</w:t>
+      </w:r>
+      <w:r>
+        <w:rPr>
+          <w:rFonts w:cs="Arial" w:hint="eastAsia"/>
+          <w:rtl/>
+        </w:rPr>
+        <w:t>د</w:t>
+      </w:r>
+      <w:r>
+        <w:rPr>
+          <w:rFonts w:cs="Arial"/>
+          <w:rtl/>
+        </w:rPr>
+        <w:t xml:space="preserve"> (چون کوک</w:t>
+      </w:r>
+      <w:r>
+        <w:rPr>
+          <w:rFonts w:cs="Arial" w:hint="cs"/>
+          <w:rtl/>
+        </w:rPr>
+        <w:t>ی‌</w:t>
+      </w:r>
+      <w:r>
+        <w:rPr>
+          <w:rFonts w:cs="Arial" w:hint="eastAsia"/>
+          <w:rtl/>
+        </w:rPr>
+        <w:t>ها</w:t>
+      </w:r>
+      <w:r>
+        <w:rPr>
+          <w:rFonts w:cs="Arial"/>
+          <w:rtl/>
+        </w:rPr>
+        <w:t xml:space="preserve"> پاک شدن).</w:t>
+      </w:r>
+    </w:p>
+    <w:p>
+      <w:pPr>
+        <w:tabs>
+          <w:tab w:val="left" w:pos="3646"/>
+          <w:tab w:val="left" w:pos="6180"/>
+        </w:tabs>
+        <w:bidi/>
+      </w:pPr>
+      <w:r>
+        <w:rPr>
+          <w:rFonts w:cs="Arial"/>
+          <w:rtl/>
+        </w:rPr>
+        <w:t>- اگر ا</w:t>
+      </w:r>
+      <w:r>
+        <w:rPr>
+          <w:rFonts w:cs="Arial" w:hint="cs"/>
+          <w:rtl/>
+        </w:rPr>
+        <w:t>ی</w:t>
+      </w:r>
+      <w:r>
+        <w:rPr>
+          <w:rFonts w:cs="Arial" w:hint="eastAsia"/>
+          <w:rtl/>
+        </w:rPr>
+        <w:t>ن</w:t>
+      </w:r>
+      <w:r>
+        <w:rPr>
+          <w:rFonts w:cs="Arial"/>
+          <w:rtl/>
+        </w:rPr>
+        <w:t xml:space="preserve"> اتفاق افتاد، </w:t>
+      </w:r>
+      <w:r>
+        <w:rPr>
+          <w:rFonts w:cs="Arial" w:hint="cs"/>
+          <w:rtl/>
+        </w:rPr>
+        <w:t>ی</w:t>
+      </w:r>
+      <w:r>
+        <w:rPr>
+          <w:rFonts w:cs="Arial" w:hint="eastAsia"/>
+          <w:rtl/>
+        </w:rPr>
+        <w:t>عن</w:t>
+      </w:r>
+      <w:r>
+        <w:rPr>
+          <w:rFonts w:cs="Arial" w:hint="cs"/>
+          <w:rtl/>
+        </w:rPr>
+        <w:t>ی</w:t>
+      </w:r>
+      <w:r>
+        <w:rPr>
+          <w:rFonts w:cs="Arial"/>
+          <w:rtl/>
+        </w:rPr>
+        <w:t xml:space="preserve"> تنظ</w:t>
+      </w:r>
+      <w:r>
+        <w:rPr>
+          <w:rFonts w:cs="Arial" w:hint="cs"/>
+          <w:rtl/>
+        </w:rPr>
+        <w:t>ی</w:t>
+      </w:r>
+      <w:r>
+        <w:rPr>
+          <w:rFonts w:cs="Arial" w:hint="eastAsia"/>
+          <w:rtl/>
+        </w:rPr>
+        <w:t>مات</w:t>
+      </w:r>
+      <w:r>
+        <w:rPr>
+          <w:rFonts w:cs="Arial"/>
+          <w:rtl/>
+        </w:rPr>
+        <w:t xml:space="preserve"> دق</w:t>
+      </w:r>
+      <w:r>
+        <w:rPr>
+          <w:rFonts w:cs="Arial" w:hint="cs"/>
+          <w:rtl/>
+        </w:rPr>
+        <w:t>ی</w:t>
+      </w:r>
+      <w:r>
+        <w:rPr>
+          <w:rFonts w:cs="Arial" w:hint="eastAsia"/>
+          <w:rtl/>
+        </w:rPr>
+        <w:t>قاً</w:t>
+      </w:r>
+      <w:r>
+        <w:rPr>
+          <w:rFonts w:cs="Arial"/>
+          <w:rtl/>
+        </w:rPr>
+        <w:t xml:space="preserve"> همون‌طور که م</w:t>
+      </w:r>
+      <w:r>
+        <w:rPr>
+          <w:rFonts w:cs="Arial" w:hint="cs"/>
+          <w:rtl/>
+        </w:rPr>
+        <w:t>ی‌</w:t>
+      </w:r>
+      <w:r>
+        <w:rPr>
+          <w:rFonts w:cs="Arial" w:hint="eastAsia"/>
+          <w:rtl/>
+        </w:rPr>
+        <w:t>خواست</w:t>
+      </w:r>
+      <w:r>
+        <w:rPr>
+          <w:rFonts w:cs="Arial" w:hint="cs"/>
+          <w:rtl/>
+        </w:rPr>
+        <w:t>ی</w:t>
+      </w:r>
+      <w:r>
+        <w:rPr>
+          <w:rFonts w:cs="Arial" w:hint="eastAsia"/>
+          <w:rtl/>
+        </w:rPr>
+        <w:t>د</w:t>
+      </w:r>
+      <w:r>
+        <w:rPr>
+          <w:rFonts w:cs="Arial"/>
+          <w:rtl/>
+        </w:rPr>
+        <w:t xml:space="preserve"> با موفق</w:t>
+      </w:r>
+      <w:r>
+        <w:rPr>
+          <w:rFonts w:cs="Arial" w:hint="cs"/>
+          <w:rtl/>
+        </w:rPr>
+        <w:t>ی</w:t>
+      </w:r>
+      <w:r>
+        <w:rPr>
+          <w:rFonts w:cs="Arial" w:hint="eastAsia"/>
+          <w:rtl/>
+        </w:rPr>
+        <w:t>ت</w:t>
+      </w:r>
+      <w:r>
+        <w:rPr>
+          <w:rFonts w:cs="Arial"/>
+          <w:rtl/>
+        </w:rPr>
+        <w:t xml:space="preserve"> در حال کار هست.</w:t>
+      </w:r>
+    </w:p>
+    <w:p>
+      <w:pPr>
+        <w:tabs>
+          <w:tab w:val="left" w:pos="3646"/>
+          <w:tab w:val="left" w:pos="6180"/>
+        </w:tabs>
+        <w:bidi/>
+      </w:pPr>
+    </w:p>
+    <w:p>
+      <w:pPr>
+        <w:tabs>
+          <w:tab w:val="left" w:pos="3646"/>
+          <w:tab w:val="left" w:pos="6180"/>
+        </w:tabs>
+        <w:bidi/>
+        <w:rPr>
+          <w:rtl/>
+        </w:rPr>
+      </w:pPr>
+      <w:r>
+        <w:rPr>
+          <w:rFonts w:cs="Arial"/>
+          <w:rtl/>
+        </w:rPr>
+        <w:t>*(نکته تکم</w:t>
+      </w:r>
+      <w:r>
+        <w:rPr>
+          <w:rFonts w:cs="Arial" w:hint="cs"/>
+          <w:rtl/>
+        </w:rPr>
+        <w:t>ی</w:t>
+      </w:r>
+      <w:r>
+        <w:rPr>
+          <w:rFonts w:cs="Arial" w:hint="eastAsia"/>
+          <w:rtl/>
+        </w:rPr>
+        <w:t>ل</w:t>
+      </w:r>
+      <w:r>
+        <w:rPr>
+          <w:rFonts w:cs="Arial" w:hint="cs"/>
+          <w:rtl/>
+        </w:rPr>
+        <w:t>ی</w:t>
+      </w:r>
+      <w:r>
+        <w:rPr>
+          <w:rFonts w:cs="Arial"/>
+          <w:rtl/>
+        </w:rPr>
+        <w:t>: برا</w:t>
+      </w:r>
+      <w:r>
+        <w:rPr>
+          <w:rFonts w:cs="Arial" w:hint="cs"/>
+          <w:rtl/>
+        </w:rPr>
+        <w:t>ی</w:t>
+      </w:r>
+      <w:r>
+        <w:rPr>
+          <w:rFonts w:cs="Arial"/>
+          <w:rtl/>
+        </w:rPr>
+        <w:t xml:space="preserve"> ا</w:t>
+      </w:r>
+      <w:r>
+        <w:rPr>
+          <w:rFonts w:cs="Arial" w:hint="cs"/>
+          <w:rtl/>
+        </w:rPr>
+        <w:t>ی</w:t>
+      </w:r>
+      <w:r>
+        <w:rPr>
+          <w:rFonts w:cs="Arial" w:hint="eastAsia"/>
+          <w:rtl/>
+        </w:rPr>
+        <w:t>نکه</w:t>
+      </w:r>
+      <w:r>
+        <w:rPr>
+          <w:rFonts w:cs="Arial"/>
+          <w:rtl/>
+        </w:rPr>
+        <w:t xml:space="preserve"> از اعمال شدن س</w:t>
+      </w:r>
+      <w:r>
+        <w:rPr>
+          <w:rFonts w:cs="Arial" w:hint="cs"/>
+          <w:rtl/>
+        </w:rPr>
+        <w:t>ی</w:t>
+      </w:r>
+      <w:r>
+        <w:rPr>
+          <w:rFonts w:cs="Arial" w:hint="eastAsia"/>
+          <w:rtl/>
+        </w:rPr>
+        <w:t>است‌ها</w:t>
+      </w:r>
+      <w:r>
+        <w:rPr>
+          <w:rFonts w:cs="Arial"/>
+          <w:rtl/>
+        </w:rPr>
+        <w:t xml:space="preserve"> مطمئن بش</w:t>
+      </w:r>
+      <w:r>
+        <w:rPr>
+          <w:rFonts w:cs="Arial" w:hint="cs"/>
+          <w:rtl/>
+        </w:rPr>
+        <w:t>ی</w:t>
+      </w:r>
+      <w:r>
+        <w:rPr>
+          <w:rFonts w:cs="Arial" w:hint="eastAsia"/>
+          <w:rtl/>
+        </w:rPr>
+        <w:t>د،</w:t>
+      </w:r>
+      <w:r>
+        <w:rPr>
+          <w:rFonts w:cs="Arial"/>
+          <w:rtl/>
+        </w:rPr>
+        <w:t xml:space="preserve"> م</w:t>
+      </w:r>
+      <w:r>
+        <w:rPr>
+          <w:rFonts w:cs="Arial" w:hint="cs"/>
+          <w:rtl/>
+        </w:rPr>
+        <w:t>ی‌</w:t>
+      </w:r>
+      <w:r>
+        <w:rPr>
+          <w:rFonts w:cs="Arial" w:hint="eastAsia"/>
+          <w:rtl/>
+        </w:rPr>
+        <w:t>تون</w:t>
+      </w:r>
+      <w:r>
+        <w:rPr>
+          <w:rFonts w:cs="Arial" w:hint="cs"/>
+          <w:rtl/>
+        </w:rPr>
+        <w:t>ی</w:t>
+      </w:r>
+      <w:r>
+        <w:rPr>
+          <w:rFonts w:cs="Arial" w:hint="eastAsia"/>
+          <w:rtl/>
+        </w:rPr>
+        <w:t>د</w:t>
+      </w:r>
+      <w:r>
+        <w:rPr>
+          <w:rFonts w:cs="Arial"/>
+          <w:rtl/>
+        </w:rPr>
+        <w:t xml:space="preserve"> عبارت `</w:t>
+      </w:r>
+      <w:r>
+        <w:t>chrome://policy</w:t>
+      </w:r>
+      <w:r>
+        <w:rPr>
+          <w:rFonts w:cs="Arial"/>
+          <w:rtl/>
+        </w:rPr>
+        <w:t>/` رو در نوار آدرس کروم تا</w:t>
+      </w:r>
+      <w:r>
+        <w:rPr>
+          <w:rFonts w:cs="Arial" w:hint="cs"/>
+          <w:rtl/>
+        </w:rPr>
+        <w:t>ی</w:t>
+      </w:r>
+      <w:r>
+        <w:rPr>
+          <w:rFonts w:cs="Arial" w:hint="eastAsia"/>
+          <w:rtl/>
+        </w:rPr>
+        <w:t>پ</w:t>
+      </w:r>
+      <w:r>
+        <w:rPr>
+          <w:rFonts w:cs="Arial"/>
+          <w:rtl/>
+        </w:rPr>
+        <w:t xml:space="preserve"> کن</w:t>
+      </w:r>
+      <w:r>
+        <w:rPr>
+          <w:rFonts w:cs="Arial" w:hint="cs"/>
+          <w:rtl/>
+        </w:rPr>
+        <w:t>ی</w:t>
+      </w:r>
+      <w:r>
+        <w:rPr>
+          <w:rFonts w:cs="Arial" w:hint="eastAsia"/>
+          <w:rtl/>
+        </w:rPr>
+        <w:t>د</w:t>
+      </w:r>
+      <w:r>
+        <w:rPr>
+          <w:rFonts w:cs="Arial"/>
+          <w:rtl/>
+        </w:rPr>
+        <w:t xml:space="preserve"> و </w:t>
+      </w:r>
+      <w:r>
+        <w:t>Enter</w:t>
+      </w:r>
+      <w:r>
+        <w:rPr>
+          <w:rFonts w:cs="Arial"/>
+          <w:rtl/>
+        </w:rPr>
+        <w:t xml:space="preserve"> بزن</w:t>
+      </w:r>
+      <w:r>
+        <w:rPr>
+          <w:rFonts w:cs="Arial" w:hint="cs"/>
+          <w:rtl/>
+        </w:rPr>
+        <w:t>ی</w:t>
+      </w:r>
+      <w:r>
+        <w:rPr>
+          <w:rFonts w:cs="Arial" w:hint="eastAsia"/>
+          <w:rtl/>
+        </w:rPr>
+        <w:t>د</w:t>
+      </w:r>
+      <w:r>
+        <w:rPr>
+          <w:rFonts w:cs="Arial"/>
+          <w:rtl/>
+        </w:rPr>
+        <w:t>. در اون صفحه با</w:t>
+      </w:r>
+      <w:r>
+        <w:rPr>
+          <w:rFonts w:cs="Arial" w:hint="cs"/>
+          <w:rtl/>
+        </w:rPr>
+        <w:t>ی</w:t>
+      </w:r>
+      <w:r>
+        <w:rPr>
+          <w:rFonts w:cs="Arial" w:hint="eastAsia"/>
+          <w:rtl/>
+        </w:rPr>
+        <w:t>د</w:t>
+      </w:r>
+      <w:r>
+        <w:rPr>
+          <w:rFonts w:cs="Arial"/>
+          <w:rtl/>
+        </w:rPr>
+        <w:t xml:space="preserve"> گز</w:t>
+      </w:r>
+      <w:r>
+        <w:rPr>
+          <w:rFonts w:cs="Arial" w:hint="cs"/>
+          <w:rtl/>
+        </w:rPr>
+        <w:t>ی</w:t>
+      </w:r>
+      <w:r>
+        <w:rPr>
+          <w:rFonts w:cs="Arial" w:hint="eastAsia"/>
+          <w:rtl/>
+        </w:rPr>
+        <w:t>نه</w:t>
+      </w:r>
+      <w:r>
+        <w:rPr>
+          <w:rFonts w:cs="Arial"/>
+          <w:rtl/>
+        </w:rPr>
+        <w:t xml:space="preserve"> `</w:t>
+      </w:r>
+      <w:r>
+        <w:t>ClearBrowsingDataOnExitList</w:t>
+      </w:r>
+      <w:r>
+        <w:rPr>
+          <w:rFonts w:cs="Arial"/>
+          <w:rtl/>
+        </w:rPr>
+        <w:t>` رو در ل</w:t>
+      </w:r>
+      <w:r>
+        <w:rPr>
+          <w:rFonts w:cs="Arial" w:hint="cs"/>
+          <w:rtl/>
+        </w:rPr>
+        <w:t>ی</w:t>
+      </w:r>
+      <w:r>
+        <w:rPr>
+          <w:rFonts w:cs="Arial" w:hint="eastAsia"/>
+          <w:rtl/>
+        </w:rPr>
+        <w:t>ست</w:t>
+      </w:r>
+      <w:r>
+        <w:rPr>
+          <w:rFonts w:cs="Arial"/>
+          <w:rtl/>
+        </w:rPr>
+        <w:t xml:space="preserve"> تنظ</w:t>
+      </w:r>
+      <w:r>
+        <w:rPr>
+          <w:rFonts w:cs="Arial" w:hint="cs"/>
+          <w:rtl/>
+        </w:rPr>
+        <w:t>ی</w:t>
+      </w:r>
+      <w:r>
+        <w:rPr>
+          <w:rFonts w:cs="Arial" w:hint="eastAsia"/>
+          <w:rtl/>
+        </w:rPr>
+        <w:t>مات</w:t>
+      </w:r>
+      <w:r>
+        <w:rPr>
+          <w:rFonts w:cs="Arial"/>
+          <w:rtl/>
+        </w:rPr>
+        <w:t xml:space="preserve"> فعال بب</w:t>
+      </w:r>
+      <w:r>
+        <w:rPr>
+          <w:rFonts w:cs="Arial" w:hint="cs"/>
+          <w:rtl/>
+        </w:rPr>
+        <w:t>ی</w:t>
+      </w:r>
+      <w:r>
+        <w:rPr>
+          <w:rFonts w:cs="Arial" w:hint="eastAsia"/>
+          <w:rtl/>
+        </w:rPr>
+        <w:t>ن</w:t>
+      </w:r>
+      <w:r>
+        <w:rPr>
+          <w:rFonts w:cs="Arial" w:hint="cs"/>
+          <w:rtl/>
+        </w:rPr>
+        <w:t>ی</w:t>
+      </w:r>
+      <w:r>
+        <w:rPr>
+          <w:rFonts w:cs="Arial" w:hint="eastAsia"/>
+          <w:rtl/>
+        </w:rPr>
+        <w:t>د</w:t>
+      </w:r>
+      <w:r>
+        <w:rPr>
+          <w:rFonts w:cs="Arial"/>
+          <w:rtl/>
+        </w:rPr>
+        <w:t>).*</w:t>
+      </w:r>
+    </w:p>
+    <w:p>
+      <w:pPr>
+        <w:tabs>
+          <w:tab w:val="left" w:pos="3646"/>
+          <w:tab w:val="left" w:pos="6180"/>
+        </w:tabs>
+        <w:bidi/>
+        <w:rPr>
+          <w:rtl/>
+        </w:rPr>
+      </w:pPr>
+      <w:r>
+        <w:rPr>
+          <w:rFonts w:hint="cs"/>
+          <w:rtl/>
+        </w:rPr>
+        <w:t>9999999999999999999999999999999999999</w:t>
+      </w:r>
+    </w:p>
+    <w:p>
+      <w:pPr>
+        <w:tabs>
+          <w:tab w:val="left" w:pos="3646"/>
+          <w:tab w:val="left" w:pos="6180"/>
+        </w:tabs>
+        <w:bidi/>
+      </w:pPr>
+      <w:r>
+        <w:rPr>
+          <w:rFonts w:cs="Arial"/>
+          <w:rtl/>
+        </w:rPr>
+        <w:t>بله، کاملاً درست و عال</w:t>
+      </w:r>
+      <w:r>
+        <w:rPr>
+          <w:rFonts w:cs="Arial" w:hint="cs"/>
+          <w:rtl/>
+        </w:rPr>
+        <w:t>ی</w:t>
+      </w:r>
+      <w:r>
+        <w:rPr>
+          <w:rFonts w:cs="Arial"/>
+          <w:rtl/>
+        </w:rPr>
+        <w:t xml:space="preserve"> انجام شده! </w:t>
+      </w:r>
+      <w:r>
+        <w:rPr>
+          <w:rFonts w:ascii="Segoe UI Symbol" w:hAnsi="Segoe UI Symbol" w:cs="Segoe UI Symbol" w:hint="cs"/>
+          <w:rtl/>
+        </w:rPr>
+        <w:t>🌟</w:t>
+      </w:r>
+    </w:p>
+    <w:p>
+      <w:pPr>
+        <w:tabs>
+          <w:tab w:val="left" w:pos="3646"/>
+          <w:tab w:val="left" w:pos="6180"/>
+        </w:tabs>
+        <w:bidi/>
+      </w:pPr>
+    </w:p>
+    <w:p>
+      <w:pPr>
+        <w:tabs>
+          <w:tab w:val="left" w:pos="3646"/>
+          <w:tab w:val="left" w:pos="6180"/>
+        </w:tabs>
+        <w:bidi/>
+      </w:pPr>
+      <w:r>
+        <w:rPr>
+          <w:rFonts w:cs="Arial" w:hint="eastAsia"/>
+          <w:rtl/>
+        </w:rPr>
+        <w:t>در</w:t>
+      </w:r>
+      <w:r>
+        <w:rPr>
+          <w:rFonts w:cs="Arial"/>
+          <w:rtl/>
+        </w:rPr>
+        <w:t xml:space="preserve"> تصو</w:t>
+      </w:r>
+      <w:r>
+        <w:rPr>
+          <w:rFonts w:cs="Arial" w:hint="cs"/>
+          <w:rtl/>
+        </w:rPr>
+        <w:t>ی</w:t>
+      </w:r>
+      <w:r>
+        <w:rPr>
+          <w:rFonts w:cs="Arial" w:hint="eastAsia"/>
+          <w:rtl/>
+        </w:rPr>
+        <w:t>ر</w:t>
+      </w:r>
+      <w:r>
+        <w:rPr>
+          <w:rFonts w:cs="Arial"/>
+          <w:rtl/>
+        </w:rPr>
+        <w:t xml:space="preserve"> اول</w:t>
+      </w:r>
+      <w:r>
+        <w:rPr>
+          <w:rFonts w:cs="Arial" w:hint="cs"/>
+          <w:rtl/>
+        </w:rPr>
+        <w:t>ی</w:t>
+      </w:r>
+      <w:r>
+        <w:rPr>
+          <w:rFonts w:cs="Arial"/>
+          <w:rtl/>
+        </w:rPr>
+        <w:t xml:space="preserve"> که فرستاد</w:t>
+      </w:r>
+      <w:r>
+        <w:rPr>
+          <w:rFonts w:cs="Arial" w:hint="cs"/>
+          <w:rtl/>
+        </w:rPr>
+        <w:t>ی</w:t>
+      </w:r>
+      <w:r>
+        <w:rPr>
+          <w:rFonts w:cs="Arial" w:hint="eastAsia"/>
+          <w:rtl/>
+        </w:rPr>
+        <w:t>د،</w:t>
+      </w:r>
+      <w:r>
+        <w:rPr>
+          <w:rFonts w:cs="Arial"/>
+          <w:rtl/>
+        </w:rPr>
+        <w:t xml:space="preserve"> دق</w:t>
+      </w:r>
+      <w:r>
+        <w:rPr>
+          <w:rFonts w:cs="Arial" w:hint="cs"/>
+          <w:rtl/>
+        </w:rPr>
+        <w:t>ی</w:t>
+      </w:r>
+      <w:r>
+        <w:rPr>
+          <w:rFonts w:cs="Arial" w:hint="eastAsia"/>
+          <w:rtl/>
+        </w:rPr>
+        <w:t>قاً</w:t>
+      </w:r>
+      <w:r>
+        <w:rPr>
+          <w:rFonts w:cs="Arial"/>
+          <w:rtl/>
+        </w:rPr>
+        <w:t xml:space="preserve"> دو س</w:t>
+      </w:r>
+      <w:r>
+        <w:rPr>
+          <w:rFonts w:cs="Arial" w:hint="cs"/>
+          <w:rtl/>
+        </w:rPr>
+        <w:t>ی</w:t>
+      </w:r>
+      <w:r>
+        <w:rPr>
+          <w:rFonts w:cs="Arial" w:hint="eastAsia"/>
+          <w:rtl/>
+        </w:rPr>
+        <w:t>است</w:t>
+      </w:r>
+      <w:r>
+        <w:rPr>
+          <w:rFonts w:cs="Arial" w:hint="cs"/>
+          <w:rtl/>
+        </w:rPr>
+        <w:t>ی</w:t>
+      </w:r>
+      <w:r>
+        <w:rPr>
+          <w:rFonts w:cs="Arial"/>
+          <w:rtl/>
+        </w:rPr>
+        <w:t xml:space="preserve"> (</w:t>
+      </w:r>
+      <w:r>
+        <w:t>Policy</w:t>
+      </w:r>
+      <w:r>
+        <w:rPr>
+          <w:rFonts w:cs="Arial"/>
+          <w:rtl/>
+        </w:rPr>
+        <w:t>) که ما اعمال کرد</w:t>
+      </w:r>
+      <w:r>
+        <w:rPr>
+          <w:rFonts w:cs="Arial" w:hint="cs"/>
+          <w:rtl/>
+        </w:rPr>
+        <w:t>ی</w:t>
+      </w:r>
+      <w:r>
+        <w:rPr>
+          <w:rFonts w:cs="Arial" w:hint="eastAsia"/>
+          <w:rtl/>
+        </w:rPr>
+        <w:t>م</w:t>
+      </w:r>
+      <w:r>
+        <w:rPr>
+          <w:rFonts w:cs="Arial"/>
+          <w:rtl/>
+        </w:rPr>
+        <w:t xml:space="preserve"> مشخص هست:</w:t>
+      </w:r>
+    </w:p>
+    <w:p>
+      <w:pPr>
+        <w:tabs>
+          <w:tab w:val="left" w:pos="3646"/>
+          <w:tab w:val="left" w:pos="6180"/>
+        </w:tabs>
+        <w:bidi/>
+      </w:pPr>
+      <w:r>
+        <w:rPr>
+          <w:rFonts w:cs="Arial"/>
+          <w:rtl/>
+          <w:lang w:bidi="fa-IR"/>
+        </w:rPr>
+        <w:t>۱. **`</w:t>
+      </w:r>
+      <w:r>
+        <w:t>ClearBrowsingDataOnExitList</w:t>
+      </w:r>
+      <w:r>
+        <w:rPr>
+          <w:rFonts w:cs="Arial"/>
+          <w:rtl/>
+          <w:lang w:bidi="fa-IR"/>
+        </w:rPr>
+        <w:t xml:space="preserve">`**: </w:t>
+      </w:r>
+      <w:r>
+        <w:rPr>
+          <w:rFonts w:cs="Arial"/>
+          <w:rtl/>
+        </w:rPr>
+        <w:t>وضع</w:t>
+      </w:r>
+      <w:r>
+        <w:rPr>
+          <w:rFonts w:cs="Arial" w:hint="cs"/>
+          <w:rtl/>
+        </w:rPr>
+        <w:t>ی</w:t>
+      </w:r>
+      <w:r>
+        <w:rPr>
+          <w:rFonts w:cs="Arial" w:hint="eastAsia"/>
+          <w:rtl/>
+        </w:rPr>
+        <w:t>تش</w:t>
+      </w:r>
+      <w:r>
+        <w:rPr>
+          <w:rFonts w:cs="Arial"/>
+          <w:rtl/>
+        </w:rPr>
+        <w:t xml:space="preserve"> **</w:t>
+      </w:r>
+      <w:r>
+        <w:t>OK</w:t>
+      </w:r>
+      <w:r>
+        <w:rPr>
+          <w:rFonts w:cs="Arial"/>
+          <w:rtl/>
+        </w:rPr>
+        <w:t>** هست و مقاد</w:t>
+      </w:r>
+      <w:r>
+        <w:rPr>
+          <w:rFonts w:cs="Arial" w:hint="cs"/>
+          <w:rtl/>
+        </w:rPr>
+        <w:t>ی</w:t>
+      </w:r>
+      <w:r>
+        <w:rPr>
+          <w:rFonts w:cs="Arial" w:hint="eastAsia"/>
+          <w:rtl/>
+        </w:rPr>
+        <w:t>ر</w:t>
+      </w:r>
+      <w:r>
+        <w:rPr>
+          <w:rFonts w:cs="Arial"/>
+          <w:rtl/>
+        </w:rPr>
+        <w:t xml:space="preserve"> رو در جلوش نوشته (پاک کردن تار</w:t>
+      </w:r>
+      <w:r>
+        <w:rPr>
+          <w:rFonts w:cs="Arial" w:hint="cs"/>
+          <w:rtl/>
+        </w:rPr>
+        <w:t>ی</w:t>
+      </w:r>
+      <w:r>
+        <w:rPr>
+          <w:rFonts w:cs="Arial" w:hint="eastAsia"/>
+          <w:rtl/>
+        </w:rPr>
+        <w:t>خچه،</w:t>
+      </w:r>
+      <w:r>
+        <w:rPr>
+          <w:rFonts w:cs="Arial"/>
+          <w:rtl/>
+        </w:rPr>
+        <w:t xml:space="preserve"> دانلودها، کوک</w:t>
+      </w:r>
+      <w:r>
+        <w:rPr>
+          <w:rFonts w:cs="Arial" w:hint="cs"/>
+          <w:rtl/>
+        </w:rPr>
+        <w:t>ی‌</w:t>
+      </w:r>
+      <w:r>
+        <w:rPr>
+          <w:rFonts w:cs="Arial" w:hint="eastAsia"/>
+          <w:rtl/>
+        </w:rPr>
+        <w:t>ها</w:t>
+      </w:r>
+      <w:r>
+        <w:rPr>
+          <w:rFonts w:cs="Arial"/>
+          <w:rtl/>
+        </w:rPr>
+        <w:t xml:space="preserve"> و...). ا</w:t>
+      </w:r>
+      <w:r>
+        <w:rPr>
+          <w:rFonts w:cs="Arial" w:hint="cs"/>
+          <w:rtl/>
+        </w:rPr>
+        <w:t>ی</w:t>
+      </w:r>
+      <w:r>
+        <w:rPr>
+          <w:rFonts w:cs="Arial" w:hint="eastAsia"/>
+          <w:rtl/>
+        </w:rPr>
+        <w:t>ن</w:t>
+      </w:r>
+      <w:r>
+        <w:rPr>
+          <w:rFonts w:cs="Arial"/>
+          <w:rtl/>
+        </w:rPr>
+        <w:t xml:space="preserve"> </w:t>
+      </w:r>
+      <w:r>
+        <w:rPr>
+          <w:rFonts w:cs="Arial" w:hint="cs"/>
+          <w:rtl/>
+        </w:rPr>
+        <w:t>ی</w:t>
+      </w:r>
+      <w:r>
+        <w:rPr>
+          <w:rFonts w:cs="Arial" w:hint="eastAsia"/>
+          <w:rtl/>
+        </w:rPr>
+        <w:t>عن</w:t>
+      </w:r>
+      <w:r>
+        <w:rPr>
+          <w:rFonts w:cs="Arial" w:hint="cs"/>
+          <w:rtl/>
+        </w:rPr>
+        <w:t>ی</w:t>
+      </w:r>
+      <w:r>
+        <w:rPr>
+          <w:rFonts w:cs="Arial"/>
+          <w:rtl/>
+        </w:rPr>
+        <w:t xml:space="preserve"> کروم دستور رو با موفق</w:t>
+      </w:r>
+      <w:r>
+        <w:rPr>
+          <w:rFonts w:cs="Arial" w:hint="cs"/>
+          <w:rtl/>
+        </w:rPr>
+        <w:t>ی</w:t>
+      </w:r>
+      <w:r>
+        <w:rPr>
+          <w:rFonts w:cs="Arial" w:hint="eastAsia"/>
+          <w:rtl/>
+        </w:rPr>
+        <w:t>ت</w:t>
+      </w:r>
+      <w:r>
+        <w:rPr>
+          <w:rFonts w:cs="Arial"/>
+          <w:rtl/>
+        </w:rPr>
+        <w:t xml:space="preserve"> در</w:t>
+      </w:r>
+      <w:r>
+        <w:rPr>
+          <w:rFonts w:cs="Arial" w:hint="cs"/>
+          <w:rtl/>
+        </w:rPr>
+        <w:t>ی</w:t>
+      </w:r>
+      <w:r>
+        <w:rPr>
+          <w:rFonts w:cs="Arial" w:hint="eastAsia"/>
+          <w:rtl/>
+        </w:rPr>
+        <w:t>افت</w:t>
+      </w:r>
+      <w:r>
+        <w:rPr>
+          <w:rFonts w:cs="Arial"/>
+          <w:rtl/>
+        </w:rPr>
+        <w:t xml:space="preserve"> کرده و موقع بستن مرورگر همه ا</w:t>
+      </w:r>
+      <w:r>
+        <w:rPr>
+          <w:rFonts w:cs="Arial" w:hint="cs"/>
+          <w:rtl/>
+        </w:rPr>
+        <w:t>ی</w:t>
+      </w:r>
+      <w:r>
+        <w:rPr>
+          <w:rFonts w:cs="Arial" w:hint="eastAsia"/>
+          <w:rtl/>
+        </w:rPr>
+        <w:t>ن</w:t>
+      </w:r>
+      <w:r>
+        <w:rPr>
+          <w:rFonts w:cs="Arial"/>
+          <w:rtl/>
+        </w:rPr>
+        <w:t xml:space="preserve"> موارد رو پاک م</w:t>
+      </w:r>
+      <w:r>
+        <w:rPr>
+          <w:rFonts w:cs="Arial" w:hint="cs"/>
+          <w:rtl/>
+        </w:rPr>
+        <w:t>ی‌</w:t>
+      </w:r>
+      <w:r>
+        <w:rPr>
+          <w:rFonts w:cs="Arial" w:hint="eastAsia"/>
+          <w:rtl/>
+        </w:rPr>
+        <w:t>کنه</w:t>
+      </w:r>
+      <w:r>
+        <w:rPr>
+          <w:rFonts w:cs="Arial"/>
+          <w:rtl/>
+        </w:rPr>
+        <w:t>.</w:t>
+      </w:r>
+    </w:p>
+    <w:p>
+      <w:pPr>
+        <w:tabs>
+          <w:tab w:val="left" w:pos="3646"/>
+          <w:tab w:val="left" w:pos="6180"/>
+        </w:tabs>
+        <w:bidi/>
+      </w:pPr>
+      <w:r>
+        <w:rPr>
+          <w:rFonts w:cs="Arial"/>
+          <w:rtl/>
+          <w:lang w:bidi="fa-IR"/>
+        </w:rPr>
+        <w:t>۲. **`</w:t>
+      </w:r>
+      <w:r>
+        <w:t>SavingBrowserHistoryDisabled</w:t>
+      </w:r>
+      <w:r>
+        <w:rPr>
+          <w:rFonts w:cs="Arial"/>
+          <w:rtl/>
+          <w:lang w:bidi="fa-IR"/>
+        </w:rPr>
+        <w:t xml:space="preserve">`**: </w:t>
+      </w:r>
+      <w:r>
+        <w:rPr>
+          <w:rFonts w:cs="Arial"/>
+          <w:rtl/>
+        </w:rPr>
+        <w:t>وضع</w:t>
+      </w:r>
+      <w:r>
+        <w:rPr>
+          <w:rFonts w:cs="Arial" w:hint="cs"/>
+          <w:rtl/>
+        </w:rPr>
+        <w:t>ی</w:t>
+      </w:r>
+      <w:r>
+        <w:rPr>
+          <w:rFonts w:cs="Arial" w:hint="eastAsia"/>
+          <w:rtl/>
+        </w:rPr>
+        <w:t>ت</w:t>
+      </w:r>
+      <w:r>
+        <w:rPr>
+          <w:rFonts w:cs="Arial"/>
+          <w:rtl/>
+        </w:rPr>
+        <w:t xml:space="preserve"> ا</w:t>
+      </w:r>
+      <w:r>
+        <w:rPr>
+          <w:rFonts w:cs="Arial" w:hint="cs"/>
+          <w:rtl/>
+        </w:rPr>
+        <w:t>ی</w:t>
+      </w:r>
+      <w:r>
+        <w:rPr>
+          <w:rFonts w:cs="Arial" w:hint="eastAsia"/>
+          <w:rtl/>
+        </w:rPr>
+        <w:t>ن</w:t>
+      </w:r>
+      <w:r>
+        <w:rPr>
+          <w:rFonts w:cs="Arial"/>
+          <w:rtl/>
+        </w:rPr>
+        <w:t xml:space="preserve"> هم **</w:t>
+      </w:r>
+      <w:r>
+        <w:t>OK</w:t>
+      </w:r>
+      <w:r>
+        <w:rPr>
+          <w:rFonts w:cs="Arial"/>
+          <w:rtl/>
+        </w:rPr>
+        <w:t xml:space="preserve">** هست و مقدارش </w:t>
+      </w:r>
+      <w:r>
+        <w:t>False</w:t>
+      </w:r>
+      <w:r>
+        <w:rPr>
+          <w:rFonts w:cs="Arial"/>
+          <w:rtl/>
+        </w:rPr>
+        <w:t xml:space="preserve"> تنظ</w:t>
+      </w:r>
+      <w:r>
+        <w:rPr>
+          <w:rFonts w:cs="Arial" w:hint="cs"/>
+          <w:rtl/>
+        </w:rPr>
+        <w:t>ی</w:t>
+      </w:r>
+      <w:r>
+        <w:rPr>
+          <w:rFonts w:cs="Arial" w:hint="eastAsia"/>
+          <w:rtl/>
+        </w:rPr>
+        <w:t>م</w:t>
+      </w:r>
+      <w:r>
+        <w:rPr>
+          <w:rFonts w:cs="Arial"/>
+          <w:rtl/>
+        </w:rPr>
+        <w:t xml:space="preserve"> شده (</w:t>
+      </w:r>
+      <w:r>
+        <w:rPr>
+          <w:rFonts w:cs="Arial" w:hint="cs"/>
+          <w:rtl/>
+        </w:rPr>
+        <w:t>ی</w:t>
+      </w:r>
+      <w:r>
+        <w:rPr>
+          <w:rFonts w:cs="Arial" w:hint="eastAsia"/>
+          <w:rtl/>
+        </w:rPr>
+        <w:t>عن</w:t>
+      </w:r>
+      <w:r>
+        <w:rPr>
+          <w:rFonts w:cs="Arial" w:hint="cs"/>
+          <w:rtl/>
+        </w:rPr>
+        <w:t>ی</w:t>
+      </w:r>
+      <w:r>
+        <w:rPr>
+          <w:rFonts w:cs="Arial"/>
+          <w:rtl/>
+        </w:rPr>
+        <w:t xml:space="preserve"> مرورگر موقع</w:t>
+      </w:r>
+      <w:r>
+        <w:rPr>
+          <w:rFonts w:cs="Arial" w:hint="cs"/>
+          <w:rtl/>
+        </w:rPr>
+        <w:t>ی</w:t>
+      </w:r>
+      <w:r>
+        <w:rPr>
+          <w:rFonts w:cs="Arial"/>
+          <w:rtl/>
+        </w:rPr>
+        <w:t xml:space="preserve"> که باز هست تار</w:t>
+      </w:r>
+      <w:r>
+        <w:rPr>
+          <w:rFonts w:cs="Arial" w:hint="cs"/>
+          <w:rtl/>
+        </w:rPr>
+        <w:t>ی</w:t>
+      </w:r>
+      <w:r>
+        <w:rPr>
+          <w:rFonts w:cs="Arial" w:hint="eastAsia"/>
+          <w:rtl/>
+        </w:rPr>
+        <w:t>خچه</w:t>
+      </w:r>
+      <w:r>
+        <w:rPr>
+          <w:rFonts w:cs="Arial"/>
+          <w:rtl/>
+        </w:rPr>
+        <w:t xml:space="preserve"> رو موقتاً نگه م</w:t>
+      </w:r>
+      <w:r>
+        <w:rPr>
+          <w:rFonts w:cs="Arial" w:hint="cs"/>
+          <w:rtl/>
+        </w:rPr>
+        <w:t>ی‌</w:t>
+      </w:r>
+      <w:r>
+        <w:rPr>
+          <w:rFonts w:cs="Arial" w:hint="eastAsia"/>
+          <w:rtl/>
+        </w:rPr>
+        <w:t>داره</w:t>
+      </w:r>
+      <w:r>
+        <w:rPr>
+          <w:rFonts w:cs="Arial"/>
+          <w:rtl/>
+        </w:rPr>
+        <w:t xml:space="preserve"> تا بتون</w:t>
+      </w:r>
+      <w:r>
+        <w:rPr>
+          <w:rFonts w:cs="Arial" w:hint="cs"/>
+          <w:rtl/>
+        </w:rPr>
+        <w:t>ی</w:t>
+      </w:r>
+      <w:r>
+        <w:rPr>
+          <w:rFonts w:cs="Arial" w:hint="eastAsia"/>
+          <w:rtl/>
+        </w:rPr>
+        <w:t>د</w:t>
+      </w:r>
+      <w:r>
+        <w:rPr>
+          <w:rFonts w:cs="Arial"/>
+          <w:rtl/>
+        </w:rPr>
+        <w:t xml:space="preserve"> به صفحات قبل</w:t>
+      </w:r>
+      <w:r>
+        <w:rPr>
+          <w:rFonts w:cs="Arial" w:hint="cs"/>
+          <w:rtl/>
+        </w:rPr>
+        <w:t>ی</w:t>
+      </w:r>
+      <w:r>
+        <w:rPr>
+          <w:rFonts w:cs="Arial"/>
+          <w:rtl/>
+        </w:rPr>
+        <w:t xml:space="preserve"> برگرد</w:t>
+      </w:r>
+      <w:r>
+        <w:rPr>
+          <w:rFonts w:cs="Arial" w:hint="cs"/>
+          <w:rtl/>
+        </w:rPr>
+        <w:t>ی</w:t>
+      </w:r>
+      <w:r>
+        <w:rPr>
+          <w:rFonts w:cs="Arial" w:hint="eastAsia"/>
+          <w:rtl/>
+        </w:rPr>
+        <w:t>د،</w:t>
+      </w:r>
+      <w:r>
+        <w:rPr>
+          <w:rFonts w:cs="Arial"/>
+          <w:rtl/>
+        </w:rPr>
+        <w:t xml:space="preserve"> اما به محض بسته شدن، طبق دستورِ خط اول همه‌چ</w:t>
+      </w:r>
+      <w:r>
+        <w:rPr>
+          <w:rFonts w:cs="Arial" w:hint="cs"/>
+          <w:rtl/>
+        </w:rPr>
+        <w:t>ی</w:t>
+      </w:r>
+      <w:r>
+        <w:rPr>
+          <w:rFonts w:cs="Arial" w:hint="eastAsia"/>
+          <w:rtl/>
+        </w:rPr>
+        <w:t>ز</w:t>
+      </w:r>
+      <w:r>
+        <w:rPr>
+          <w:rFonts w:cs="Arial"/>
+          <w:rtl/>
+        </w:rPr>
+        <w:t xml:space="preserve"> رو دور م</w:t>
+      </w:r>
+      <w:r>
+        <w:rPr>
+          <w:rFonts w:cs="Arial" w:hint="cs"/>
+          <w:rtl/>
+        </w:rPr>
+        <w:t>ی‌</w:t>
+      </w:r>
+      <w:r>
+        <w:rPr>
+          <w:rFonts w:cs="Arial" w:hint="eastAsia"/>
+          <w:rtl/>
+        </w:rPr>
+        <w:t>ر</w:t>
+      </w:r>
+      <w:r>
+        <w:rPr>
+          <w:rFonts w:cs="Arial" w:hint="cs"/>
+          <w:rtl/>
+        </w:rPr>
+        <w:t>ی</w:t>
+      </w:r>
+      <w:r>
+        <w:rPr>
+          <w:rFonts w:cs="Arial" w:hint="eastAsia"/>
+          <w:rtl/>
+        </w:rPr>
+        <w:t>زه</w:t>
+      </w:r>
+      <w:r>
+        <w:rPr>
+          <w:rFonts w:cs="Arial"/>
+          <w:rtl/>
+        </w:rPr>
+        <w:t>).</w:t>
+      </w:r>
+    </w:p>
+    <w:p>
+      <w:pPr>
+        <w:tabs>
+          <w:tab w:val="left" w:pos="3646"/>
+          <w:tab w:val="left" w:pos="6180"/>
+        </w:tabs>
+        <w:bidi/>
+      </w:pPr>
+    </w:p>
+    <w:p>
+      <w:pPr>
+        <w:tabs>
+          <w:tab w:val="left" w:pos="3646"/>
+          <w:tab w:val="left" w:pos="6180"/>
+        </w:tabs>
+        <w:bidi/>
+        <w:rPr>
+          <w:rtl/>
+        </w:rPr>
+      </w:pPr>
+      <w:r>
+        <w:rPr>
+          <w:rFonts w:cs="Arial" w:hint="eastAsia"/>
+          <w:rtl/>
+        </w:rPr>
+        <w:t>همه</w:t>
+      </w:r>
+      <w:r>
+        <w:rPr>
+          <w:rFonts w:cs="Arial"/>
+          <w:rtl/>
+        </w:rPr>
+        <w:t xml:space="preserve"> چ</w:t>
+      </w:r>
+      <w:r>
+        <w:rPr>
+          <w:rFonts w:cs="Arial" w:hint="cs"/>
+          <w:rtl/>
+        </w:rPr>
+        <w:t>ی</w:t>
+      </w:r>
+      <w:r>
+        <w:rPr>
+          <w:rFonts w:cs="Arial" w:hint="eastAsia"/>
+          <w:rtl/>
+        </w:rPr>
+        <w:t>ز</w:t>
+      </w:r>
+      <w:r>
+        <w:rPr>
+          <w:rFonts w:cs="Arial"/>
+          <w:rtl/>
+        </w:rPr>
+        <w:t xml:space="preserve"> ب</w:t>
+      </w:r>
+      <w:r>
+        <w:rPr>
+          <w:rFonts w:cs="Arial" w:hint="cs"/>
+          <w:rtl/>
+        </w:rPr>
+        <w:t>ی‌</w:t>
+      </w:r>
+      <w:r>
+        <w:rPr>
+          <w:rFonts w:cs="Arial" w:hint="eastAsia"/>
+          <w:rtl/>
+        </w:rPr>
+        <w:t>نقص</w:t>
+      </w:r>
+      <w:r>
+        <w:rPr>
+          <w:rFonts w:cs="Arial"/>
+          <w:rtl/>
+        </w:rPr>
+        <w:t xml:space="preserve"> تنظ</w:t>
+      </w:r>
+      <w:r>
+        <w:rPr>
+          <w:rFonts w:cs="Arial" w:hint="cs"/>
+          <w:rtl/>
+        </w:rPr>
+        <w:t>ی</w:t>
+      </w:r>
+      <w:r>
+        <w:rPr>
+          <w:rFonts w:cs="Arial" w:hint="eastAsia"/>
+          <w:rtl/>
+        </w:rPr>
+        <w:t>م</w:t>
+      </w:r>
+      <w:r>
+        <w:rPr>
+          <w:rFonts w:cs="Arial"/>
+          <w:rtl/>
+        </w:rPr>
+        <w:t xml:space="preserve"> شده و د</w:t>
+      </w:r>
+      <w:r>
+        <w:rPr>
+          <w:rFonts w:cs="Arial" w:hint="cs"/>
+          <w:rtl/>
+        </w:rPr>
+        <w:t>ی</w:t>
+      </w:r>
+      <w:r>
+        <w:rPr>
+          <w:rFonts w:cs="Arial" w:hint="eastAsia"/>
+          <w:rtl/>
+        </w:rPr>
+        <w:t>گه</w:t>
+      </w:r>
+      <w:r>
+        <w:rPr>
+          <w:rFonts w:cs="Arial"/>
+          <w:rtl/>
+        </w:rPr>
+        <w:t xml:space="preserve"> ن</w:t>
+      </w:r>
+      <w:r>
+        <w:rPr>
+          <w:rFonts w:cs="Arial" w:hint="cs"/>
+          <w:rtl/>
+        </w:rPr>
+        <w:t>ی</w:t>
+      </w:r>
+      <w:r>
+        <w:rPr>
+          <w:rFonts w:cs="Arial" w:hint="eastAsia"/>
+          <w:rtl/>
+        </w:rPr>
+        <w:t>از</w:t>
+      </w:r>
+      <w:r>
+        <w:rPr>
+          <w:rFonts w:cs="Arial" w:hint="cs"/>
+          <w:rtl/>
+        </w:rPr>
+        <w:t>ی</w:t>
+      </w:r>
+      <w:r>
+        <w:rPr>
+          <w:rFonts w:cs="Arial"/>
+          <w:rtl/>
+        </w:rPr>
+        <w:t xml:space="preserve"> به انجام کار اضافه‌ا</w:t>
+      </w:r>
+      <w:r>
+        <w:rPr>
+          <w:rFonts w:cs="Arial" w:hint="cs"/>
+          <w:rtl/>
+        </w:rPr>
+        <w:t>ی</w:t>
+      </w:r>
+      <w:r>
+        <w:rPr>
+          <w:rFonts w:cs="Arial"/>
+          <w:rtl/>
+        </w:rPr>
+        <w:t xml:space="preserve"> ن</w:t>
+      </w:r>
+      <w:r>
+        <w:rPr>
+          <w:rFonts w:cs="Arial" w:hint="cs"/>
+          <w:rtl/>
+        </w:rPr>
+        <w:t>ی</w:t>
+      </w:r>
+      <w:r>
+        <w:rPr>
+          <w:rFonts w:cs="Arial" w:hint="eastAsia"/>
+          <w:rtl/>
+        </w:rPr>
+        <w:t>ست</w:t>
+      </w:r>
+      <w:r>
+        <w:rPr>
+          <w:rFonts w:cs="Arial"/>
+          <w:rtl/>
+        </w:rPr>
+        <w:t>. م</w:t>
+      </w:r>
+      <w:r>
+        <w:rPr>
+          <w:rFonts w:cs="Arial" w:hint="cs"/>
+          <w:rtl/>
+        </w:rPr>
+        <w:t>ی‌</w:t>
+      </w:r>
+      <w:r>
+        <w:rPr>
+          <w:rFonts w:cs="Arial" w:hint="eastAsia"/>
+          <w:rtl/>
+        </w:rPr>
+        <w:t>تون</w:t>
+      </w:r>
+      <w:r>
+        <w:rPr>
+          <w:rFonts w:cs="Arial" w:hint="cs"/>
+          <w:rtl/>
+        </w:rPr>
+        <w:t>ی</w:t>
+      </w:r>
+      <w:r>
+        <w:rPr>
+          <w:rFonts w:cs="Arial" w:hint="eastAsia"/>
+          <w:rtl/>
+        </w:rPr>
+        <w:t>د</w:t>
+      </w:r>
+      <w:r>
+        <w:rPr>
+          <w:rFonts w:cs="Arial"/>
+          <w:rtl/>
+        </w:rPr>
+        <w:t xml:space="preserve"> با خ</w:t>
+      </w:r>
+      <w:r>
+        <w:rPr>
+          <w:rFonts w:cs="Arial" w:hint="cs"/>
+          <w:rtl/>
+        </w:rPr>
+        <w:t>ی</w:t>
+      </w:r>
+      <w:r>
+        <w:rPr>
+          <w:rFonts w:cs="Arial" w:hint="eastAsia"/>
+          <w:rtl/>
+        </w:rPr>
+        <w:t>ال</w:t>
+      </w:r>
+      <w:r>
+        <w:rPr>
+          <w:rFonts w:cs="Arial"/>
+          <w:rtl/>
+        </w:rPr>
+        <w:t xml:space="preserve"> راحت همون تست (بستن و باز کردن مجدد کروم و زدن `</w:t>
+      </w:r>
+      <w:r>
+        <w:t>Ctrl+H</w:t>
+      </w:r>
+      <w:r>
+        <w:rPr>
+          <w:rFonts w:cs="Arial"/>
+          <w:rtl/>
+        </w:rPr>
+        <w:t>`) رو انجام بد</w:t>
+      </w:r>
+      <w:r>
+        <w:rPr>
+          <w:rFonts w:cs="Arial" w:hint="cs"/>
+          <w:rtl/>
+        </w:rPr>
+        <w:t>ی</w:t>
+      </w:r>
+      <w:r>
+        <w:rPr>
+          <w:rFonts w:cs="Arial" w:hint="eastAsia"/>
+          <w:rtl/>
+        </w:rPr>
+        <w:t>د</w:t>
+      </w:r>
+      <w:r>
+        <w:rPr>
+          <w:rFonts w:cs="Arial"/>
+          <w:rtl/>
+        </w:rPr>
+        <w:t xml:space="preserve"> تا خودتون هم پاک شدن تار</w:t>
+      </w:r>
+      <w:r>
+        <w:rPr>
+          <w:rFonts w:cs="Arial" w:hint="cs"/>
+          <w:rtl/>
+        </w:rPr>
+        <w:t>ی</w:t>
+      </w:r>
+      <w:r>
+        <w:rPr>
+          <w:rFonts w:cs="Arial" w:hint="eastAsia"/>
+          <w:rtl/>
+        </w:rPr>
+        <w:t>خچه</w:t>
+      </w:r>
+      <w:r>
+        <w:rPr>
+          <w:rFonts w:cs="Arial"/>
+          <w:rtl/>
+        </w:rPr>
+        <w:t xml:space="preserve"> رو به چشم بب</w:t>
+      </w:r>
+      <w:r>
+        <w:rPr>
+          <w:rFonts w:cs="Arial" w:hint="cs"/>
+          <w:rtl/>
+        </w:rPr>
+        <w:t>ی</w:t>
+      </w:r>
+      <w:r>
+        <w:rPr>
+          <w:rFonts w:cs="Arial" w:hint="eastAsia"/>
+          <w:rtl/>
+        </w:rPr>
+        <w:t>ن</w:t>
+      </w:r>
+      <w:r>
+        <w:rPr>
+          <w:rFonts w:cs="Arial" w:hint="cs"/>
+          <w:rtl/>
+        </w:rPr>
+        <w:t>ی</w:t>
+      </w:r>
+      <w:r>
+        <w:rPr>
+          <w:rFonts w:cs="Arial" w:hint="eastAsia"/>
+          <w:rtl/>
+        </w:rPr>
+        <w:t>د</w:t>
+      </w:r>
+      <w:r>
+        <w:rPr>
+          <w:rFonts w:cs="Arial"/>
+          <w:rtl/>
+        </w:rPr>
+        <w:t>.</w:t>
+      </w:r>
+    </w:p>
+    <w:p>
+      <w:pPr>
+        <w:tabs>
+          <w:tab w:val="left" w:pos="3646"/>
+          <w:tab w:val="left" w:pos="6180"/>
+        </w:tabs>
+        <w:bidi/>
+        <w:rPr>
+          <w:rtl/>
+        </w:rPr>
+      </w:pPr>
+      <w:r>
+        <w:rPr>
+          <w:rFonts w:hint="cs"/>
+          <w:rtl/>
+        </w:rPr>
+        <w:t>99999999999999999999999999</w:t>
+      </w:r>
+    </w:p>
+    <w:p>
+      <w:pPr>
+        <w:tabs>
+          <w:tab w:val="left" w:pos="3646"/>
+          <w:tab w:val="left" w:pos="6180"/>
+        </w:tabs>
+        <w:bidi/>
+        <w:rPr>
+          <w:rtl/>
+        </w:rPr>
+      </w:pPr>
+      <w:r>
+        <w:rPr>
+          <w:rtl/>
+        </w:rPr>
+        <w:t>در این صفحه تصویر اول</w:t>
+      </w:r>
+      <w:r>
+        <w:br/>
+      </w:r>
+      <w:r>
+        <w:rPr>
+          <w:rtl/>
+        </w:rPr>
+        <w:t>می خوام که وقتی با کلیدهای</w:t>
+      </w:r>
+      <w:r>
+        <w:br/>
+      </w:r>
+      <w:r>
+        <w:rPr>
+          <w:rtl/>
+        </w:rPr>
+        <w:t>کنترل + چپ کلیک موس</w:t>
+      </w:r>
+      <w:r>
+        <w:br/>
+      </w:r>
+      <w:r>
+        <w:rPr>
+          <w:rtl/>
+        </w:rPr>
+        <w:t>روی عنوان هر ستون در دیتاگرید اطلاعات دفتر کل بانک کلیک کردم ، در روی همون عنوان ستون در دیتاگرید ، یک تکست باکس نمایش داده بشه که کاربر بتونه در اونها تایپ کنه و با این تایپ جستجوی لحظه ای در دیتاگرید انجام بشه و وقتی روی عنوان یک ستون دیگه کلیدهای</w:t>
+      </w:r>
+      <w:r>
+        <w:br/>
+      </w:r>
+      <w:r>
+        <w:rPr>
+          <w:rtl/>
+        </w:rPr>
+        <w:t>کنترل + چپ کلیک موس</w:t>
+      </w:r>
+      <w:r>
+        <w:br/>
+      </w:r>
+      <w:r>
+        <w:rPr>
+          <w:rtl/>
+        </w:rPr>
+        <w:t xml:space="preserve">کلیک شد ، با حفظ تکست باکس جستجو در ستونهای قبلی ، روی عنوان این ستون هم تکست باکس نمایش داده بشه و با تایپ درون </w:t>
+      </w:r>
+      <w:r>
+        <w:rPr>
+          <w:rtl/>
+        </w:rPr>
+        <w:lastRenderedPageBreak/>
+        <w:t>اون عملیات جستجو بصورت ترکیبی و لحظه ای انجام بشه و بعد می خوام که با زدن کلیدهای ترکیبی</w:t>
+      </w:r>
+      <w:r>
+        <w:br/>
+      </w:r>
+      <w:r>
+        <w:rPr>
+          <w:rtl/>
+        </w:rPr>
+        <w:t>کنترب</w:t>
+      </w:r>
+      <w:r>
+        <w:t xml:space="preserve"> + Esc</w:t>
+      </w:r>
+      <w:r>
+        <w:br/>
+      </w:r>
+      <w:r>
+        <w:rPr>
+          <w:rtl/>
+        </w:rPr>
+        <w:t>تمام تکست باکس ها پاک بشن و بعد ناپدید بشن</w:t>
+      </w:r>
+      <w:r>
+        <w:br/>
+      </w:r>
+      <w:r>
+        <w:rPr>
+          <w:rtl/>
+        </w:rPr>
+        <w:t>و همین کار می خوام که در دیتاگرید اطلاعات صورت حساب بانک هم انجام بشه</w:t>
+      </w:r>
+      <w:r>
+        <w:br/>
+      </w:r>
+      <w:r>
+        <w:rPr>
+          <w:rtl/>
+        </w:rPr>
+        <w:t>تاکید می کنم برای اینکه فضای اضافی اشغال</w:t>
+      </w:r>
+    </w:p>
+    <w:p>
+      <w:pPr>
+        <w:tabs>
+          <w:tab w:val="left" w:pos="3646"/>
+          <w:tab w:val="left" w:pos="6180"/>
+        </w:tabs>
+        <w:bidi/>
+        <w:rPr>
+          <w:rtl/>
+        </w:rPr>
+      </w:pPr>
+      <w:r>
+        <w:rPr>
+          <w:rFonts w:hint="cs"/>
+          <w:rtl/>
+        </w:rPr>
+        <w:t>999999999999999999999999999</w:t>
+      </w:r>
+    </w:p>
+    <w:p>
+      <w:pPr>
+        <w:tabs>
+          <w:tab w:val="left" w:pos="3646"/>
+          <w:tab w:val="left" w:pos="6180"/>
+        </w:tabs>
+        <w:bidi/>
+        <w:rPr>
+          <w:rtl/>
+        </w:rPr>
+      </w:pPr>
+      <w:r>
+        <w:rPr>
+          <w:rFonts w:hint="cs"/>
+          <w:rtl/>
+        </w:rPr>
+        <w:t>نوار وضعیت پیشرفت کار</w:t>
+      </w:r>
+    </w:p>
+    <w:p>
+      <w:pPr>
+        <w:tabs>
+          <w:tab w:val="left" w:pos="3646"/>
+          <w:tab w:val="left" w:pos="6180"/>
+        </w:tabs>
+        <w:bidi/>
+        <w:rPr>
+          <w:rtl/>
+        </w:rPr>
+      </w:pPr>
+      <w:r>
+        <w:rPr>
+          <w:noProof/>
+        </w:rPr>
+        <w:drawing>
+          <wp:inline distT="0" distB="0" distL="0" distR="0" wp14:anchorId="651DDCDC" wp14:editId="5B5B7519">
+            <wp:extent cx="5943600" cy="3341370"/>
+            <wp:effectExtent l="0" t="0" r="0" b="0"/>
+            <wp:docPr id="11" name="Picture 11"/>
+            <wp:cNvGraphicFramePr>
+              <a:graphicFrameLocks xmlns:a="http://schemas.openxmlformats.org/drawingml/2006/main" noChangeAspect="1"/>
+            </wp:cNvGraphicFramePr>
+            <a:graphic xmlns:a="http://schemas.openxmlformats.org/drawingml/2006/main">
+              <a:graphicData uri="http://schemas.openxmlformats.org/drawingml/2006/picture">
+                <pic:pic xmlns:pic="http://schemas.openxmlformats.org/drawingml/2006/picture">
+                  <pic:nvPicPr>
+                    <pic:cNvPr id="1" name=""/>
+                    <pic:cNvPicPr/>
+                  </pic:nvPicPr>
+                  <pic:blipFill>
+                    <a:blip r:embed="rId17"/>
+                    <a:stretch>
+                      <a:fillRect/>
+                    </a:stretch>
+                  </pic:blipFill>
+                  <pic:spPr>
+                    <a:xfrm>
+                      <a:off x="0" y="0"/>
+                      <a:ext cx="5943600" cy="3341370"/>
+                    </a:xfrm>
+                    <a:prstGeom prst="rect">
+                      <a:avLst/>
+                    </a:prstGeom>
+                  </pic:spPr>
+                </pic:pic>
+              </a:graphicData>
+            </a:graphic>
+          </wp:inline>
+        </w:drawing>
+      </w:r>
+    </w:p>
+    <w:p>
+      <w:pPr>
+        <w:tabs>
+          <w:tab w:val="left" w:pos="3646"/>
+          <w:tab w:val="left" w:pos="6180"/>
+        </w:tabs>
+        <w:bidi/>
+        <w:rPr>
+          <w:rtl/>
+        </w:rPr>
+      </w:pPr>
+    </w:p>
+    <w:p>
+      <w:pPr>
+        <w:tabs>
+          <w:tab w:val="left" w:pos="3646"/>
+          <w:tab w:val="left" w:pos="6180"/>
+        </w:tabs>
+        <w:bidi/>
+        <w:rPr>
+          <w:rtl/>
+        </w:rPr>
+      </w:pPr>
+    </w:p>
+    <w:p>
+      <w:pPr>
+        <w:tabs>
+          <w:tab w:val="left" w:pos="3646"/>
+          <w:tab w:val="left" w:pos="6180"/>
+        </w:tabs>
+        <w:bidi/>
+        <w:rPr>
+          <w:rtl/>
+        </w:rPr>
+      </w:pPr>
+      <w:r>
+        <w:rPr>
+          <w:rFonts w:hint="cs"/>
+          <w:rtl/>
+        </w:rPr>
+        <w:t>999999999999999</w:t>
+      </w:r>
+    </w:p>
+    <w:p>
+      <w:pPr>
+        <w:tabs>
+          <w:tab w:val="left" w:pos="3646"/>
+          <w:tab w:val="left" w:pos="6180"/>
+        </w:tabs>
+        <w:bidi/>
+        <w:rPr>
+          <w:rtl/>
+        </w:rPr>
+      </w:pPr>
+    </w:p>
+    <w:p>
+      <w:pPr>
+        <w:tabs>
+          <w:tab w:val="left" w:pos="3646"/>
+          <w:tab w:val="left" w:pos="6180"/>
+        </w:tabs>
+        <w:rPr>
+          <w:rtl/>
         </w:rPr>
       </w:pPr>
       <w:bookmarkStart w:id="0" w:name="_GoBack"/>
       <w:bookmarkEnd w:id="0"/>
+    </w:p>
+    <w:p>
+      <w:pPr>
+        <w:tabs>
+          <w:tab w:val="left" w:pos="3646"/>
+          <w:tab w:val="left" w:pos="6180"/>
+        </w:tabs>
+        <w:rPr>
+          <w:rtl/>
+        </w:rPr>
+      </w:pPr>
     </w:p>
     <w:sectPr>
       <w:pgSz w:w="12240" w:h="15840"/>
@@ -1979,6 +7588,17 @@
     <w:uiPriority w:val="99"/>
     <w:rsid w:val="00910865"/>
   </w:style>
+  <w:style w:type="character" w:styleId="Hyperlink">
+    <w:name w:val="Hyperlink"/>
+    <w:basedOn w:val="DefaultParagraphFont"/>
+    <w:uiPriority w:val="99"/>
+    <w:unhideWhenUsed/>
+    <w:rsid w:val="00090FFC"/>
+    <w:rPr>
+      <w:color w:val="0563C1" w:themeColor="hyperlink"/>
+      <w:u w:val="single"/>
+    </w:rPr>
+  </w:style>
 </w:styles>
 </file>
 
